--- a/eni/Formblatt_Exposé_DA.docx
+++ b/eni/Formblatt_Exposé_DA.docx
@@ -1,11 +1,11 @@
 
 <file path=word/document.xml><?xml version="1.0" encoding="utf-8"?>
-<w:document xmlns:wpc="http://schemas.microsoft.com/office/word/2010/wordprocessingCanvas" xmlns:cx="http://schemas.microsoft.com/office/drawing/2014/chartex" xmlns:cx1="http://schemas.microsoft.com/office/drawing/2015/9/8/chartex" xmlns:cx2="http://schemas.microsoft.com/office/drawing/2015/10/21/chartex" xmlns:cx3="http://schemas.microsoft.com/office/drawing/2016/5/9/chartex" xmlns:cx4="http://schemas.microsoft.com/office/drawing/2016/5/10/chartex" xmlns:cx5="http://schemas.microsoft.com/office/drawing/2016/5/11/chartex" xmlns:cx6="http://schemas.microsoft.com/office/drawing/2016/5/12/chartex" xmlns:cx7="http://schemas.microsoft.com/office/drawing/2016/5/13/chartex" xmlns:cx8="http://schemas.microsoft.com/office/drawing/2016/5/14/chartex" xmlns:mc="http://schemas.openxmlformats.org/markup-compatibility/2006" xmlns:aink="http://schemas.microsoft.com/office/drawing/2016/ink" xmlns:am3d="http://schemas.microsoft.com/office/drawing/2017/model3d" xmlns:o="urn:schemas-microsoft-com:office:office" xmlns:oel="http://schemas.microsoft.com/office/2019/extlst" xmlns:r="http://schemas.openxmlformats.org/officeDocument/2006/relationships" xmlns:m="http://schemas.openxmlformats.org/officeDocument/2006/math" xmlns:v="urn:schemas-microsoft-com:vml" xmlns:wp14="http://schemas.microsoft.com/office/word/2010/wordprocessingDrawing" xmlns:wp="http://schemas.openxmlformats.org/drawingml/2006/wordprocessingDrawing" xmlns:w10="urn:schemas-microsoft-com:office:word" xmlns:w="http://schemas.openxmlformats.org/wordprocessingml/2006/main" xmlns:w14="http://schemas.microsoft.com/office/word/2010/wordml" xmlns:w15="http://schemas.microsoft.com/office/word/2012/wordml" xmlns:w16cex="http://schemas.microsoft.com/office/word/2018/wordml/cex" xmlns:w16cid="http://schemas.microsoft.com/office/word/2016/wordml/cid" xmlns:w16="http://schemas.microsoft.com/office/word/2018/wordml" xmlns:w16du="http://schemas.microsoft.com/office/word/2023/wordml/word16du" xmlns:w16sdtdh="http://schemas.microsoft.com/office/word/2020/wordml/sdtdatahash" xmlns:w16sdtfl="http://schemas.microsoft.com/office/word/2024/wordml/sdtformatlock" xmlns:w16se="http://schemas.microsoft.com/office/word/2015/wordml/symex" xmlns:wpg="http://schemas.microsoft.com/office/word/2010/wordprocessingGroup" xmlns:wpi="http://schemas.microsoft.com/office/word/2010/wordprocessingInk" xmlns:wne="http://schemas.microsoft.com/office/word/2006/wordml" xmlns:wps="http://schemas.microsoft.com/office/word/2010/wordprocessingShape" mc:Ignorable="w14 w15 w16se w16cid w16 w16cex w16sdtdh w16sdtfl w16du wp14">
+<w:document xmlns:o="urn:schemas-microsoft-com:office:office" xmlns:r="http://schemas.openxmlformats.org/officeDocument/2006/relationships" xmlns:v="urn:schemas-microsoft-com:vml" xmlns:w="http://schemas.openxmlformats.org/wordprocessingml/2006/main" xmlns:w10="urn:schemas-microsoft-com:office:word" xmlns:wp="http://schemas.openxmlformats.org/drawingml/2006/wordprocessingDrawing" xmlns:pic="http://schemas.openxmlformats.org/drawingml/2006/picture" xmlns:wps="http://schemas.microsoft.com/office/word/2010/wordprocessingShape" xmlns:wpg="http://schemas.microsoft.com/office/word/2010/wordprocessingGroup" xmlns:mc="http://schemas.openxmlformats.org/markup-compatibility/2006" xmlns:wp14="http://schemas.microsoft.com/office/word/2010/wordprocessingDrawing" xmlns:w14="http://schemas.microsoft.com/office/word/2010/wordml" xmlns:w15="http://schemas.microsoft.com/office/word/2012/wordml" mc:Ignorable="w14 wp14 w15">
   <w:body>
     <w:p>
       <w:pPr>
         <w:pStyle w:val="Header"/>
-        <w:spacing w:line="200" w:lineRule="atLeast"/>
+        <w:spacing w:lineRule="atLeast" w:line="200"/>
         <w:jc w:val="center"/>
         <w:rPr>
           <w:rFonts w:cs="Arial"/>
@@ -25,18 +25,7 @@
           <w:sz w:val="28"/>
           <w:szCs w:val="28"/>
         </w:rPr>
-        <w:t>Exposé</w:t>
-      </w:r>
-      <w:r>
-        <w:rPr>
-          <w:rFonts w:cs="Arial"/>
-          <w:b/>
-          <w:bCs/>
-          <w:color w:val="8EBAE5"/>
-          <w:sz w:val="28"/>
-          <w:szCs w:val="28"/>
-        </w:rPr>
-        <w:t xml:space="preserve"> zur Diplomarbeit</w:t>
+        <w:t>Exposé zur Diplomarbeit</w:t>
       </w:r>
     </w:p>
     <w:p>
@@ -46,13 +35,14 @@
           <w:ilvl w:val="0"/>
           <w:numId w:val="0"/>
         </w:numPr>
-        <w:rPr>
-          <w:i w:val="0"/>
-        </w:rPr>
-      </w:pPr>
-      <w:r>
-        <w:rPr>
-          <w:i w:val="0"/>
+        <w:ind w:hanging="0" w:start="0"/>
+        <w:rPr>
+          <w:i w:val="false"/>
+        </w:rPr>
+      </w:pPr>
+      <w:r>
+        <w:rPr>
+          <w:i w:val="false"/>
           <w:szCs w:val="24"/>
         </w:rPr>
         <w:t>Informationen zur Verfasserin bzw. zum Verfasser</w:t>
@@ -60,6 +50,7 @@
     </w:p>
     <w:p>
       <w:pPr>
+        <w:pStyle w:val="Normal"/>
         <w:numPr>
           <w:ilvl w:val="0"/>
           <w:numId w:val="1"/>
@@ -74,53 +65,13 @@
           <w:rFonts w:cs="Arial"/>
           <w:szCs w:val="22"/>
         </w:rPr>
-        <w:t>Vorname</w:t>
-      </w:r>
-      <w:r>
-        <w:rPr>
-          <w:rFonts w:cs="Arial"/>
-          <w:szCs w:val="22"/>
-        </w:rPr>
-        <w:t>n</w:t>
-      </w:r>
-      <w:r>
-        <w:rPr>
-          <w:rFonts w:cs="Arial"/>
-          <w:szCs w:val="22"/>
-        </w:rPr>
-        <w:t>, Nachname</w:t>
-      </w:r>
-      <w:r>
-        <w:rPr>
-          <w:rFonts w:cs="Arial"/>
-          <w:szCs w:val="22"/>
-        </w:rPr>
-        <w:t>n</w:t>
-      </w:r>
-      <w:r>
-        <w:rPr>
-          <w:rFonts w:cs="Arial"/>
-          <w:szCs w:val="22"/>
-        </w:rPr>
-        <w:t>:</w:t>
-      </w:r>
-      <w:r>
-        <w:rPr>
-          <w:rFonts w:cs="Arial"/>
-          <w:szCs w:val="22"/>
-        </w:rPr>
-        <w:t xml:space="preserve"> Samuel Fronthaler, Maximilian Glatz</w:t>
-      </w:r>
-      <w:r>
-        <w:rPr>
-          <w:rFonts w:cs="Arial"/>
-          <w:szCs w:val="22"/>
-        </w:rPr>
+        <w:t>Vornamen, Nachnamen: Samuel Fronthaler, Maximilian Glatz</w:t>
         <w:tab/>
       </w:r>
     </w:p>
     <w:p>
       <w:pPr>
+        <w:pStyle w:val="Normal"/>
         <w:numPr>
           <w:ilvl w:val="0"/>
           <w:numId w:val="1"/>
@@ -135,61 +86,30 @@
           <w:rFonts w:cs="Arial"/>
           <w:szCs w:val="22"/>
         </w:rPr>
-        <w:t>Abteilung</w:t>
-      </w:r>
-      <w:r>
-        <w:rPr>
-          <w:rFonts w:cs="Arial"/>
-          <w:szCs w:val="22"/>
-        </w:rPr>
-        <w:t>: Elektronik</w:t>
-      </w:r>
-    </w:p>
-    <w:p>
-      <w:pPr>
-        <w:rPr>
-          <w:rFonts w:cs="Arial"/>
-          <w:szCs w:val="22"/>
-        </w:rPr>
-      </w:pPr>
-      <w:r>
-        <w:rPr>
-          <w:rFonts w:cs="Arial"/>
-          <w:szCs w:val="22"/>
-        </w:rPr>
-        <w:t>Jahrgang/Klasse</w:t>
-      </w:r>
-      <w:r>
-        <w:rPr>
-          <w:rFonts w:cs="Arial"/>
-          <w:szCs w:val="22"/>
-        </w:rPr>
-        <w:t>:</w:t>
-      </w:r>
-      <w:r>
-        <w:rPr>
-          <w:rFonts w:cs="Arial"/>
-          <w:szCs w:val="22"/>
-        </w:rPr>
-        <w:t xml:space="preserve"> 4AHEL</w:t>
-      </w:r>
-      <w:r>
-        <w:rPr>
-          <w:rFonts w:cs="Arial"/>
-          <w:szCs w:val="22"/>
-        </w:rPr>
+        <w:t>Abteilung: Elektronik</w:t>
+      </w:r>
+    </w:p>
+    <w:p>
+      <w:pPr>
+        <w:pStyle w:val="Normal"/>
+        <w:rPr>
+          <w:rFonts w:cs="Arial"/>
+          <w:szCs w:val="22"/>
+        </w:rPr>
+      </w:pPr>
+      <w:r>
+        <w:rPr>
+          <w:rFonts w:cs="Arial"/>
+          <w:szCs w:val="22"/>
+        </w:rPr>
+        <w:t>Jahrgang/Klasse: 4AHEL</w:t>
         <w:tab/>
-      </w:r>
-      <w:r>
-        <w:rPr>
-          <w:rFonts w:cs="Arial"/>
-          <w:szCs w:val="22"/>
-        </w:rPr>
         <w:tab/>
       </w:r>
     </w:p>
     <w:p>
       <w:pPr>
+        <w:pStyle w:val="Normal"/>
         <w:numPr>
           <w:ilvl w:val="0"/>
           <w:numId w:val="1"/>
@@ -204,30 +124,9 @@
           <w:rFonts w:cs="Arial"/>
           <w:szCs w:val="22"/>
         </w:rPr>
-        <w:t>E-Mail-Adresse</w:t>
-      </w:r>
-      <w:r>
-        <w:rPr>
-          <w:rFonts w:cs="Arial"/>
-          <w:szCs w:val="22"/>
-        </w:rPr>
-        <w:t>n</w:t>
-      </w:r>
-      <w:r>
-        <w:rPr>
-          <w:rFonts w:cs="Arial"/>
-          <w:szCs w:val="22"/>
-        </w:rPr>
-        <w:t>:</w:t>
-      </w:r>
-      <w:r>
-        <w:rPr>
-          <w:rFonts w:cs="Arial"/>
-          <w:szCs w:val="22"/>
-        </w:rPr>
-        <w:t xml:space="preserve"> </w:t>
-      </w:r>
-      <w:hyperlink r:id="rId7" w:history="1">
+        <w:t xml:space="preserve">E-Mail-Adressen: </w:t>
+      </w:r>
+      <w:hyperlink r:id="rId2">
         <w:r>
           <w:rPr>
             <w:rStyle w:val="Hyperlink"/>
@@ -244,7 +143,7 @@
         </w:rPr>
         <w:t xml:space="preserve"> , </w:t>
       </w:r>
-      <w:hyperlink r:id="rId8" w:history="1">
+      <w:hyperlink r:id="rId3">
         <w:r>
           <w:rPr>
             <w:rStyle w:val="Hyperlink"/>
@@ -262,57 +161,71 @@
         <w:t xml:space="preserve"> </w:t>
       </w:r>
     </w:p>
-    <w:p/>
+    <w:p>
+      <w:pPr>
+        <w:pStyle w:val="Normal"/>
+        <w:rPr/>
+      </w:pPr>
+      <w:r>
+        <w:rPr/>
+      </w:r>
+    </w:p>
     <w:p>
       <w:pPr>
         <w:pStyle w:val="Heading2"/>
         <w:numPr>
           <w:ilvl w:val="0"/>
-          <w:numId w:val="6"/>
+          <w:numId w:val="5"/>
         </w:numPr>
         <w:rPr>
-          <w:i w:val="0"/>
+          <w:i w:val="false"/>
           <w:szCs w:val="24"/>
         </w:rPr>
       </w:pPr>
       <w:r>
         <w:rPr>
-          <w:i w:val="0"/>
+          <w:i w:val="false"/>
           <w:szCs w:val="24"/>
         </w:rPr>
-        <w:t>Name</w:t>
-      </w:r>
-      <w:r>
-        <w:rPr>
-          <w:i w:val="0"/>
-          <w:szCs w:val="24"/>
-        </w:rPr>
-        <w:t>(n)</w:t>
-      </w:r>
-      <w:r>
-        <w:rPr>
-          <w:i w:val="0"/>
-          <w:szCs w:val="24"/>
-        </w:rPr>
-        <w:t xml:space="preserve"> der Betreuerin/des Betreuers</w:t>
-      </w:r>
-    </w:p>
-    <w:p/>
-    <w:p>
-      <w:r>
-        <w:t>Patrick Korber</w:t>
-      </w:r>
-      <w:r>
-        <w:t xml:space="preserve"> (Haupt)</w:t>
-      </w:r>
-    </w:p>
-    <w:p>
-      <w:r>
-        <w:t>Kavin Schiechtl</w:t>
-      </w:r>
-    </w:p>
-    <w:p>
-      <w:r>
+        <w:t>Name(n) der Betreuerin/des Betreuers</w:t>
+      </w:r>
+    </w:p>
+    <w:p>
+      <w:pPr>
+        <w:pStyle w:val="Normal"/>
+        <w:rPr/>
+      </w:pPr>
+      <w:r>
+        <w:rPr/>
+      </w:r>
+    </w:p>
+    <w:p>
+      <w:pPr>
+        <w:pStyle w:val="Normal"/>
+        <w:rPr/>
+      </w:pPr>
+      <w:r>
+        <w:rPr/>
+        <w:t>Patrick Korber (Haupt)</w:t>
+      </w:r>
+    </w:p>
+    <w:p>
+      <w:pPr>
+        <w:pStyle w:val="Normal"/>
+        <w:rPr/>
+      </w:pPr>
+      <w:r>
+        <w:rPr/>
+        <w:t>Florian Stichlberger</w:t>
+      </w:r>
+    </w:p>
+    <w:p>
+      <w:pPr>
+        <w:pStyle w:val="Normal"/>
+        <w:rPr/>
+      </w:pPr>
+      <w:r>
+        <w:rPr/>
         <w:t>Okan Kansiz</w:t>
       </w:r>
     </w:p>
@@ -321,16 +234,16 @@
         <w:pStyle w:val="Heading2"/>
         <w:numPr>
           <w:ilvl w:val="0"/>
-          <w:numId w:val="6"/>
+          <w:numId w:val="5"/>
         </w:numPr>
         <w:rPr>
-          <w:i w:val="0"/>
+          <w:i w:val="false"/>
           <w:szCs w:val="24"/>
         </w:rPr>
       </w:pPr>
       <w:r>
         <w:rPr>
-          <w:i w:val="0"/>
+          <w:i w:val="false"/>
           <w:szCs w:val="24"/>
         </w:rPr>
         <w:t>Arbeitstitel</w:t>
@@ -338,7 +251,8 @@
     </w:p>
     <w:p>
       <w:pPr>
-        <w:spacing w:before="240"/>
+        <w:pStyle w:val="Normal"/>
+        <w:spacing w:before="240" w:after="0"/>
         <w:rPr>
           <w:rFonts w:cs="Arial"/>
           <w:i/>
@@ -358,7 +272,8 @@
     </w:p>
     <w:p>
       <w:pPr>
-        <w:spacing w:before="240"/>
+        <w:pStyle w:val="Normal"/>
+        <w:spacing w:before="240" w:after="0"/>
         <w:rPr>
           <w:rFonts w:cs="Arial"/>
           <w:iCs/>
@@ -372,6 +287,14 @@
           <w:szCs w:val="22"/>
         </w:rPr>
         <w:t>Smartbin</w:t>
+      </w:r>
+      <w:r>
+        <w:rPr>
+          <w:rFonts w:cs="Arial"/>
+          <w:iCs/>
+          <w:szCs w:val="22"/>
+        </w:rPr>
+        <w:t>z</w:t>
       </w:r>
     </w:p>
     <w:p>
@@ -379,26 +302,19 @@
         <w:pStyle w:val="Heading2"/>
         <w:numPr>
           <w:ilvl w:val="0"/>
-          <w:numId w:val="6"/>
+          <w:numId w:val="5"/>
         </w:numPr>
         <w:rPr>
-          <w:i w:val="0"/>
+          <w:i w:val="false"/>
           <w:szCs w:val="24"/>
         </w:rPr>
       </w:pPr>
       <w:r>
         <w:rPr>
-          <w:i w:val="0"/>
+          <w:i w:val="false"/>
           <w:szCs w:val="24"/>
         </w:rPr>
-        <w:t xml:space="preserve">Problemstellung </w:t>
-      </w:r>
-      <w:r>
-        <w:rPr>
-          <w:i w:val="0"/>
-          <w:szCs w:val="24"/>
-        </w:rPr>
-        <w:t>und erste inhaltliche Annäherung an das Thema</w:t>
+        <w:t>Problemstellung und erste inhaltliche Annäherung an das Thema</w:t>
       </w:r>
     </w:p>
     <w:p>
@@ -408,18 +324,18 @@
           <w:ilvl w:val="0"/>
           <w:numId w:val="0"/>
         </w:numPr>
-        <w:ind w:left="360"/>
-        <w:rPr>
-          <w:i w:val="0"/>
-          <w:iCs w:val="0"/>
+        <w:ind w:hanging="0" w:start="360"/>
+        <w:rPr>
+          <w:i w:val="false"/>
+          <w:iCs w:val="false"/>
           <w:color w:val="A6A6A6"/>
           <w:szCs w:val="24"/>
         </w:rPr>
       </w:pPr>
       <w:r>
         <w:rPr>
-          <w:i w:val="0"/>
-          <w:iCs w:val="0"/>
+          <w:i w:val="false"/>
+          <w:iCs w:val="false"/>
           <w:color w:val="A6A6A6"/>
           <w:szCs w:val="24"/>
         </w:rPr>
@@ -428,39 +344,22 @@
     </w:p>
     <w:p>
       <w:pPr>
-        <w:rPr>
-          <w:rFonts w:cs="Arial"/>
-          <w:i/>
-          <w:color w:val="818A8F"/>
-          <w:szCs w:val="22"/>
-        </w:rPr>
-      </w:pPr>
-      <w:r>
-        <w:rPr>
-          <w:rFonts w:cs="Arial"/>
-          <w:i/>
-          <w:color w:val="818A8F"/>
-          <w:szCs w:val="22"/>
-        </w:rPr>
-        <w:t xml:space="preserve">Ausgehend von einer ersten, groben Idee </w:t>
-      </w:r>
-      <w:r>
-        <w:rPr>
-          <w:rFonts w:cs="Arial"/>
-          <w:i/>
-          <w:color w:val="818A8F"/>
-          <w:szCs w:val="22"/>
-        </w:rPr>
-        <w:t xml:space="preserve">aus Ihrem Clustering </w:t>
-      </w:r>
-      <w:r>
-        <w:rPr>
-          <w:rFonts w:cs="Arial"/>
-          <w:i/>
-          <w:color w:val="818A8F"/>
-          <w:szCs w:val="22"/>
-        </w:rPr>
-        <w:t xml:space="preserve">versuchen Sie einen, für Sie interessanten Themenbereich zu finden, der </w:t>
+        <w:pStyle w:val="Normal"/>
+        <w:rPr>
+          <w:rFonts w:cs="Arial"/>
+          <w:i/>
+          <w:color w:val="818A8F"/>
+          <w:szCs w:val="22"/>
+        </w:rPr>
+      </w:pPr>
+      <w:r>
+        <w:rPr>
+          <w:rFonts w:cs="Arial"/>
+          <w:i/>
+          <w:color w:val="818A8F"/>
+          <w:szCs w:val="22"/>
+        </w:rPr>
+        <w:t xml:space="preserve">Ausgehend von einer ersten, groben Idee aus Ihrem Clustering versuchen Sie einen, für Sie interessanten Themenbereich zu finden, der </w:t>
       </w:r>
       <w:r>
         <w:rPr>
@@ -470,7 +369,16 @@
           <w:color w:val="818A8F"/>
           <w:szCs w:val="22"/>
         </w:rPr>
-        <w:t xml:space="preserve">für die </w:t>
+        <w:t>für die Disziplin Relevanz</w:t>
+      </w:r>
+      <w:r>
+        <w:rPr>
+          <w:rFonts w:cs="Arial"/>
+          <w:i/>
+          <w:color w:val="818A8F"/>
+          <w:szCs w:val="22"/>
+        </w:rPr>
+        <w:t xml:space="preserve"> hat und sich im </w:t>
       </w:r>
       <w:r>
         <w:rPr>
@@ -480,35 +388,6 @@
           <w:color w:val="818A8F"/>
           <w:szCs w:val="22"/>
         </w:rPr>
-        <w:t>Disziplin</w:t>
-      </w:r>
-      <w:r>
-        <w:rPr>
-          <w:rFonts w:cs="Arial"/>
-          <w:b/>
-          <w:i/>
-          <w:color w:val="818A8F"/>
-          <w:szCs w:val="22"/>
-        </w:rPr>
-        <w:t xml:space="preserve"> Relevanz</w:t>
-      </w:r>
-      <w:r>
-        <w:rPr>
-          <w:rFonts w:cs="Arial"/>
-          <w:i/>
-          <w:color w:val="818A8F"/>
-          <w:szCs w:val="22"/>
-        </w:rPr>
-        <w:t xml:space="preserve"> hat und sich im </w:t>
-      </w:r>
-      <w:r>
-        <w:rPr>
-          <w:rFonts w:cs="Arial"/>
-          <w:b/>
-          <w:i/>
-          <w:color w:val="818A8F"/>
-          <w:szCs w:val="22"/>
-        </w:rPr>
         <w:t>Kontext der Schule</w:t>
       </w:r>
       <w:r>
@@ -523,6 +402,7 @@
     </w:p>
     <w:p>
       <w:pPr>
+        <w:pStyle w:val="Normal"/>
         <w:rPr>
           <w:rFonts w:cs="Arial"/>
           <w:i/>
@@ -542,71 +422,46 @@
     </w:p>
     <w:p>
       <w:pPr>
-        <w:rPr>
-          <w:rFonts w:cs="Arial"/>
-          <w:i/>
-          <w:color w:val="818A8F"/>
-          <w:szCs w:val="22"/>
-        </w:rPr>
-      </w:pPr>
-      <w:r>
-        <w:rPr>
-          <w:rFonts w:cs="Arial"/>
-          <w:i/>
-          <w:color w:val="818A8F"/>
-          <w:szCs w:val="22"/>
-        </w:rPr>
-        <w:t xml:space="preserve">Schildern </w:t>
-      </w:r>
-      <w:r>
-        <w:rPr>
-          <w:rFonts w:cs="Arial"/>
-          <w:i/>
-          <w:color w:val="818A8F"/>
-          <w:szCs w:val="22"/>
-        </w:rPr>
-        <w:t xml:space="preserve">Sie nachvollziehbar Ihren konkreten </w:t>
-      </w:r>
-      <w:r>
-        <w:rPr>
-          <w:rFonts w:cs="Arial"/>
-          <w:i/>
-          <w:color w:val="818A8F"/>
-          <w:szCs w:val="22"/>
-        </w:rPr>
-        <w:t xml:space="preserve">(Praxis-)Kontext, der einen möglichen </w:t>
-      </w:r>
-      <w:r>
-        <w:rPr>
-          <w:rFonts w:cs="Arial"/>
-          <w:i/>
-          <w:color w:val="818A8F"/>
-          <w:szCs w:val="22"/>
-        </w:rPr>
-        <w:t xml:space="preserve">Forschungsbereich </w:t>
-      </w:r>
-      <w:r>
-        <w:rPr>
-          <w:rFonts w:cs="Arial"/>
-          <w:i/>
-          <w:color w:val="818A8F"/>
-          <w:szCs w:val="22"/>
-        </w:rPr>
-        <w:t>darstellen kann.</w:t>
-      </w:r>
-    </w:p>
-    <w:p>
-      <w:pPr>
-        <w:rPr>
-          <w:rFonts w:cs="Arial"/>
-          <w:i/>
-          <w:color w:val="818A8F"/>
-          <w:szCs w:val="22"/>
-        </w:rPr>
-      </w:pPr>
-    </w:p>
-    <w:p>
-      <w:pPr>
+        <w:pStyle w:val="Normal"/>
+        <w:rPr>
+          <w:rFonts w:cs="Arial"/>
+          <w:i/>
+          <w:color w:val="818A8F"/>
+          <w:szCs w:val="22"/>
+        </w:rPr>
+      </w:pPr>
+      <w:r>
+        <w:rPr>
+          <w:rFonts w:cs="Arial"/>
+          <w:i/>
+          <w:color w:val="818A8F"/>
+          <w:szCs w:val="22"/>
+        </w:rPr>
+        <w:t>Schildern Sie nachvollziehbar Ihren konkreten (Praxis-)Kontext, der einen möglichen Forschungsbereich darstellen kann.</w:t>
+      </w:r>
+    </w:p>
+    <w:p>
+      <w:pPr>
+        <w:pStyle w:val="Normal"/>
+        <w:rPr>
+          <w:rFonts w:cs="Arial"/>
+          <w:i/>
+          <w:color w:val="818A8F"/>
+          <w:szCs w:val="22"/>
+        </w:rPr>
+      </w:pPr>
+      <w:r>
+        <w:rPr>
+          <w:rFonts w:cs="Arial"/>
+          <w:i/>
+          <w:color w:val="818A8F"/>
+          <w:szCs w:val="22"/>
+        </w:rPr>
+      </w:r>
+    </w:p>
+    <w:p>
+      <w:pPr>
+        <w:pStyle w:val="Normal"/>
         <w:rPr>
           <w:rFonts w:cs="Arial"/>
           <w:i/>
@@ -626,6 +481,7 @@
     </w:p>
     <w:p>
       <w:pPr>
+        <w:pStyle w:val="Normal"/>
         <w:numPr>
           <w:ilvl w:val="0"/>
           <w:numId w:val="2"/>
@@ -654,21 +510,12 @@
           <w:color w:val="818A8F"/>
           <w:szCs w:val="22"/>
         </w:rPr>
-        <w:t xml:space="preserve">konkretes Problem </w:t>
-      </w:r>
-      <w:r>
-        <w:rPr>
-          <w:rFonts w:cs="Arial"/>
-          <w:b/>
-          <w:i/>
-          <w:color w:val="818A8F"/>
-          <w:szCs w:val="22"/>
-        </w:rPr>
-        <w:t>und stellen den Kontext in der Praxis dar.</w:t>
-      </w:r>
-    </w:p>
-    <w:p>
-      <w:pPr>
+        <w:t>konkretes Problem und stellen den Kontext in der Praxis dar.</w:t>
+      </w:r>
+    </w:p>
+    <w:p>
+      <w:pPr>
+        <w:pStyle w:val="Normal"/>
         <w:numPr>
           <w:ilvl w:val="0"/>
           <w:numId w:val="2"/>
@@ -687,45 +534,25 @@
           <w:color w:val="818A8F"/>
           <w:szCs w:val="22"/>
         </w:rPr>
-        <w:t xml:space="preserve">Um welches </w:t>
-      </w:r>
-      <w:r>
-        <w:rPr>
-          <w:rFonts w:cs="Arial"/>
-          <w:i/>
-          <w:color w:val="818A8F"/>
-          <w:szCs w:val="22"/>
-        </w:rPr>
-        <w:t xml:space="preserve">Problem </w:t>
-      </w:r>
-      <w:r>
-        <w:rPr>
-          <w:rFonts w:cs="Arial"/>
-          <w:i/>
-          <w:color w:val="818A8F"/>
-          <w:szCs w:val="22"/>
-        </w:rPr>
-        <w:t>handelt es sich</w:t>
-      </w:r>
-      <w:r>
-        <w:rPr>
-          <w:rFonts w:cs="Arial"/>
-          <w:i/>
-          <w:color w:val="818A8F"/>
-          <w:szCs w:val="22"/>
-        </w:rPr>
-        <w:t>?</w:t>
-      </w:r>
-    </w:p>
-    <w:p>
-      <w:pPr>
-        <w:rPr>
-          <w:rFonts w:cs="Arial"/>
-        </w:rPr>
-      </w:pPr>
-    </w:p>
-    <w:p>
-      <w:pPr>
+        <w:t>Um welches Problem handelt es sich?</w:t>
+      </w:r>
+    </w:p>
+    <w:p>
+      <w:pPr>
+        <w:pStyle w:val="Normal"/>
+        <w:rPr>
+          <w:rFonts w:cs="Arial"/>
+        </w:rPr>
+      </w:pPr>
+      <w:r>
+        <w:rPr>
+          <w:rFonts w:cs="Arial"/>
+        </w:rPr>
+      </w:r>
+    </w:p>
+    <w:p>
+      <w:pPr>
+        <w:pStyle w:val="Normal"/>
         <w:rPr>
           <w:rFonts w:cs="Arial"/>
           <w:i/>
@@ -745,6 +572,7 @@
     </w:p>
     <w:p>
       <w:pPr>
+        <w:pStyle w:val="Normal"/>
         <w:numPr>
           <w:ilvl w:val="0"/>
           <w:numId w:val="2"/>
@@ -763,29 +591,12 @@
           <w:color w:val="818A8F"/>
           <w:szCs w:val="22"/>
         </w:rPr>
-        <w:t>Ist das Thema für d</w:t>
-      </w:r>
-      <w:r>
-        <w:rPr>
-          <w:rFonts w:cs="Arial"/>
-          <w:i/>
-          <w:color w:val="818A8F"/>
-          <w:szCs w:val="22"/>
-        </w:rPr>
-        <w:t>ie Disziplin</w:t>
-      </w:r>
-      <w:r>
-        <w:rPr>
-          <w:rFonts w:cs="Arial"/>
-          <w:i/>
-          <w:color w:val="818A8F"/>
-          <w:szCs w:val="22"/>
-        </w:rPr>
-        <w:t xml:space="preserve"> relevant? </w:t>
-      </w:r>
-    </w:p>
-    <w:p>
-      <w:pPr>
+        <w:t xml:space="preserve">Ist das Thema für die Disziplin relevant? </w:t>
+      </w:r>
+    </w:p>
+    <w:p>
+      <w:pPr>
+        <w:pStyle w:val="Normal"/>
         <w:numPr>
           <w:ilvl w:val="0"/>
           <w:numId w:val="2"/>
@@ -809,6 +620,7 @@
     </w:p>
     <w:p>
       <w:pPr>
+        <w:pStyle w:val="Normal"/>
         <w:numPr>
           <w:ilvl w:val="0"/>
           <w:numId w:val="2"/>
@@ -827,29 +639,12 @@
           <w:color w:val="818A8F"/>
           <w:szCs w:val="22"/>
         </w:rPr>
-        <w:t>Ist die gewählte Problemstellung nicht zu groß (ein Thema muss systematisch bearbeitet werden) oder ni</w:t>
-      </w:r>
-      <w:r>
-        <w:rPr>
-          <w:rFonts w:cs="Arial"/>
-          <w:i/>
-          <w:color w:val="818A8F"/>
-          <w:szCs w:val="22"/>
-        </w:rPr>
-        <w:t>cht zu klein für die Diplomarbeit</w:t>
-      </w:r>
-      <w:r>
-        <w:rPr>
-          <w:rFonts w:cs="Arial"/>
-          <w:i/>
-          <w:color w:val="818A8F"/>
-          <w:szCs w:val="22"/>
-        </w:rPr>
-        <w:t xml:space="preserve">? </w:t>
-      </w:r>
-    </w:p>
-    <w:p>
-      <w:pPr>
+        <w:t xml:space="preserve">Ist die gewählte Problemstellung nicht zu groß (ein Thema muss systematisch bearbeitet werden) oder nicht zu klein für die Diplomarbeit? </w:t>
+      </w:r>
+    </w:p>
+    <w:p>
+      <w:pPr>
+        <w:pStyle w:val="Normal"/>
         <w:numPr>
           <w:ilvl w:val="0"/>
           <w:numId w:val="2"/>
@@ -868,29 +663,12 @@
           <w:color w:val="818A8F"/>
           <w:szCs w:val="22"/>
         </w:rPr>
-        <w:t>S</w:t>
-      </w:r>
-      <w:r>
-        <w:rPr>
-          <w:rFonts w:cs="Arial"/>
-          <w:i/>
-          <w:color w:val="818A8F"/>
-          <w:szCs w:val="22"/>
-        </w:rPr>
-        <w:t xml:space="preserve">ind die Kernthemen der Schulart </w:t>
-      </w:r>
-      <w:r>
-        <w:rPr>
-          <w:rFonts w:cs="Arial"/>
-          <w:i/>
-          <w:color w:val="818A8F"/>
-          <w:szCs w:val="22"/>
-        </w:rPr>
-        <w:t>integriert?</w:t>
-      </w:r>
-    </w:p>
-    <w:p>
-      <w:pPr>
+        <w:t>Sind die Kernthemen der Schulart integriert?</w:t>
+      </w:r>
+    </w:p>
+    <w:p>
+      <w:pPr>
+        <w:pStyle w:val="Normal"/>
         <w:rPr>
           <w:rFonts w:cs="Arial"/>
           <w:iCs/>
@@ -908,44 +686,42 @@
     </w:p>
     <w:p>
       <w:pPr>
-        <w:rPr>
-          <w:rFonts w:cs="Arial"/>
-        </w:rPr>
-      </w:pPr>
+        <w:pStyle w:val="Normal"/>
+        <w:rPr>
+          <w:rFonts w:cs="Arial"/>
+        </w:rPr>
+      </w:pPr>
+      <w:r>
+        <w:rPr>
+          <w:rFonts w:cs="Arial"/>
+        </w:rPr>
+      </w:r>
     </w:p>
     <w:p>
       <w:pPr>
         <w:pStyle w:val="Heading2"/>
         <w:numPr>
           <w:ilvl w:val="0"/>
-          <w:numId w:val="6"/>
+          <w:numId w:val="5"/>
         </w:numPr>
         <w:rPr>
-          <w:i w:val="0"/>
-          <w:iCs w:val="0"/>
+          <w:i w:val="false"/>
+          <w:iCs w:val="false"/>
           <w:szCs w:val="24"/>
         </w:rPr>
       </w:pPr>
       <w:r>
         <w:rPr>
-          <w:i w:val="0"/>
-          <w:iCs w:val="0"/>
+          <w:i w:val="false"/>
+          <w:iCs w:val="false"/>
           <w:szCs w:val="24"/>
         </w:rPr>
-        <w:lastRenderedPageBreak/>
-        <w:t>Forschungsgeleitete Fragestellung</w:t>
-      </w:r>
-      <w:r>
-        <w:rPr>
-          <w:i w:val="0"/>
-          <w:iCs w:val="0"/>
-          <w:szCs w:val="24"/>
-        </w:rPr>
-        <w:t>/Problemstellung</w:t>
-      </w:r>
-    </w:p>
-    <w:p>
-      <w:pPr>
+        <w:t>Forschungsgeleitete Fragestellung/Problemstellung</w:t>
+      </w:r>
+    </w:p>
+    <w:p>
+      <w:pPr>
+        <w:pStyle w:val="Normal"/>
         <w:rPr>
           <w:rFonts w:cs="Arial"/>
           <w:i/>
@@ -980,29 +756,12 @@
           <w:color w:val="818A8F"/>
           <w:szCs w:val="22"/>
         </w:rPr>
-        <w:t xml:space="preserve"> Forschungsfrage</w:t>
-      </w:r>
-      <w:r>
-        <w:rPr>
-          <w:rFonts w:cs="Arial"/>
-          <w:i/>
-          <w:color w:val="818A8F"/>
-          <w:szCs w:val="22"/>
-        </w:rPr>
-        <w:t xml:space="preserve"> bzw. die Problemstellung</w:t>
-      </w:r>
-      <w:r>
-        <w:rPr>
-          <w:rFonts w:cs="Arial"/>
-          <w:i/>
-          <w:color w:val="818A8F"/>
-          <w:szCs w:val="22"/>
-        </w:rPr>
-        <w:t>.</w:t>
-      </w:r>
-    </w:p>
-    <w:p>
-      <w:pPr>
+        <w:t xml:space="preserve"> Forschungsfrage bzw. die Problemstellung.</w:t>
+      </w:r>
+    </w:p>
+    <w:p>
+      <w:pPr>
+        <w:pStyle w:val="Normal"/>
         <w:rPr>
           <w:rFonts w:cs="Arial"/>
           <w:i/>
@@ -1022,6 +781,7 @@
     </w:p>
     <w:p>
       <w:pPr>
+        <w:pStyle w:val="Normal"/>
         <w:numPr>
           <w:ilvl w:val="0"/>
           <w:numId w:val="3"/>
@@ -1045,6 +805,7 @@
     </w:p>
     <w:p>
       <w:pPr>
+        <w:pStyle w:val="Normal"/>
         <w:numPr>
           <w:ilvl w:val="0"/>
           <w:numId w:val="3"/>
@@ -1068,6 +829,7 @@
     </w:p>
     <w:p>
       <w:pPr>
+        <w:pStyle w:val="Normal"/>
         <w:numPr>
           <w:ilvl w:val="0"/>
           <w:numId w:val="3"/>
@@ -1087,20 +849,13 @@
           <w:szCs w:val="22"/>
         </w:rPr>
         <w:t xml:space="preserve">Erlaubt die Frage ein Thema zu erörtern, zu diskutieren und zu argumentieren? </w:t>
-      </w:r>
-      <w:r>
-        <w:rPr>
-          <w:rFonts w:cs="Arial"/>
-          <w:i/>
-          <w:color w:val="818A8F"/>
-          <w:szCs w:val="22"/>
-        </w:rPr>
         <w:br/>
         <w:t>(Vorsicht: Die Fragestellung darf nicht schon eine Antwort vorwegnehmen, Stichwort „Scheinfrage“.)</w:t>
       </w:r>
     </w:p>
     <w:p>
       <w:pPr>
+        <w:pStyle w:val="Normal"/>
         <w:numPr>
           <w:ilvl w:val="0"/>
           <w:numId w:val="3"/>
@@ -1124,6 +879,7 @@
     </w:p>
     <w:p>
       <w:pPr>
+        <w:pStyle w:val="Normal"/>
         <w:numPr>
           <w:ilvl w:val="0"/>
           <w:numId w:val="3"/>
@@ -1147,6 +903,7 @@
     </w:p>
     <w:p>
       <w:pPr>
+        <w:pStyle w:val="Normal"/>
         <w:numPr>
           <w:ilvl w:val="0"/>
           <w:numId w:val="3"/>
@@ -1170,6 +927,7 @@
     </w:p>
     <w:p>
       <w:pPr>
+        <w:pStyle w:val="Normal"/>
         <w:numPr>
           <w:ilvl w:val="0"/>
           <w:numId w:val="3"/>
@@ -1193,6 +951,7 @@
     </w:p>
     <w:p>
       <w:pPr>
+        <w:pStyle w:val="Normal"/>
         <w:rPr>
           <w:rFonts w:cs="Arial"/>
           <w:i/>
@@ -1232,6 +991,7 @@
     </w:p>
     <w:p>
       <w:pPr>
+        <w:pStyle w:val="Normal"/>
         <w:rPr>
           <w:rFonts w:cs="Arial"/>
           <w:i/>
@@ -1271,52 +1031,44 @@
     </w:p>
     <w:p>
       <w:pPr>
+        <w:pStyle w:val="Normal"/>
         <w:rPr>
           <w:rFonts w:cs="Arial"/>
           <w:sz w:val="18"/>
           <w:szCs w:val="18"/>
         </w:rPr>
       </w:pPr>
-    </w:p>
-    <w:p>
-      <w:pPr>
-        <w:rPr>
-          <w:rFonts w:cs="Arial"/>
-          <w:i/>
-          <w:color w:val="818A8F"/>
-          <w:szCs w:val="22"/>
-        </w:rPr>
-      </w:pPr>
-      <w:r>
-        <w:rPr>
-          <w:rFonts w:cs="Arial"/>
-          <w:i/>
-          <w:color w:val="818A8F"/>
-          <w:szCs w:val="22"/>
-        </w:rPr>
-        <w:t xml:space="preserve">Diese kann wiederum in Subfragen </w:t>
-      </w:r>
-      <w:r>
-        <w:rPr>
-          <w:rFonts w:cs="Arial"/>
-          <w:i/>
-          <w:color w:val="818A8F"/>
-          <w:szCs w:val="22"/>
-        </w:rPr>
-        <w:t xml:space="preserve">(den einzelnen Gruppenmitgliedern zuordenbar – als wer beschäftigt sich mit welcher Subfrage?) </w:t>
-      </w:r>
-      <w:r>
-        <w:rPr>
-          <w:rFonts w:cs="Arial"/>
-          <w:i/>
-          <w:color w:val="818A8F"/>
-          <w:szCs w:val="22"/>
-        </w:rPr>
-        <w:t>untergliedert werden, die in Summe dazu beitragen, die Leitfrage zu beantworten.</w:t>
-      </w:r>
-    </w:p>
-    <w:p>
-      <w:pPr>
+      <w:r>
+        <w:rPr>
+          <w:rFonts w:cs="Arial"/>
+          <w:sz w:val="18"/>
+          <w:szCs w:val="18"/>
+        </w:rPr>
+      </w:r>
+    </w:p>
+    <w:p>
+      <w:pPr>
+        <w:pStyle w:val="Normal"/>
+        <w:rPr>
+          <w:rFonts w:cs="Arial"/>
+          <w:i/>
+          <w:color w:val="818A8F"/>
+          <w:szCs w:val="22"/>
+        </w:rPr>
+      </w:pPr>
+      <w:r>
+        <w:rPr>
+          <w:rFonts w:cs="Arial"/>
+          <w:i/>
+          <w:color w:val="818A8F"/>
+          <w:szCs w:val="22"/>
+        </w:rPr>
+        <w:t>Diese kann wiederum in Subfragen (den einzelnen Gruppenmitgliedern zuordenbar – als wer beschäftigt sich mit welcher Subfrage?) untergliedert werden, die in Summe dazu beitragen, die Leitfrage zu beantworten.</w:t>
+      </w:r>
+    </w:p>
+    <w:p>
+      <w:pPr>
+        <w:pStyle w:val="Normal"/>
         <w:rPr>
           <w:rFonts w:cs="Arial"/>
           <w:iCs/>
@@ -1334,6 +1086,7 @@
     </w:p>
     <w:p>
       <w:pPr>
+        <w:pStyle w:val="Normal"/>
         <w:rPr>
           <w:rFonts w:cs="Arial"/>
           <w:iCs/>
@@ -1359,61 +1112,64 @@
         </w:rPr>
         <w:br/>
         <w:t xml:space="preserve">• Wie kann ein geeigneter Datensatz zur Müllerkennung erstellt und optimiert werden? </w:t>
-      </w:r>
-      <w:r>
-        <w:rPr>
-          <w:rFonts w:cs="Arial"/>
-          <w:iCs/>
-          <w:szCs w:val="22"/>
-        </w:rPr>
         <w:br/>
         <w:t xml:space="preserve">• Wie kann die Hardware (Servos, Raspberry Pi, Kamera) effizient umgesetzt und gesteuert werden? </w:t>
-      </w:r>
-      <w:r>
-        <w:rPr>
-          <w:rFonts w:cs="Arial"/>
-          <w:iCs/>
-          <w:szCs w:val="22"/>
-        </w:rPr>
         <w:br/>
         <w:t xml:space="preserve">• Wie genau arbeitet das System und wie kann es durch Feedback verbessert werden? </w:t>
       </w:r>
     </w:p>
     <w:p>
       <w:pPr>
+        <w:pStyle w:val="Normal"/>
         <w:rPr>
           <w:rFonts w:cs="Arial"/>
           <w:iCs/>
           <w:szCs w:val="22"/>
         </w:rPr>
       </w:pPr>
-    </w:p>
-    <w:p>
-      <w:pPr>
-        <w:rPr>
-          <w:rFonts w:cs="Arial"/>
-          <w:i/>
-          <w:color w:val="818A8F"/>
-          <w:szCs w:val="22"/>
-        </w:rPr>
-      </w:pPr>
+      <w:r>
+        <w:rPr>
+          <w:rFonts w:cs="Arial"/>
+          <w:iCs/>
+          <w:szCs w:val="22"/>
+        </w:rPr>
+      </w:r>
+    </w:p>
+    <w:p>
+      <w:pPr>
+        <w:pStyle w:val="Normal"/>
+        <w:rPr>
+          <w:rFonts w:cs="Arial"/>
+          <w:i/>
+          <w:color w:val="818A8F"/>
+          <w:szCs w:val="22"/>
+        </w:rPr>
+      </w:pPr>
+      <w:r>
+        <w:rPr>
+          <w:rFonts w:cs="Arial"/>
+          <w:i/>
+          <w:color w:val="818A8F"/>
+          <w:szCs w:val="22"/>
+        </w:rPr>
+      </w:r>
     </w:p>
     <w:p>
       <w:pPr>
         <w:pStyle w:val="Heading2"/>
         <w:numPr>
           <w:ilvl w:val="0"/>
-          <w:numId w:val="6"/>
+          <w:numId w:val="5"/>
         </w:numPr>
         <w:spacing w:before="0" w:after="0"/>
         <w:rPr>
-          <w:i w:val="0"/>
+          <w:i w:val="false"/>
           <w:szCs w:val="24"/>
         </w:rPr>
       </w:pPr>
       <w:r>
         <w:rPr>
-          <w:i w:val="0"/>
+          <w:i w:val="false"/>
           <w:szCs w:val="24"/>
         </w:rPr>
         <w:t xml:space="preserve">Aktueller Forschungsstand zum Thema </w:t>
@@ -1421,57 +1177,32 @@
     </w:p>
     <w:p>
       <w:pPr>
+        <w:pStyle w:val="Normal"/>
         <w:numPr>
           <w:ilvl w:val="0"/>
           <w:numId w:val="2"/>
         </w:numPr>
-        <w:spacing w:before="240"/>
-        <w:rPr>
-          <w:rFonts w:cs="Arial"/>
-          <w:i/>
-          <w:color w:val="818A8F"/>
-          <w:szCs w:val="22"/>
-        </w:rPr>
-      </w:pPr>
-      <w:r>
-        <w:rPr>
-          <w:rFonts w:cs="Arial"/>
-          <w:i/>
-          <w:color w:val="818A8F"/>
-          <w:szCs w:val="22"/>
-        </w:rPr>
-        <w:t xml:space="preserve">Wie ist der State-of-the-Art zum Thema? </w:t>
-      </w:r>
-      <w:r>
-        <w:rPr>
-          <w:rFonts w:cs="Arial"/>
-          <w:i/>
-          <w:color w:val="818A8F"/>
-          <w:szCs w:val="22"/>
-        </w:rPr>
-        <w:t>Welche Theorien</w:t>
-      </w:r>
-      <w:r>
-        <w:rPr>
-          <w:rFonts w:cs="Arial"/>
-          <w:i/>
-          <w:color w:val="818A8F"/>
-          <w:szCs w:val="22"/>
-        </w:rPr>
-        <w:t>/Ergebnisse</w:t>
-      </w:r>
-      <w:r>
-        <w:rPr>
-          <w:rFonts w:cs="Arial"/>
-          <w:i/>
-          <w:color w:val="818A8F"/>
-          <w:szCs w:val="22"/>
-        </w:rPr>
-        <w:t xml:space="preserve"> gibt es bereits, welche theoretischen Ansätze sind wichtig?</w:t>
-      </w:r>
-    </w:p>
-    <w:p>
-      <w:pPr>
+        <w:spacing w:before="240" w:after="0"/>
+        <w:rPr>
+          <w:rFonts w:cs="Arial"/>
+          <w:i/>
+          <w:color w:val="818A8F"/>
+          <w:szCs w:val="22"/>
+        </w:rPr>
+      </w:pPr>
+      <w:r>
+        <w:rPr>
+          <w:rFonts w:cs="Arial"/>
+          <w:i/>
+          <w:color w:val="818A8F"/>
+          <w:szCs w:val="22"/>
+        </w:rPr>
+        <w:t>Wie ist der State-of-the-Art zum Thema? Welche Theorien/Ergebnisse gibt es bereits, welche theoretischen Ansätze sind wichtig?</w:t>
+      </w:r>
+    </w:p>
+    <w:p>
+      <w:pPr>
+        <w:pStyle w:val="Normal"/>
         <w:numPr>
           <w:ilvl w:val="0"/>
           <w:numId w:val="2"/>
@@ -1500,27 +1231,7 @@
           <w:color w:val="818A8F"/>
           <w:szCs w:val="22"/>
         </w:rPr>
-        <w:t xml:space="preserve">in </w:t>
-      </w:r>
-      <w:r>
-        <w:rPr>
-          <w:rFonts w:cs="Arial"/>
-          <w:b/>
-          <w:i/>
-          <w:color w:val="818A8F"/>
-          <w:szCs w:val="22"/>
-        </w:rPr>
-        <w:t>3</w:t>
-      </w:r>
-      <w:r>
-        <w:rPr>
-          <w:rFonts w:cs="Arial"/>
-          <w:b/>
-          <w:i/>
-          <w:color w:val="818A8F"/>
-          <w:szCs w:val="22"/>
-        </w:rPr>
-        <w:t>. beschriebenen Problem</w:t>
+        <w:t>in 3. beschriebenen Problem</w:t>
       </w:r>
       <w:r>
         <w:rPr>
@@ -1534,6 +1245,7 @@
     </w:p>
     <w:p>
       <w:pPr>
+        <w:pStyle w:val="Normal"/>
         <w:numPr>
           <w:ilvl w:val="0"/>
           <w:numId w:val="2"/>
@@ -1552,29 +1264,12 @@
           <w:color w:val="818A8F"/>
           <w:szCs w:val="22"/>
         </w:rPr>
-        <w:t xml:space="preserve">Auf Basis </w:t>
-      </w:r>
-      <w:r>
-        <w:rPr>
-          <w:rFonts w:cs="Arial"/>
-          <w:i/>
-          <w:color w:val="818A8F"/>
-          <w:szCs w:val="22"/>
-        </w:rPr>
-        <w:t xml:space="preserve">welcher Theorie möchten Sie das beschriebene </w:t>
-      </w:r>
-      <w:r>
-        <w:rPr>
-          <w:rFonts w:cs="Arial"/>
-          <w:i/>
-          <w:color w:val="818A8F"/>
-          <w:szCs w:val="22"/>
-        </w:rPr>
-        <w:t xml:space="preserve">Phänomen untersuchen? </w:t>
-      </w:r>
-    </w:p>
-    <w:p>
-      <w:pPr>
+        <w:t xml:space="preserve">Auf Basis welcher Theorie möchten Sie das beschriebene Phänomen untersuchen? </w:t>
+      </w:r>
+    </w:p>
+    <w:p>
+      <w:pPr>
+        <w:pStyle w:val="Normal"/>
         <w:numPr>
           <w:ilvl w:val="0"/>
           <w:numId w:val="2"/>
@@ -1598,6 +1293,7 @@
     </w:p>
     <w:p>
       <w:pPr>
+        <w:pStyle w:val="Normal"/>
         <w:numPr>
           <w:ilvl w:val="0"/>
           <w:numId w:val="2"/>
@@ -1621,6 +1317,7 @@
     </w:p>
     <w:p>
       <w:pPr>
+        <w:pStyle w:val="Normal"/>
         <w:numPr>
           <w:ilvl w:val="0"/>
           <w:numId w:val="2"/>
@@ -1644,7 +1341,8 @@
     </w:p>
     <w:p>
       <w:pPr>
-        <w:ind w:left="360"/>
+        <w:pStyle w:val="Normal"/>
+        <w:ind w:start="360"/>
         <w:rPr>
           <w:rFonts w:cs="Arial"/>
           <w:iCs/>
@@ -1658,51 +1356,51 @@
           <w:szCs w:val="22"/>
         </w:rPr>
         <w:t>Die automatische Mülltrennung mit KI ist ein aktuelles Thema, bei dem häufig Bildverarbeitung und Modelle wie YOLO eingesetzt werden. Diese können verschiedene Objekte in Echtzeit erkennen und werden bereits in ähnlichen Projekten verwendet. Auch der Einsatz von Raspberry Pi für einfache KI-Anwendungen ist verbreitet, jedoch mit begrenzter Leistung.</w:t>
-      </w:r>
-      <w:r>
-        <w:rPr>
-          <w:rFonts w:cs="Arial"/>
-          <w:iCs/>
-          <w:szCs w:val="22"/>
-        </w:rPr>
         <w:br/>
         <w:t>Unser Projekt baut darauf auf, indem ein eigenes Modell mit selbst erstellten Bildern trainiert wird. Zusätzlich wird ein Feedback-System integriert, um die Genauigkeit zu verbessern und das System praxisnah zu testen.</w:t>
       </w:r>
     </w:p>
     <w:p>
       <w:pPr>
+        <w:pStyle w:val="Normal"/>
         <w:pBdr>
-          <w:bottom w:val="single" w:sz="4" w:space="1" w:color="auto"/>
+          <w:bottom w:val="single" w:sz="4" w:space="1" w:color="000000"/>
         </w:pBdr>
         <w:rPr>
           <w:rFonts w:cs="Arial"/>
           <w:szCs w:val="22"/>
         </w:rPr>
       </w:pPr>
+      <w:r>
+        <w:rPr>
+          <w:rFonts w:cs="Arial"/>
+          <w:szCs w:val="22"/>
+        </w:rPr>
+      </w:r>
     </w:p>
     <w:p>
       <w:pPr>
         <w:pStyle w:val="Heading2"/>
         <w:numPr>
           <w:ilvl w:val="0"/>
-          <w:numId w:val="6"/>
+          <w:numId w:val="5"/>
         </w:numPr>
         <w:rPr>
-          <w:i w:val="0"/>
-          <w:iCs w:val="0"/>
-        </w:rPr>
-      </w:pPr>
-      <w:r>
-        <w:rPr>
-          <w:i w:val="0"/>
-          <w:iCs w:val="0"/>
-        </w:rPr>
-        <w:lastRenderedPageBreak/>
+          <w:i w:val="false"/>
+          <w:iCs w:val="false"/>
+        </w:rPr>
+      </w:pPr>
+      <w:r>
+        <w:rPr>
+          <w:i w:val="false"/>
+          <w:iCs w:val="false"/>
+        </w:rPr>
         <w:t>Projektmanagement</w:t>
       </w:r>
     </w:p>
     <w:p>
       <w:pPr>
+        <w:pStyle w:val="Normal"/>
         <w:rPr>
           <w:rFonts w:cs="Arial"/>
           <w:i/>
@@ -1722,6 +1420,7 @@
     </w:p>
     <w:p>
       <w:pPr>
+        <w:pStyle w:val="Normal"/>
         <w:rPr>
           <w:rFonts w:cs="Arial"/>
           <w:iCs/>
@@ -1735,87 +1434,21 @@
           <w:szCs w:val="22"/>
         </w:rPr>
         <w:t>Ziel des Projekts ist die Entwicklung eines funktionsfähigen Smartbins zur automatischen Mülltrennung.</w:t>
-      </w:r>
-      <w:r>
-        <w:rPr>
-          <w:rFonts w:cs="Arial"/>
-          <w:iCs/>
-          <w:szCs w:val="22"/>
-        </w:rPr>
         <w:br/>
         <w:t>Das Projekt wird in folgende Arbeitspakete unterteilt:</w:t>
-      </w:r>
-      <w:r>
-        <w:rPr>
-          <w:rFonts w:cs="Arial"/>
-          <w:iCs/>
-          <w:szCs w:val="22"/>
-        </w:rPr>
         <w:br/>
         <w:t>• Recherche und Planung</w:t>
-      </w:r>
-      <w:r>
-        <w:rPr>
-          <w:rFonts w:cs="Arial"/>
-          <w:iCs/>
-          <w:szCs w:val="22"/>
-        </w:rPr>
         <w:br/>
-        <w:t>• Datensatzerstellung und Modelltraining (</w:t>
-      </w:r>
-      <w:r>
-        <w:rPr>
-          <w:rFonts w:cs="Arial"/>
-          <w:iCs/>
-          <w:szCs w:val="22"/>
-        </w:rPr>
-        <w:t>gemeinsam</w:t>
-      </w:r>
-      <w:r>
-        <w:rPr>
-          <w:rFonts w:cs="Arial"/>
-          <w:iCs/>
-          <w:szCs w:val="22"/>
-        </w:rPr>
-        <w:t>)</w:t>
-      </w:r>
-      <w:r>
-        <w:rPr>
-          <w:rFonts w:cs="Arial"/>
-          <w:iCs/>
-          <w:szCs w:val="22"/>
-        </w:rPr>
+        <w:t>• Datensatzerstellung und Modelltraining (gemeinsam)</w:t>
         <w:br/>
-        <w:t>• Hardwareaufbau und Ansteuerung (</w:t>
-      </w:r>
-      <w:r>
-        <w:rPr>
-          <w:rFonts w:cs="Arial"/>
-          <w:iCs/>
-          <w:szCs w:val="22"/>
-        </w:rPr>
-        <w:t>gemeinsam</w:t>
-      </w:r>
-      <w:r>
-        <w:rPr>
-          <w:rFonts w:cs="Arial"/>
-          <w:iCs/>
-          <w:szCs w:val="22"/>
-        </w:rPr>
-        <w:t>)</w:t>
-      </w:r>
-      <w:r>
-        <w:rPr>
-          <w:rFonts w:cs="Arial"/>
-          <w:iCs/>
-          <w:szCs w:val="22"/>
-        </w:rPr>
+        <w:t>• Hardwareaufbau und Ansteuerung (gemeinsam)</w:t>
         <w:br/>
         <w:t>• Softwareintegration und Testing (gemeinsam)</w:t>
       </w:r>
     </w:p>
     <w:p>
       <w:pPr>
+        <w:pStyle w:val="Normal"/>
         <w:rPr>
           <w:rFonts w:cs="Arial"/>
           <w:iCs/>
@@ -1829,46 +1462,19 @@
           <w:szCs w:val="22"/>
         </w:rPr>
         <w:t>Wichtige Meilensteine sind:</w:t>
-      </w:r>
-      <w:r>
-        <w:rPr>
-          <w:rFonts w:cs="Arial"/>
-          <w:iCs/>
-          <w:szCs w:val="22"/>
-        </w:rPr>
         <w:br/>
         <w:t>• Fertiger Datensatz</w:t>
-      </w:r>
-      <w:r>
-        <w:rPr>
-          <w:rFonts w:cs="Arial"/>
-          <w:iCs/>
-          <w:szCs w:val="22"/>
-        </w:rPr>
         <w:br/>
         <w:t>• Trainiertes KI-Modell</w:t>
-      </w:r>
-      <w:r>
-        <w:rPr>
-          <w:rFonts w:cs="Arial"/>
-          <w:iCs/>
-          <w:szCs w:val="22"/>
-        </w:rPr>
         <w:br/>
         <w:t>• Funktionsfähige Hardware</w:t>
-      </w:r>
-      <w:r>
-        <w:rPr>
-          <w:rFonts w:cs="Arial"/>
-          <w:iCs/>
-          <w:szCs w:val="22"/>
-        </w:rPr>
         <w:br/>
         <w:t>• Gesamtsystem-Test</w:t>
       </w:r>
     </w:p>
     <w:p>
       <w:pPr>
+        <w:pStyle w:val="Normal"/>
         <w:rPr>
           <w:rFonts w:cs="Arial"/>
           <w:iCs/>
@@ -1896,31 +1502,40 @@
     </w:p>
     <w:p>
       <w:pPr>
+        <w:pStyle w:val="Normal"/>
         <w:rPr>
           <w:rFonts w:cs="Arial"/>
           <w:iCs/>
           <w:szCs w:val="22"/>
         </w:rPr>
       </w:pPr>
+      <w:r>
+        <w:rPr>
+          <w:rFonts w:cs="Arial"/>
+          <w:iCs/>
+          <w:szCs w:val="22"/>
+        </w:rPr>
+      </w:r>
     </w:p>
     <w:p>
       <w:pPr>
         <w:pStyle w:val="Heading2"/>
         <w:numPr>
           <w:ilvl w:val="0"/>
-          <w:numId w:val="6"/>
+          <w:numId w:val="5"/>
         </w:numPr>
         <w:tabs>
-          <w:tab w:val="num" w:pos="576"/>
+          <w:tab w:val="clear" w:pos="708"/>
+          <w:tab w:val="left" w:pos="576" w:leader="none"/>
         </w:tabs>
         <w:rPr>
-          <w:i w:val="0"/>
+          <w:i w:val="false"/>
           <w:szCs w:val="24"/>
         </w:rPr>
       </w:pPr>
       <w:r>
         <w:rPr>
-          <w:i w:val="0"/>
+          <w:i w:val="false"/>
           <w:szCs w:val="24"/>
         </w:rPr>
         <w:t>Vorläufige Gliederung</w:t>
@@ -1928,81 +1543,47 @@
     </w:p>
     <w:p>
       <w:pPr>
-        <w:spacing w:before="240"/>
-        <w:rPr>
-          <w:rFonts w:cs="Arial"/>
-          <w:i/>
-          <w:color w:val="818A8F"/>
-          <w:szCs w:val="22"/>
-        </w:rPr>
-      </w:pPr>
-      <w:r>
-        <w:rPr>
-          <w:rFonts w:cs="Arial"/>
-          <w:i/>
-          <w:color w:val="818A8F"/>
-          <w:szCs w:val="22"/>
-        </w:rPr>
-        <w:t>Entwickeln Sie hier eine erste Kapitelst</w:t>
-      </w:r>
-      <w:r>
-        <w:rPr>
-          <w:rFonts w:cs="Arial"/>
-          <w:i/>
-          <w:color w:val="818A8F"/>
-          <w:szCs w:val="22"/>
-        </w:rPr>
-        <w:t>ruktur. Im Laufe des Diplomarbeits</w:t>
-      </w:r>
-      <w:r>
-        <w:rPr>
-          <w:rFonts w:cs="Arial"/>
-          <w:i/>
-          <w:color w:val="818A8F"/>
-          <w:szCs w:val="22"/>
-        </w:rPr>
-        <w:t>prozesses können sich natürlich Verschiebungen ergeben, allerdings sollte</w:t>
-      </w:r>
-      <w:r>
-        <w:rPr>
-          <w:rFonts w:cs="Arial"/>
-          <w:i/>
-          <w:color w:val="818A8F"/>
-          <w:szCs w:val="22"/>
-        </w:rPr>
-        <w:t>n</w:t>
-      </w:r>
-      <w:r>
-        <w:rPr>
-          <w:rFonts w:cs="Arial"/>
-          <w:i/>
-          <w:color w:val="818A8F"/>
-          <w:szCs w:val="22"/>
-        </w:rPr>
-        <w:t xml:space="preserve"> größere Umstrukturierungen vermieden werden.</w:t>
-      </w:r>
-      <w:r>
-        <w:rPr>
-          <w:rFonts w:cs="Arial"/>
-          <w:i/>
-          <w:color w:val="818A8F"/>
-          <w:szCs w:val="22"/>
-        </w:rPr>
-        <w:t xml:space="preserve"> Es empfiehlt sich, eine ungefähre Seitenanzahl/Kapitel anzugeben.</w:t>
-      </w:r>
-    </w:p>
-    <w:p>
-      <w:pPr>
-        <w:rPr>
-          <w:rFonts w:cs="Arial"/>
-          <w:i/>
-          <w:color w:val="818A8F"/>
-          <w:szCs w:val="22"/>
-        </w:rPr>
-      </w:pPr>
-    </w:p>
-    <w:p>
-      <w:pPr>
+        <w:pStyle w:val="Normal"/>
+        <w:spacing w:before="240" w:after="0"/>
+        <w:rPr>
+          <w:rFonts w:cs="Arial"/>
+          <w:i/>
+          <w:color w:val="818A8F"/>
+          <w:szCs w:val="22"/>
+        </w:rPr>
+      </w:pPr>
+      <w:r>
+        <w:rPr>
+          <w:rFonts w:cs="Arial"/>
+          <w:i/>
+          <w:color w:val="818A8F"/>
+          <w:szCs w:val="22"/>
+        </w:rPr>
+        <w:t>Entwickeln Sie hier eine erste Kapitelstruktur. Im Laufe des Diplomarbeitsprozesses können sich natürlich Verschiebungen ergeben, allerdings sollten größere Umstrukturierungen vermieden werden. Es empfiehlt sich, eine ungefähre Seitenanzahl/Kapitel anzugeben.</w:t>
+      </w:r>
+    </w:p>
+    <w:p>
+      <w:pPr>
+        <w:pStyle w:val="Normal"/>
+        <w:rPr>
+          <w:rFonts w:cs="Arial"/>
+          <w:i/>
+          <w:color w:val="818A8F"/>
+          <w:szCs w:val="22"/>
+        </w:rPr>
+      </w:pPr>
+      <w:r>
+        <w:rPr>
+          <w:rFonts w:cs="Arial"/>
+          <w:i/>
+          <w:color w:val="818A8F"/>
+          <w:szCs w:val="22"/>
+        </w:rPr>
+      </w:r>
+    </w:p>
+    <w:p>
+      <w:pPr>
+        <w:pStyle w:val="Normal"/>
         <w:rPr>
           <w:rFonts w:cs="Arial"/>
           <w:i/>
@@ -2022,6 +1603,7 @@
     </w:p>
     <w:p>
       <w:pPr>
+        <w:pStyle w:val="Normal"/>
         <w:numPr>
           <w:ilvl w:val="0"/>
           <w:numId w:val="2"/>
@@ -2040,29 +1622,12 @@
           <w:color w:val="818A8F"/>
           <w:szCs w:val="22"/>
         </w:rPr>
-        <w:t>Sind die Pflich</w:t>
-      </w:r>
-      <w:r>
-        <w:rPr>
-          <w:rFonts w:cs="Arial"/>
-          <w:i/>
-          <w:color w:val="818A8F"/>
-          <w:szCs w:val="22"/>
-        </w:rPr>
-        <w:t>tbestandteile einer Diplomarbeit (siehe dazu DA</w:t>
-      </w:r>
-      <w:r>
-        <w:rPr>
-          <w:rFonts w:cs="Arial"/>
-          <w:i/>
-          <w:color w:val="818A8F"/>
-          <w:szCs w:val="22"/>
-        </w:rPr>
-        <w:t>-Richtlinien) enthalten?</w:t>
-      </w:r>
-    </w:p>
-    <w:p>
-      <w:pPr>
+        <w:t>Sind die Pflichtbestandteile einer Diplomarbeit (siehe dazu DA-Richtlinien) enthalten?</w:t>
+      </w:r>
+    </w:p>
+    <w:p>
+      <w:pPr>
+        <w:pStyle w:val="Normal"/>
         <w:numPr>
           <w:ilvl w:val="0"/>
           <w:numId w:val="2"/>
@@ -2086,6 +1651,7 @@
     </w:p>
     <w:p>
       <w:pPr>
+        <w:pStyle w:val="Normal"/>
         <w:numPr>
           <w:ilvl w:val="0"/>
           <w:numId w:val="2"/>
@@ -2109,6 +1675,7 @@
     </w:p>
     <w:p>
       <w:pPr>
+        <w:pStyle w:val="Normal"/>
         <w:numPr>
           <w:ilvl w:val="0"/>
           <w:numId w:val="2"/>
@@ -2132,6 +1699,7 @@
     </w:p>
     <w:p>
       <w:pPr>
+        <w:pStyle w:val="Normal"/>
         <w:numPr>
           <w:ilvl w:val="0"/>
           <w:numId w:val="2"/>
@@ -2155,6 +1723,7 @@
     </w:p>
     <w:p>
       <w:pPr>
+        <w:pStyle w:val="Normal"/>
         <w:numPr>
           <w:ilvl w:val="0"/>
           <w:numId w:val="2"/>
@@ -2178,13 +1747,22 @@
     </w:p>
     <w:p>
       <w:pPr>
-        <w:rPr>
-          <w:rFonts w:cs="Arial"/>
-          <w:i/>
-          <w:color w:val="818A8F"/>
-          <w:szCs w:val="22"/>
-        </w:rPr>
-      </w:pPr>
+        <w:pStyle w:val="Normal"/>
+        <w:rPr>
+          <w:rFonts w:cs="Arial"/>
+          <w:i/>
+          <w:color w:val="818A8F"/>
+          <w:szCs w:val="22"/>
+        </w:rPr>
+      </w:pPr>
+      <w:r>
+        <w:rPr>
+          <w:rFonts w:cs="Arial"/>
+          <w:i/>
+          <w:color w:val="818A8F"/>
+          <w:szCs w:val="22"/>
+        </w:rPr>
+      </w:r>
     </w:p>
     <w:p>
       <w:pPr>
@@ -2193,8 +1771,11 @@
           <w:ilvl w:val="0"/>
           <w:numId w:val="2"/>
         </w:numPr>
-      </w:pPr>
-      <w:r>
+        <w:spacing w:before="280" w:after="0"/>
+        <w:rPr/>
+      </w:pPr>
+      <w:r>
+        <w:rPr/>
         <w:t>Einleitung (ca. 2–3 Seiten)</w:t>
       </w:r>
     </w:p>
@@ -2205,6 +1786,7 @@
           <w:ilvl w:val="0"/>
           <w:numId w:val="2"/>
         </w:numPr>
+        <w:spacing w:before="0" w:after="0"/>
         <w:rPr>
           <w:lang w:val="de-DE"/>
         </w:rPr>
@@ -2223,6 +1805,7 @@
           <w:ilvl w:val="0"/>
           <w:numId w:val="2"/>
         </w:numPr>
+        <w:spacing w:before="0" w:after="0"/>
         <w:rPr>
           <w:lang w:val="de-DE"/>
         </w:rPr>
@@ -2241,6 +1824,7 @@
           <w:ilvl w:val="0"/>
           <w:numId w:val="2"/>
         </w:numPr>
+        <w:spacing w:before="0" w:after="0"/>
         <w:rPr>
           <w:lang w:val="de-DE"/>
         </w:rPr>
@@ -2259,6 +1843,7 @@
           <w:ilvl w:val="0"/>
           <w:numId w:val="2"/>
         </w:numPr>
+        <w:spacing w:before="0" w:after="0"/>
         <w:rPr>
           <w:lang w:val="de-DE"/>
         </w:rPr>
@@ -2268,29 +1853,21 @@
           <w:lang w:val="de-DE"/>
         </w:rPr>
         <w:t>Umsetzung</w:t>
+        <w:br/>
+      </w:r>
+      <w:r>
+        <w:rPr/>
+        <w:t> </w:t>
       </w:r>
       <w:r>
         <w:rPr>
           <w:lang w:val="de-DE"/>
         </w:rPr>
+        <w:t>5.1 Hardware (ca. 4–5 Seiten)</w:t>
         <w:br/>
       </w:r>
       <w:r>
-        <w:t> </w:t>
-      </w:r>
-      <w:r>
-        <w:rPr>
-          <w:lang w:val="de-DE"/>
-        </w:rPr>
-        <w:t>5.1 Hardware (ca. 4–5 Seiten)</w:t>
-      </w:r>
-      <w:r>
-        <w:rPr>
-          <w:lang w:val="de-DE"/>
-        </w:rPr>
-        <w:br/>
-      </w:r>
-      <w:r>
+        <w:rPr/>
         <w:t> </w:t>
       </w:r>
       <w:r>
@@ -2307,6 +1884,7 @@
           <w:ilvl w:val="0"/>
           <w:numId w:val="2"/>
         </w:numPr>
+        <w:spacing w:before="0" w:after="0"/>
         <w:rPr>
           <w:lang w:val="de-DE"/>
         </w:rPr>
@@ -2325,6 +1903,7 @@
           <w:ilvl w:val="0"/>
           <w:numId w:val="2"/>
         </w:numPr>
+        <w:spacing w:before="0" w:after="0"/>
         <w:rPr>
           <w:lang w:val="de-DE"/>
         </w:rPr>
@@ -2343,6 +1922,7 @@
           <w:ilvl w:val="0"/>
           <w:numId w:val="2"/>
         </w:numPr>
+        <w:spacing w:before="0" w:after="280"/>
         <w:rPr>
           <w:lang w:val="de-DE"/>
         </w:rPr>
@@ -2357,6 +1937,7 @@
     <w:p>
       <w:pPr>
         <w:pStyle w:val="NormalWeb"/>
+        <w:spacing w:before="280" w:after="280"/>
         <w:rPr>
           <w:lang w:val="de-DE"/>
         </w:rPr>
@@ -2370,218 +1951,1813 @@
     </w:p>
     <w:p>
       <w:pPr>
+        <w:pStyle w:val="Normal"/>
         <w:rPr>
           <w:rFonts w:cs="Arial"/>
           <w:iCs/>
           <w:szCs w:val="22"/>
         </w:rPr>
       </w:pPr>
-    </w:p>
-    <w:p>
-      <w:pPr>
+      <w:r>
+        <w:rPr>
+          <w:rFonts w:cs="Arial"/>
+          <w:iCs/>
+          <w:szCs w:val="22"/>
+        </w:rPr>
+      </w:r>
+    </w:p>
+    <w:p>
+      <w:pPr>
+        <w:pStyle w:val="Normal"/>
         <w:rPr>
           <w:rFonts w:cs="Arial"/>
           <w:sz w:val="16"/>
           <w:szCs w:val="16"/>
         </w:rPr>
       </w:pPr>
+      <w:r>
+        <w:rPr>
+          <w:rFonts w:cs="Arial"/>
+          <w:sz w:val="16"/>
+          <w:szCs w:val="16"/>
+        </w:rPr>
+      </w:r>
+      <w:r>
+        <w:br w:type="page"/>
+      </w:r>
     </w:p>
     <w:p>
       <w:pPr>
         <w:pStyle w:val="Heading2"/>
         <w:numPr>
           <w:ilvl w:val="0"/>
-          <w:numId w:val="6"/>
+          <w:numId w:val="5"/>
         </w:numPr>
         <w:tabs>
-          <w:tab w:val="num" w:pos="576"/>
+          <w:tab w:val="clear" w:pos="708"/>
+          <w:tab w:val="left" w:pos="576" w:leader="none"/>
         </w:tabs>
-        <w:rPr>
-          <w:i w:val="0"/>
+        <w:spacing w:before="0" w:after="60"/>
+        <w:rPr>
+          <w:i w:val="false"/>
           <w:szCs w:val="24"/>
         </w:rPr>
       </w:pPr>
       <w:r>
         <w:rPr>
-          <w:i w:val="0"/>
+          <w:i w:val="false"/>
           <w:szCs w:val="24"/>
         </w:rPr>
-        <w:br w:type="page"/>
-      </w:r>
-      <w:r>
-        <w:rPr>
-          <w:i w:val="0"/>
-          <w:szCs w:val="24"/>
-        </w:rPr>
-        <w:lastRenderedPageBreak/>
         <w:t>Vorläufiges Literaturverzeichnis</w:t>
       </w:r>
     </w:p>
     <w:p>
       <w:pPr>
-        <w:rPr>
-          <w:rFonts w:cs="Arial"/>
-          <w:szCs w:val="22"/>
-        </w:rPr>
-      </w:pPr>
-    </w:p>
-    <w:p>
-      <w:pPr>
-        <w:rPr>
-          <w:rFonts w:cs="Arial"/>
-          <w:szCs w:val="22"/>
-        </w:rPr>
-      </w:pPr>
-    </w:p>
-    <w:p>
-      <w:pPr>
-        <w:rPr>
-          <w:rFonts w:cs="Arial"/>
-          <w:szCs w:val="22"/>
-        </w:rPr>
-      </w:pPr>
+        <w:pStyle w:val="Normal"/>
+        <w:rPr>
+          <w:rFonts w:cs="Arial"/>
+          <w:szCs w:val="22"/>
+        </w:rPr>
+      </w:pPr>
+      <w:r>
+        <w:rPr>
+          <w:rFonts w:cs="Arial"/>
+          <w:szCs w:val="22"/>
+        </w:rPr>
+      </w:r>
+    </w:p>
+    <w:p>
+      <w:pPr>
+        <w:pStyle w:val="Normal"/>
+        <w:rPr>
+          <w:rFonts w:cs="Arial"/>
+          <w:szCs w:val="22"/>
+        </w:rPr>
+      </w:pPr>
+      <w:r>
+        <w:rPr>
+          <w:rFonts w:cs="Arial"/>
+          <w:szCs w:val="22"/>
+        </w:rPr>
+      </w:r>
+    </w:p>
+    <w:p>
+      <w:pPr>
+        <w:pStyle w:val="Normal"/>
+        <w:rPr>
+          <w:rFonts w:cs="Arial"/>
+          <w:szCs w:val="22"/>
+        </w:rPr>
+      </w:pPr>
+      <w:r>
+        <w:rPr>
+          <w:rFonts w:cs="Arial"/>
+          <w:szCs w:val="22"/>
+        </w:rPr>
+      </w:r>
     </w:p>
     <w:p>
       <w:pPr>
         <w:pStyle w:val="Heading2"/>
         <w:numPr>
           <w:ilvl w:val="0"/>
-          <w:numId w:val="6"/>
+          <w:numId w:val="5"/>
         </w:numPr>
         <w:tabs>
-          <w:tab w:val="num" w:pos="576"/>
+          <w:tab w:val="clear" w:pos="708"/>
+          <w:tab w:val="left" w:pos="576" w:leader="none"/>
         </w:tabs>
         <w:rPr>
-          <w:i w:val="0"/>
+          <w:i w:val="false"/>
           <w:szCs w:val="24"/>
         </w:rPr>
       </w:pPr>
       <w:r>
         <w:rPr>
-          <w:i w:val="0"/>
+          <w:i w:val="false"/>
           <w:szCs w:val="24"/>
         </w:rPr>
         <w:t>Zeitplan</w:t>
       </w:r>
     </w:p>
-    <w:p/>
-    <w:p>
-      <w:pPr>
-        <w:rPr>
-          <w:rFonts w:cs="Arial"/>
-          <w:i/>
-          <w:color w:val="818A8F"/>
-          <w:szCs w:val="22"/>
-        </w:rPr>
-      </w:pPr>
-      <w:r>
-        <w:rPr>
-          <w:rFonts w:cs="Arial"/>
-          <w:i/>
-          <w:color w:val="818A8F"/>
-          <w:szCs w:val="22"/>
-        </w:rPr>
-        <w:t>Orie</w:t>
-      </w:r>
-      <w:r>
-        <w:rPr>
-          <w:rFonts w:cs="Arial"/>
-          <w:i/>
-          <w:color w:val="818A8F"/>
-          <w:szCs w:val="22"/>
-        </w:rPr>
-        <w:t>ntieren Sie sich am Dokument „DA</w:t>
-      </w:r>
-      <w:r>
-        <w:rPr>
-          <w:rFonts w:cs="Arial"/>
-          <w:i/>
-          <w:color w:val="818A8F"/>
-          <w:szCs w:val="22"/>
-        </w:rPr>
-        <w:t xml:space="preserve"> Zeitplan“, und entwerfen Sie eine möglichst detaillierte Planung des Ihnen zur Verfügung stehenden Zeitbudgets.</w:t>
-      </w:r>
-    </w:p>
-    <w:p>
-      <w:pPr>
-        <w:rPr>
-          <w:rFonts w:cs="Arial"/>
-          <w:szCs w:val="22"/>
-        </w:rPr>
-      </w:pPr>
-    </w:p>
-    <w:p/>
+    <w:p>
+      <w:pPr>
+        <w:pStyle w:val="Normal"/>
+        <w:rPr/>
+      </w:pPr>
+      <w:r>
+        <w:rPr/>
+      </w:r>
+    </w:p>
+    <w:p>
+      <w:pPr>
+        <w:pStyle w:val="Normal"/>
+        <w:rPr>
+          <w:rFonts w:cs="Arial"/>
+          <w:i/>
+          <w:color w:val="818A8F"/>
+          <w:szCs w:val="22"/>
+        </w:rPr>
+      </w:pPr>
+      <w:r>
+        <w:rPr>
+          <w:rFonts w:cs="Arial"/>
+          <w:i/>
+          <w:color w:val="818A8F"/>
+          <w:szCs w:val="22"/>
+        </w:rPr>
+        <w:t>Orientieren Sie sich am Dokument „DA Zeitplan“, und entwerfen Sie eine möglichst detaillierte Planung des Ihnen zur Verfügung stehenden Zeitbudgets.</w:t>
+      </w:r>
+    </w:p>
+    <w:p>
+      <w:pPr>
+        <w:pStyle w:val="Normal"/>
+        <w:rPr>
+          <w:rFonts w:cs="Arial"/>
+          <w:b w:val="false"/>
+          <w:bCs w:val="false"/>
+          <w:szCs w:val="22"/>
+        </w:rPr>
+      </w:pPr>
+      <w:r>
+        <w:rPr>
+          <w:rFonts w:cs="Arial"/>
+          <w:b w:val="false"/>
+          <w:bCs w:val="false"/>
+          <w:szCs w:val="22"/>
+        </w:rPr>
+      </w:r>
+    </w:p>
+    <w:p>
+      <w:pPr>
+        <w:pStyle w:val="Normal"/>
+        <w:rPr>
+          <w:b w:val="false"/>
+          <w:bCs w:val="false"/>
+        </w:rPr>
+      </w:pPr>
+      <w:r>
+        <w:rPr>
+          <w:b w:val="false"/>
+          <w:bCs w:val="false"/>
+        </w:rPr>
+      </w:r>
+    </w:p>
+    <w:tbl>
+      <w:tblPr>
+        <w:tblW w:w="9402" w:type="dxa"/>
+        <w:jc w:val="start"/>
+        <w:tblInd w:w="0" w:type="dxa"/>
+        <w:tblLayout w:type="fixed"/>
+        <w:tblCellMar>
+          <w:top w:w="28" w:type="dxa"/>
+          <w:start w:w="28" w:type="dxa"/>
+          <w:bottom w:w="28" w:type="dxa"/>
+          <w:end w:w="28" w:type="dxa"/>
+        </w:tblCellMar>
+      </w:tblPr>
+      <w:tblGrid>
+        <w:gridCol w:w="3078"/>
+        <w:gridCol w:w="766"/>
+        <w:gridCol w:w="1473"/>
+        <w:gridCol w:w="1244"/>
+        <w:gridCol w:w="2841"/>
+      </w:tblGrid>
+      <w:tr>
+        <w:trPr>
+          <w:tblHeader w:val="true"/>
+        </w:trPr>
+        <w:tc>
+          <w:tcPr>
+            <w:tcW w:w="3078" w:type="dxa"/>
+            <w:tcBorders/>
+            <w:vAlign w:val="center"/>
+          </w:tcPr>
+          <w:p>
+            <w:pPr>
+              <w:pStyle w:val="TableHeading"/>
+              <w:rPr>
+                <w:b w:val="false"/>
+                <w:bCs w:val="false"/>
+              </w:rPr>
+            </w:pPr>
+            <w:r>
+              <w:rPr>
+                <w:b w:val="false"/>
+                <w:bCs w:val="false"/>
+              </w:rPr>
+              <w:t>Phase</w:t>
+            </w:r>
+          </w:p>
+        </w:tc>
+        <w:tc>
+          <w:tcPr>
+            <w:tcW w:w="766" w:type="dxa"/>
+            <w:tcBorders/>
+            <w:vAlign w:val="center"/>
+          </w:tcPr>
+          <w:p>
+            <w:pPr>
+              <w:pStyle w:val="TableHeading"/>
+              <w:rPr>
+                <w:b w:val="false"/>
+                <w:bCs w:val="false"/>
+              </w:rPr>
+            </w:pPr>
+            <w:r>
+              <w:rPr>
+                <w:b w:val="false"/>
+                <w:bCs w:val="false"/>
+              </w:rPr>
+              <w:t>Seiten</w:t>
+            </w:r>
+          </w:p>
+        </w:tc>
+        <w:tc>
+          <w:tcPr>
+            <w:tcW w:w="1473" w:type="dxa"/>
+            <w:tcBorders/>
+            <w:vAlign w:val="center"/>
+          </w:tcPr>
+          <w:p>
+            <w:pPr>
+              <w:pStyle w:val="TableHeading"/>
+              <w:rPr>
+                <w:b w:val="false"/>
+                <w:bCs w:val="false"/>
+              </w:rPr>
+            </w:pPr>
+            <w:r>
+              <w:rPr>
+                <w:b w:val="false"/>
+                <w:bCs w:val="false"/>
+              </w:rPr>
+              <w:t>Geschätzter Aufwand (h)</w:t>
+            </w:r>
+          </w:p>
+        </w:tc>
+        <w:tc>
+          <w:tcPr>
+            <w:tcW w:w="1244" w:type="dxa"/>
+            <w:tcBorders/>
+            <w:vAlign w:val="center"/>
+          </w:tcPr>
+          <w:p>
+            <w:pPr>
+              <w:pStyle w:val="TableHeading"/>
+              <w:rPr>
+                <w:b w:val="false"/>
+                <w:bCs w:val="false"/>
+              </w:rPr>
+            </w:pPr>
+            <w:r>
+              <w:rPr>
+                <w:b w:val="false"/>
+                <w:bCs w:val="false"/>
+              </w:rPr>
+              <w:t>Zeitraum (Wochen/Monate)</w:t>
+            </w:r>
+          </w:p>
+        </w:tc>
+        <w:tc>
+          <w:tcPr>
+            <w:tcW w:w="2841" w:type="dxa"/>
+            <w:tcBorders/>
+            <w:vAlign w:val="center"/>
+          </w:tcPr>
+          <w:p>
+            <w:pPr>
+              <w:pStyle w:val="TableHeading"/>
+              <w:rPr>
+                <w:b w:val="false"/>
+                <w:bCs w:val="false"/>
+              </w:rPr>
+            </w:pPr>
+            <w:r>
+              <w:rPr>
+                <w:b w:val="false"/>
+                <w:bCs w:val="false"/>
+              </w:rPr>
+              <w:t>Aufgaben</w:t>
+            </w:r>
+          </w:p>
+        </w:tc>
+      </w:tr>
+      <w:tr>
+        <w:trPr/>
+        <w:tc>
+          <w:tcPr>
+            <w:tcW w:w="3078" w:type="dxa"/>
+            <w:tcBorders/>
+            <w:vAlign w:val="center"/>
+          </w:tcPr>
+          <w:p>
+            <w:pPr>
+              <w:pStyle w:val="TableContents"/>
+              <w:rPr/>
+            </w:pPr>
+            <w:r>
+              <w:rPr>
+                <w:rStyle w:val="Strong"/>
+                <w:b w:val="false"/>
+                <w:bCs w:val="false"/>
+              </w:rPr>
+              <w:t>1. Einleitung</w:t>
+            </w:r>
+          </w:p>
+        </w:tc>
+        <w:tc>
+          <w:tcPr>
+            <w:tcW w:w="766" w:type="dxa"/>
+            <w:tcBorders/>
+            <w:vAlign w:val="center"/>
+          </w:tcPr>
+          <w:p>
+            <w:pPr>
+              <w:pStyle w:val="TableContents"/>
+              <w:rPr>
+                <w:b w:val="false"/>
+                <w:bCs w:val="false"/>
+              </w:rPr>
+            </w:pPr>
+            <w:r>
+              <w:rPr>
+                <w:b w:val="false"/>
+                <w:bCs w:val="false"/>
+              </w:rPr>
+              <w:t>2–3</w:t>
+            </w:r>
+          </w:p>
+        </w:tc>
+        <w:tc>
+          <w:tcPr>
+            <w:tcW w:w="1473" w:type="dxa"/>
+            <w:tcBorders/>
+            <w:vAlign w:val="center"/>
+          </w:tcPr>
+          <w:p>
+            <w:pPr>
+              <w:pStyle w:val="TableContents"/>
+              <w:rPr>
+                <w:b w:val="false"/>
+                <w:bCs w:val="false"/>
+              </w:rPr>
+            </w:pPr>
+            <w:r>
+              <w:rPr>
+                <w:b w:val="false"/>
+                <w:bCs w:val="false"/>
+              </w:rPr>
+              <w:t>10</w:t>
+            </w:r>
+          </w:p>
+        </w:tc>
+        <w:tc>
+          <w:tcPr>
+            <w:tcW w:w="1244" w:type="dxa"/>
+            <w:tcBorders/>
+            <w:vAlign w:val="center"/>
+          </w:tcPr>
+          <w:p>
+            <w:pPr>
+              <w:pStyle w:val="TableContents"/>
+              <w:rPr>
+                <w:b w:val="false"/>
+                <w:bCs w:val="false"/>
+              </w:rPr>
+            </w:pPr>
+            <w:r>
+              <w:rPr>
+                <w:b w:val="false"/>
+                <w:bCs w:val="false"/>
+              </w:rPr>
+              <w:t>Woche 1</w:t>
+            </w:r>
+          </w:p>
+        </w:tc>
+        <w:tc>
+          <w:tcPr>
+            <w:tcW w:w="2841" w:type="dxa"/>
+            <w:tcBorders/>
+            <w:vAlign w:val="center"/>
+          </w:tcPr>
+          <w:p>
+            <w:pPr>
+              <w:pStyle w:val="TableContents"/>
+              <w:rPr>
+                <w:b w:val="false"/>
+                <w:bCs w:val="false"/>
+              </w:rPr>
+            </w:pPr>
+            <w:r>
+              <w:rPr>
+                <w:b w:val="false"/>
+                <w:bCs w:val="false"/>
+              </w:rPr>
+              <w:t>Thema eingrenzen, Forschungsfrage formulieren, Motivation darstellen, Literaturrecherche starten</w:t>
+            </w:r>
+          </w:p>
+        </w:tc>
+      </w:tr>
+      <w:tr>
+        <w:trPr/>
+        <w:tc>
+          <w:tcPr>
+            <w:tcW w:w="3078" w:type="dxa"/>
+            <w:tcBorders/>
+            <w:vAlign w:val="center"/>
+          </w:tcPr>
+          <w:p>
+            <w:pPr>
+              <w:pStyle w:val="TableContents"/>
+              <w:rPr/>
+            </w:pPr>
+            <w:r>
+              <w:rPr>
+                <w:rStyle w:val="Strong"/>
+                <w:b w:val="false"/>
+                <w:bCs w:val="false"/>
+              </w:rPr>
+              <w:t>2. Theoretische Grundlagen (KI, YOLO, Raspberry Pi)</w:t>
+            </w:r>
+          </w:p>
+        </w:tc>
+        <w:tc>
+          <w:tcPr>
+            <w:tcW w:w="766" w:type="dxa"/>
+            <w:tcBorders/>
+            <w:vAlign w:val="center"/>
+          </w:tcPr>
+          <w:p>
+            <w:pPr>
+              <w:pStyle w:val="TableContents"/>
+              <w:rPr>
+                <w:b w:val="false"/>
+                <w:bCs w:val="false"/>
+              </w:rPr>
+            </w:pPr>
+            <w:r>
+              <w:rPr>
+                <w:b w:val="false"/>
+                <w:bCs w:val="false"/>
+              </w:rPr>
+              <w:t>5–7</w:t>
+            </w:r>
+          </w:p>
+        </w:tc>
+        <w:tc>
+          <w:tcPr>
+            <w:tcW w:w="1473" w:type="dxa"/>
+            <w:tcBorders/>
+            <w:vAlign w:val="center"/>
+          </w:tcPr>
+          <w:p>
+            <w:pPr>
+              <w:pStyle w:val="TableContents"/>
+              <w:rPr>
+                <w:b w:val="false"/>
+                <w:bCs w:val="false"/>
+              </w:rPr>
+            </w:pPr>
+            <w:r>
+              <w:rPr>
+                <w:b w:val="false"/>
+                <w:bCs w:val="false"/>
+              </w:rPr>
+              <w:t>25</w:t>
+            </w:r>
+          </w:p>
+        </w:tc>
+        <w:tc>
+          <w:tcPr>
+            <w:tcW w:w="1244" w:type="dxa"/>
+            <w:tcBorders/>
+            <w:vAlign w:val="center"/>
+          </w:tcPr>
+          <w:p>
+            <w:pPr>
+              <w:pStyle w:val="TableContents"/>
+              <w:rPr>
+                <w:b w:val="false"/>
+                <w:bCs w:val="false"/>
+              </w:rPr>
+            </w:pPr>
+            <w:r>
+              <w:rPr>
+                <w:b w:val="false"/>
+                <w:bCs w:val="false"/>
+              </w:rPr>
+              <w:t>Woche 2–3</w:t>
+            </w:r>
+          </w:p>
+        </w:tc>
+        <w:tc>
+          <w:tcPr>
+            <w:tcW w:w="2841" w:type="dxa"/>
+            <w:tcBorders/>
+            <w:vAlign w:val="center"/>
+          </w:tcPr>
+          <w:p>
+            <w:pPr>
+              <w:pStyle w:val="TableContents"/>
+              <w:rPr>
+                <w:b w:val="false"/>
+                <w:bCs w:val="false"/>
+              </w:rPr>
+            </w:pPr>
+            <w:r>
+              <w:rPr>
+                <w:b w:val="false"/>
+                <w:bCs w:val="false"/>
+              </w:rPr>
+              <w:t>KI-Grundlagen, YOLO-Architektur, Raspberry Pi Grundlagen, relevante Literatur zusammentragen</w:t>
+            </w:r>
+          </w:p>
+        </w:tc>
+      </w:tr>
+      <w:tr>
+        <w:trPr/>
+        <w:tc>
+          <w:tcPr>
+            <w:tcW w:w="3078" w:type="dxa"/>
+            <w:tcBorders/>
+            <w:vAlign w:val="center"/>
+          </w:tcPr>
+          <w:p>
+            <w:pPr>
+              <w:pStyle w:val="TableContents"/>
+              <w:rPr/>
+            </w:pPr>
+            <w:r>
+              <w:rPr>
+                <w:rStyle w:val="Strong"/>
+                <w:b w:val="false"/>
+                <w:bCs w:val="false"/>
+              </w:rPr>
+              <w:t>3. Stand der Technik</w:t>
+            </w:r>
+          </w:p>
+        </w:tc>
+        <w:tc>
+          <w:tcPr>
+            <w:tcW w:w="766" w:type="dxa"/>
+            <w:tcBorders/>
+            <w:vAlign w:val="center"/>
+          </w:tcPr>
+          <w:p>
+            <w:pPr>
+              <w:pStyle w:val="TableContents"/>
+              <w:rPr>
+                <w:b w:val="false"/>
+                <w:bCs w:val="false"/>
+              </w:rPr>
+            </w:pPr>
+            <w:r>
+              <w:rPr>
+                <w:b w:val="false"/>
+                <w:bCs w:val="false"/>
+              </w:rPr>
+              <w:t>3–4</w:t>
+            </w:r>
+          </w:p>
+        </w:tc>
+        <w:tc>
+          <w:tcPr>
+            <w:tcW w:w="1473" w:type="dxa"/>
+            <w:tcBorders/>
+            <w:vAlign w:val="center"/>
+          </w:tcPr>
+          <w:p>
+            <w:pPr>
+              <w:pStyle w:val="TableContents"/>
+              <w:rPr>
+                <w:b w:val="false"/>
+                <w:bCs w:val="false"/>
+              </w:rPr>
+            </w:pPr>
+            <w:r>
+              <w:rPr>
+                <w:b w:val="false"/>
+                <w:bCs w:val="false"/>
+              </w:rPr>
+              <w:t>15</w:t>
+            </w:r>
+          </w:p>
+        </w:tc>
+        <w:tc>
+          <w:tcPr>
+            <w:tcW w:w="1244" w:type="dxa"/>
+            <w:tcBorders/>
+            <w:vAlign w:val="center"/>
+          </w:tcPr>
+          <w:p>
+            <w:pPr>
+              <w:pStyle w:val="TableContents"/>
+              <w:rPr>
+                <w:b w:val="false"/>
+                <w:bCs w:val="false"/>
+              </w:rPr>
+            </w:pPr>
+            <w:r>
+              <w:rPr>
+                <w:b w:val="false"/>
+                <w:bCs w:val="false"/>
+              </w:rPr>
+              <w:t>Woche 3</w:t>
+            </w:r>
+          </w:p>
+        </w:tc>
+        <w:tc>
+          <w:tcPr>
+            <w:tcW w:w="2841" w:type="dxa"/>
+            <w:tcBorders/>
+            <w:vAlign w:val="center"/>
+          </w:tcPr>
+          <w:p>
+            <w:pPr>
+              <w:pStyle w:val="TableContents"/>
+              <w:rPr>
+                <w:b w:val="false"/>
+                <w:bCs w:val="false"/>
+              </w:rPr>
+            </w:pPr>
+            <w:r>
+              <w:rPr>
+                <w:b w:val="false"/>
+                <w:bCs w:val="false"/>
+              </w:rPr>
+              <w:t>Aktuelle Smartbins/Projekte recherchieren, Technologien vergleichen, Quellen dokumentieren</w:t>
+            </w:r>
+          </w:p>
+        </w:tc>
+      </w:tr>
+      <w:tr>
+        <w:trPr/>
+        <w:tc>
+          <w:tcPr>
+            <w:tcW w:w="3078" w:type="dxa"/>
+            <w:tcBorders/>
+            <w:vAlign w:val="center"/>
+          </w:tcPr>
+          <w:p>
+            <w:pPr>
+              <w:pStyle w:val="TableContents"/>
+              <w:rPr/>
+            </w:pPr>
+            <w:r>
+              <w:rPr>
+                <w:rStyle w:val="Strong"/>
+                <w:b w:val="false"/>
+                <w:bCs w:val="false"/>
+              </w:rPr>
+              <w:t>4. Konzept und Planung des Smartbins</w:t>
+            </w:r>
+          </w:p>
+        </w:tc>
+        <w:tc>
+          <w:tcPr>
+            <w:tcW w:w="766" w:type="dxa"/>
+            <w:tcBorders/>
+            <w:vAlign w:val="center"/>
+          </w:tcPr>
+          <w:p>
+            <w:pPr>
+              <w:pStyle w:val="TableContents"/>
+              <w:rPr>
+                <w:b w:val="false"/>
+                <w:bCs w:val="false"/>
+              </w:rPr>
+            </w:pPr>
+            <w:r>
+              <w:rPr>
+                <w:b w:val="false"/>
+                <w:bCs w:val="false"/>
+              </w:rPr>
+              <w:t>4–5</w:t>
+            </w:r>
+          </w:p>
+        </w:tc>
+        <w:tc>
+          <w:tcPr>
+            <w:tcW w:w="1473" w:type="dxa"/>
+            <w:tcBorders/>
+            <w:vAlign w:val="center"/>
+          </w:tcPr>
+          <w:p>
+            <w:pPr>
+              <w:pStyle w:val="TableContents"/>
+              <w:rPr>
+                <w:b w:val="false"/>
+                <w:bCs w:val="false"/>
+              </w:rPr>
+            </w:pPr>
+            <w:r>
+              <w:rPr>
+                <w:b w:val="false"/>
+                <w:bCs w:val="false"/>
+              </w:rPr>
+              <w:t>20</w:t>
+            </w:r>
+          </w:p>
+        </w:tc>
+        <w:tc>
+          <w:tcPr>
+            <w:tcW w:w="1244" w:type="dxa"/>
+            <w:tcBorders/>
+            <w:vAlign w:val="center"/>
+          </w:tcPr>
+          <w:p>
+            <w:pPr>
+              <w:pStyle w:val="TableContents"/>
+              <w:rPr>
+                <w:b w:val="false"/>
+                <w:bCs w:val="false"/>
+              </w:rPr>
+            </w:pPr>
+            <w:r>
+              <w:rPr>
+                <w:b w:val="false"/>
+                <w:bCs w:val="false"/>
+              </w:rPr>
+              <w:t>Woche 4</w:t>
+            </w:r>
+          </w:p>
+        </w:tc>
+        <w:tc>
+          <w:tcPr>
+            <w:tcW w:w="2841" w:type="dxa"/>
+            <w:tcBorders/>
+            <w:vAlign w:val="center"/>
+          </w:tcPr>
+          <w:p>
+            <w:pPr>
+              <w:pStyle w:val="TableContents"/>
+              <w:rPr>
+                <w:b w:val="false"/>
+                <w:bCs w:val="false"/>
+              </w:rPr>
+            </w:pPr>
+            <w:r>
+              <w:rPr>
+                <w:b w:val="false"/>
+                <w:bCs w:val="false"/>
+              </w:rPr>
+              <w:t>Anforderungen definieren, Konzept erstellen, Skizzen/Diagramme, Projektplanung Hardware + Software</w:t>
+            </w:r>
+          </w:p>
+        </w:tc>
+      </w:tr>
+      <w:tr>
+        <w:trPr/>
+        <w:tc>
+          <w:tcPr>
+            <w:tcW w:w="3078" w:type="dxa"/>
+            <w:tcBorders/>
+            <w:vAlign w:val="center"/>
+          </w:tcPr>
+          <w:p>
+            <w:pPr>
+              <w:pStyle w:val="TableContents"/>
+              <w:rPr/>
+            </w:pPr>
+            <w:r>
+              <w:rPr>
+                <w:rStyle w:val="Strong"/>
+                <w:b w:val="false"/>
+                <w:bCs w:val="false"/>
+              </w:rPr>
+              <w:t>5. Umsetzung</w:t>
+            </w:r>
+          </w:p>
+        </w:tc>
+        <w:tc>
+          <w:tcPr>
+            <w:tcW w:w="766" w:type="dxa"/>
+            <w:tcBorders/>
+            <w:vAlign w:val="center"/>
+          </w:tcPr>
+          <w:p>
+            <w:pPr>
+              <w:pStyle w:val="TableContents"/>
+              <w:rPr>
+                <w:b w:val="false"/>
+                <w:bCs w:val="false"/>
+                <w:sz w:val="4"/>
+                <w:szCs w:val="4"/>
+              </w:rPr>
+            </w:pPr>
+            <w:r>
+              <w:rPr>
+                <w:b w:val="false"/>
+                <w:bCs w:val="false"/>
+                <w:sz w:val="4"/>
+                <w:szCs w:val="4"/>
+              </w:rPr>
+            </w:r>
+          </w:p>
+        </w:tc>
+        <w:tc>
+          <w:tcPr>
+            <w:tcW w:w="1473" w:type="dxa"/>
+            <w:tcBorders/>
+            <w:vAlign w:val="center"/>
+          </w:tcPr>
+          <w:p>
+            <w:pPr>
+              <w:pStyle w:val="TableContents"/>
+              <w:rPr>
+                <w:b w:val="false"/>
+                <w:bCs w:val="false"/>
+              </w:rPr>
+            </w:pPr>
+            <w:r>
+              <w:rPr>
+                <w:b w:val="false"/>
+                <w:bCs w:val="false"/>
+              </w:rPr>
+              <w:t>50</w:t>
+            </w:r>
+          </w:p>
+        </w:tc>
+        <w:tc>
+          <w:tcPr>
+            <w:tcW w:w="1244" w:type="dxa"/>
+            <w:tcBorders/>
+            <w:vAlign w:val="center"/>
+          </w:tcPr>
+          <w:p>
+            <w:pPr>
+              <w:pStyle w:val="TableContents"/>
+              <w:rPr>
+                <w:b w:val="false"/>
+                <w:bCs w:val="false"/>
+              </w:rPr>
+            </w:pPr>
+            <w:r>
+              <w:rPr>
+                <w:b w:val="false"/>
+                <w:bCs w:val="false"/>
+              </w:rPr>
+              <w:t>Woche 5–7</w:t>
+            </w:r>
+          </w:p>
+        </w:tc>
+        <w:tc>
+          <w:tcPr>
+            <w:tcW w:w="2841" w:type="dxa"/>
+            <w:tcBorders/>
+            <w:vAlign w:val="center"/>
+          </w:tcPr>
+          <w:p>
+            <w:pPr>
+              <w:pStyle w:val="TableContents"/>
+              <w:rPr>
+                <w:b w:val="false"/>
+                <w:bCs w:val="false"/>
+                <w:sz w:val="4"/>
+                <w:szCs w:val="4"/>
+              </w:rPr>
+            </w:pPr>
+            <w:r>
+              <w:rPr>
+                <w:b w:val="false"/>
+                <w:bCs w:val="false"/>
+                <w:sz w:val="4"/>
+                <w:szCs w:val="4"/>
+              </w:rPr>
+            </w:r>
+          </w:p>
+        </w:tc>
+      </w:tr>
+      <w:tr>
+        <w:trPr/>
+        <w:tc>
+          <w:tcPr>
+            <w:tcW w:w="3078" w:type="dxa"/>
+            <w:tcBorders/>
+            <w:vAlign w:val="center"/>
+          </w:tcPr>
+          <w:p>
+            <w:pPr>
+              <w:pStyle w:val="TableContents"/>
+              <w:rPr>
+                <w:b w:val="false"/>
+                <w:bCs w:val="false"/>
+              </w:rPr>
+            </w:pPr>
+            <w:r>
+              <w:rPr>
+                <w:b w:val="false"/>
+                <w:bCs w:val="false"/>
+              </w:rPr>
+              <w:t>5.1 Hardware</w:t>
+            </w:r>
+          </w:p>
+        </w:tc>
+        <w:tc>
+          <w:tcPr>
+            <w:tcW w:w="766" w:type="dxa"/>
+            <w:tcBorders/>
+            <w:vAlign w:val="center"/>
+          </w:tcPr>
+          <w:p>
+            <w:pPr>
+              <w:pStyle w:val="TableContents"/>
+              <w:rPr>
+                <w:b w:val="false"/>
+                <w:bCs w:val="false"/>
+              </w:rPr>
+            </w:pPr>
+            <w:r>
+              <w:rPr>
+                <w:b w:val="false"/>
+                <w:bCs w:val="false"/>
+              </w:rPr>
+              <w:t>4–5</w:t>
+            </w:r>
+          </w:p>
+        </w:tc>
+        <w:tc>
+          <w:tcPr>
+            <w:tcW w:w="1473" w:type="dxa"/>
+            <w:tcBorders/>
+            <w:vAlign w:val="center"/>
+          </w:tcPr>
+          <w:p>
+            <w:pPr>
+              <w:pStyle w:val="TableContents"/>
+              <w:rPr>
+                <w:b w:val="false"/>
+                <w:bCs w:val="false"/>
+              </w:rPr>
+            </w:pPr>
+            <w:r>
+              <w:rPr>
+                <w:b w:val="false"/>
+                <w:bCs w:val="false"/>
+              </w:rPr>
+              <w:t>20</w:t>
+            </w:r>
+          </w:p>
+        </w:tc>
+        <w:tc>
+          <w:tcPr>
+            <w:tcW w:w="1244" w:type="dxa"/>
+            <w:tcBorders/>
+            <w:vAlign w:val="center"/>
+          </w:tcPr>
+          <w:p>
+            <w:pPr>
+              <w:pStyle w:val="TableContents"/>
+              <w:rPr>
+                <w:b w:val="false"/>
+                <w:bCs w:val="false"/>
+              </w:rPr>
+            </w:pPr>
+            <w:r>
+              <w:rPr>
+                <w:b w:val="false"/>
+                <w:bCs w:val="false"/>
+              </w:rPr>
+              <w:t>Woche 5</w:t>
+            </w:r>
+          </w:p>
+        </w:tc>
+        <w:tc>
+          <w:tcPr>
+            <w:tcW w:w="2841" w:type="dxa"/>
+            <w:tcBorders/>
+            <w:vAlign w:val="center"/>
+          </w:tcPr>
+          <w:p>
+            <w:pPr>
+              <w:pStyle w:val="TableContents"/>
+              <w:rPr>
+                <w:b w:val="false"/>
+                <w:bCs w:val="false"/>
+              </w:rPr>
+            </w:pPr>
+            <w:r>
+              <w:rPr>
+                <w:b w:val="false"/>
+                <w:bCs w:val="false"/>
+              </w:rPr>
+              <w:t>Komponenten auswählen, Schaltplan erstellen, Aufbau und Verkabelung</w:t>
+            </w:r>
+          </w:p>
+        </w:tc>
+      </w:tr>
+      <w:tr>
+        <w:trPr/>
+        <w:tc>
+          <w:tcPr>
+            <w:tcW w:w="3078" w:type="dxa"/>
+            <w:tcBorders/>
+            <w:vAlign w:val="center"/>
+          </w:tcPr>
+          <w:p>
+            <w:pPr>
+              <w:pStyle w:val="TableContents"/>
+              <w:rPr>
+                <w:b w:val="false"/>
+                <w:bCs w:val="false"/>
+              </w:rPr>
+            </w:pPr>
+            <w:r>
+              <w:rPr>
+                <w:b w:val="false"/>
+                <w:bCs w:val="false"/>
+              </w:rPr>
+              <w:t>5.2 Software &amp; KI-Modell</w:t>
+            </w:r>
+          </w:p>
+        </w:tc>
+        <w:tc>
+          <w:tcPr>
+            <w:tcW w:w="766" w:type="dxa"/>
+            <w:tcBorders/>
+            <w:vAlign w:val="center"/>
+          </w:tcPr>
+          <w:p>
+            <w:pPr>
+              <w:pStyle w:val="TableContents"/>
+              <w:rPr>
+                <w:b w:val="false"/>
+                <w:bCs w:val="false"/>
+              </w:rPr>
+            </w:pPr>
+            <w:r>
+              <w:rPr>
+                <w:b w:val="false"/>
+                <w:bCs w:val="false"/>
+              </w:rPr>
+              <w:t>5–7</w:t>
+            </w:r>
+          </w:p>
+        </w:tc>
+        <w:tc>
+          <w:tcPr>
+            <w:tcW w:w="1473" w:type="dxa"/>
+            <w:tcBorders/>
+            <w:vAlign w:val="center"/>
+          </w:tcPr>
+          <w:p>
+            <w:pPr>
+              <w:pStyle w:val="TableContents"/>
+              <w:rPr>
+                <w:b w:val="false"/>
+                <w:bCs w:val="false"/>
+              </w:rPr>
+            </w:pPr>
+            <w:r>
+              <w:rPr>
+                <w:b w:val="false"/>
+                <w:bCs w:val="false"/>
+              </w:rPr>
+              <w:t>30</w:t>
+            </w:r>
+          </w:p>
+        </w:tc>
+        <w:tc>
+          <w:tcPr>
+            <w:tcW w:w="1244" w:type="dxa"/>
+            <w:tcBorders/>
+            <w:vAlign w:val="center"/>
+          </w:tcPr>
+          <w:p>
+            <w:pPr>
+              <w:pStyle w:val="TableContents"/>
+              <w:rPr>
+                <w:b w:val="false"/>
+                <w:bCs w:val="false"/>
+              </w:rPr>
+            </w:pPr>
+            <w:r>
+              <w:rPr>
+                <w:b w:val="false"/>
+                <w:bCs w:val="false"/>
+              </w:rPr>
+              <w:t>Woche 6–7</w:t>
+            </w:r>
+          </w:p>
+        </w:tc>
+        <w:tc>
+          <w:tcPr>
+            <w:tcW w:w="2841" w:type="dxa"/>
+            <w:tcBorders/>
+            <w:vAlign w:val="center"/>
+          </w:tcPr>
+          <w:p>
+            <w:pPr>
+              <w:pStyle w:val="TableContents"/>
+              <w:rPr>
+                <w:b w:val="false"/>
+                <w:bCs w:val="false"/>
+              </w:rPr>
+            </w:pPr>
+            <w:r>
+              <w:rPr>
+                <w:b w:val="false"/>
+                <w:bCs w:val="false"/>
+              </w:rPr>
+              <w:t>Datensammlung, YOLO-Modell trainieren, Softwareentwicklung, Integration mit Hardware</w:t>
+            </w:r>
+          </w:p>
+        </w:tc>
+      </w:tr>
+      <w:tr>
+        <w:trPr/>
+        <w:tc>
+          <w:tcPr>
+            <w:tcW w:w="3078" w:type="dxa"/>
+            <w:tcBorders/>
+            <w:vAlign w:val="center"/>
+          </w:tcPr>
+          <w:p>
+            <w:pPr>
+              <w:pStyle w:val="TableContents"/>
+              <w:rPr/>
+            </w:pPr>
+            <w:r>
+              <w:rPr>
+                <w:rStyle w:val="Strong"/>
+                <w:b w:val="false"/>
+                <w:bCs w:val="false"/>
+              </w:rPr>
+              <w:t>6. Testing &amp; Ergebnisse</w:t>
+            </w:r>
+          </w:p>
+        </w:tc>
+        <w:tc>
+          <w:tcPr>
+            <w:tcW w:w="766" w:type="dxa"/>
+            <w:tcBorders/>
+            <w:vAlign w:val="center"/>
+          </w:tcPr>
+          <w:p>
+            <w:pPr>
+              <w:pStyle w:val="TableContents"/>
+              <w:rPr>
+                <w:b w:val="false"/>
+                <w:bCs w:val="false"/>
+              </w:rPr>
+            </w:pPr>
+            <w:r>
+              <w:rPr>
+                <w:b w:val="false"/>
+                <w:bCs w:val="false"/>
+              </w:rPr>
+              <w:t>3–4</w:t>
+            </w:r>
+          </w:p>
+        </w:tc>
+        <w:tc>
+          <w:tcPr>
+            <w:tcW w:w="1473" w:type="dxa"/>
+            <w:tcBorders/>
+            <w:vAlign w:val="center"/>
+          </w:tcPr>
+          <w:p>
+            <w:pPr>
+              <w:pStyle w:val="TableContents"/>
+              <w:rPr>
+                <w:b w:val="false"/>
+                <w:bCs w:val="false"/>
+              </w:rPr>
+            </w:pPr>
+            <w:r>
+              <w:rPr>
+                <w:b w:val="false"/>
+                <w:bCs w:val="false"/>
+              </w:rPr>
+              <w:t>15</w:t>
+            </w:r>
+          </w:p>
+        </w:tc>
+        <w:tc>
+          <w:tcPr>
+            <w:tcW w:w="1244" w:type="dxa"/>
+            <w:tcBorders/>
+            <w:vAlign w:val="center"/>
+          </w:tcPr>
+          <w:p>
+            <w:pPr>
+              <w:pStyle w:val="TableContents"/>
+              <w:rPr>
+                <w:b w:val="false"/>
+                <w:bCs w:val="false"/>
+              </w:rPr>
+            </w:pPr>
+            <w:r>
+              <w:rPr>
+                <w:b w:val="false"/>
+                <w:bCs w:val="false"/>
+              </w:rPr>
+              <w:t>Woche 8</w:t>
+            </w:r>
+          </w:p>
+        </w:tc>
+        <w:tc>
+          <w:tcPr>
+            <w:tcW w:w="2841" w:type="dxa"/>
+            <w:tcBorders/>
+            <w:vAlign w:val="center"/>
+          </w:tcPr>
+          <w:p>
+            <w:pPr>
+              <w:pStyle w:val="TableContents"/>
+              <w:rPr>
+                <w:b w:val="false"/>
+                <w:bCs w:val="false"/>
+              </w:rPr>
+            </w:pPr>
+            <w:r>
+              <w:rPr>
+                <w:b w:val="false"/>
+                <w:bCs w:val="false"/>
+              </w:rPr>
+              <w:t>Testfälle definieren, Tests durchführen, Daten auswerten, Ergebnisse dokumentieren</w:t>
+            </w:r>
+          </w:p>
+        </w:tc>
+      </w:tr>
+      <w:tr>
+        <w:trPr/>
+        <w:tc>
+          <w:tcPr>
+            <w:tcW w:w="3078" w:type="dxa"/>
+            <w:tcBorders/>
+            <w:vAlign w:val="center"/>
+          </w:tcPr>
+          <w:p>
+            <w:pPr>
+              <w:pStyle w:val="TableContents"/>
+              <w:rPr/>
+            </w:pPr>
+            <w:r>
+              <w:rPr>
+                <w:rStyle w:val="Strong"/>
+                <w:b w:val="false"/>
+                <w:bCs w:val="false"/>
+              </w:rPr>
+              <w:t>7. Diskussion &amp; Verbesserungspotential</w:t>
+            </w:r>
+          </w:p>
+        </w:tc>
+        <w:tc>
+          <w:tcPr>
+            <w:tcW w:w="766" w:type="dxa"/>
+            <w:tcBorders/>
+            <w:vAlign w:val="center"/>
+          </w:tcPr>
+          <w:p>
+            <w:pPr>
+              <w:pStyle w:val="TableContents"/>
+              <w:rPr>
+                <w:b w:val="false"/>
+                <w:bCs w:val="false"/>
+              </w:rPr>
+            </w:pPr>
+            <w:r>
+              <w:rPr>
+                <w:b w:val="false"/>
+                <w:bCs w:val="false"/>
+              </w:rPr>
+              <w:t>2–3</w:t>
+            </w:r>
+          </w:p>
+        </w:tc>
+        <w:tc>
+          <w:tcPr>
+            <w:tcW w:w="1473" w:type="dxa"/>
+            <w:tcBorders/>
+            <w:vAlign w:val="center"/>
+          </w:tcPr>
+          <w:p>
+            <w:pPr>
+              <w:pStyle w:val="TableContents"/>
+              <w:rPr>
+                <w:b w:val="false"/>
+                <w:bCs w:val="false"/>
+              </w:rPr>
+            </w:pPr>
+            <w:r>
+              <w:rPr>
+                <w:b w:val="false"/>
+                <w:bCs w:val="false"/>
+              </w:rPr>
+              <w:t>10</w:t>
+            </w:r>
+          </w:p>
+        </w:tc>
+        <w:tc>
+          <w:tcPr>
+            <w:tcW w:w="1244" w:type="dxa"/>
+            <w:tcBorders/>
+            <w:vAlign w:val="center"/>
+          </w:tcPr>
+          <w:p>
+            <w:pPr>
+              <w:pStyle w:val="TableContents"/>
+              <w:rPr>
+                <w:b w:val="false"/>
+                <w:bCs w:val="false"/>
+              </w:rPr>
+            </w:pPr>
+            <w:r>
+              <w:rPr>
+                <w:b w:val="false"/>
+                <w:bCs w:val="false"/>
+              </w:rPr>
+              <w:t>Woche 9</w:t>
+            </w:r>
+          </w:p>
+        </w:tc>
+        <w:tc>
+          <w:tcPr>
+            <w:tcW w:w="2841" w:type="dxa"/>
+            <w:tcBorders/>
+            <w:vAlign w:val="center"/>
+          </w:tcPr>
+          <w:p>
+            <w:pPr>
+              <w:pStyle w:val="TableContents"/>
+              <w:rPr>
+                <w:b w:val="false"/>
+                <w:bCs w:val="false"/>
+              </w:rPr>
+            </w:pPr>
+            <w:r>
+              <w:rPr>
+                <w:b w:val="false"/>
+                <w:bCs w:val="false"/>
+              </w:rPr>
+              <w:t>Ergebnisse reflektieren, mögliche Optimierungen aufzeigen, Probleme diskutieren</w:t>
+            </w:r>
+          </w:p>
+        </w:tc>
+      </w:tr>
+      <w:tr>
+        <w:trPr/>
+        <w:tc>
+          <w:tcPr>
+            <w:tcW w:w="3078" w:type="dxa"/>
+            <w:tcBorders/>
+            <w:vAlign w:val="center"/>
+          </w:tcPr>
+          <w:p>
+            <w:pPr>
+              <w:pStyle w:val="TableContents"/>
+              <w:rPr/>
+            </w:pPr>
+            <w:r>
+              <w:rPr>
+                <w:rStyle w:val="Strong"/>
+                <w:b w:val="false"/>
+                <w:bCs w:val="false"/>
+              </w:rPr>
+              <w:t>8. Fazit &amp; Ausblick</w:t>
+            </w:r>
+          </w:p>
+        </w:tc>
+        <w:tc>
+          <w:tcPr>
+            <w:tcW w:w="766" w:type="dxa"/>
+            <w:tcBorders/>
+            <w:vAlign w:val="center"/>
+          </w:tcPr>
+          <w:p>
+            <w:pPr>
+              <w:pStyle w:val="TableContents"/>
+              <w:rPr>
+                <w:b w:val="false"/>
+                <w:bCs w:val="false"/>
+              </w:rPr>
+            </w:pPr>
+            <w:r>
+              <w:rPr>
+                <w:b w:val="false"/>
+                <w:bCs w:val="false"/>
+              </w:rPr>
+              <w:t>2</w:t>
+            </w:r>
+          </w:p>
+        </w:tc>
+        <w:tc>
+          <w:tcPr>
+            <w:tcW w:w="1473" w:type="dxa"/>
+            <w:tcBorders/>
+            <w:vAlign w:val="center"/>
+          </w:tcPr>
+          <w:p>
+            <w:pPr>
+              <w:pStyle w:val="TableContents"/>
+              <w:rPr>
+                <w:b w:val="false"/>
+                <w:bCs w:val="false"/>
+              </w:rPr>
+            </w:pPr>
+            <w:r>
+              <w:rPr>
+                <w:b w:val="false"/>
+                <w:bCs w:val="false"/>
+              </w:rPr>
+              <w:t>5</w:t>
+            </w:r>
+          </w:p>
+        </w:tc>
+        <w:tc>
+          <w:tcPr>
+            <w:tcW w:w="1244" w:type="dxa"/>
+            <w:tcBorders/>
+            <w:vAlign w:val="center"/>
+          </w:tcPr>
+          <w:p>
+            <w:pPr>
+              <w:pStyle w:val="TableContents"/>
+              <w:rPr>
+                <w:b w:val="false"/>
+                <w:bCs w:val="false"/>
+              </w:rPr>
+            </w:pPr>
+            <w:r>
+              <w:rPr>
+                <w:b w:val="false"/>
+                <w:bCs w:val="false"/>
+              </w:rPr>
+              <w:t>Woche 10</w:t>
+            </w:r>
+          </w:p>
+        </w:tc>
+        <w:tc>
+          <w:tcPr>
+            <w:tcW w:w="2841" w:type="dxa"/>
+            <w:tcBorders/>
+            <w:vAlign w:val="center"/>
+          </w:tcPr>
+          <w:p>
+            <w:pPr>
+              <w:pStyle w:val="TableContents"/>
+              <w:rPr>
+                <w:b w:val="false"/>
+                <w:bCs w:val="false"/>
+              </w:rPr>
+            </w:pPr>
+            <w:r>
+              <w:rPr>
+                <w:b w:val="false"/>
+                <w:bCs w:val="false"/>
+              </w:rPr>
+              <w:t>Zusammenfassung, Forschungsergebnisse, Ausblick auf Weiterentwicklungen</w:t>
+            </w:r>
+          </w:p>
+        </w:tc>
+      </w:tr>
+      <w:tr>
+        <w:trPr/>
+        <w:tc>
+          <w:tcPr>
+            <w:tcW w:w="3078" w:type="dxa"/>
+            <w:tcBorders/>
+            <w:vAlign w:val="center"/>
+          </w:tcPr>
+          <w:p>
+            <w:pPr>
+              <w:pStyle w:val="TableContents"/>
+              <w:rPr/>
+            </w:pPr>
+            <w:r>
+              <w:rPr>
+                <w:rStyle w:val="Strong"/>
+                <w:b w:val="false"/>
+                <w:bCs w:val="false"/>
+              </w:rPr>
+              <w:t>Puffer / Überarbeitung</w:t>
+            </w:r>
+          </w:p>
+        </w:tc>
+        <w:tc>
+          <w:tcPr>
+            <w:tcW w:w="766" w:type="dxa"/>
+            <w:tcBorders/>
+            <w:vAlign w:val="center"/>
+          </w:tcPr>
+          <w:p>
+            <w:pPr>
+              <w:pStyle w:val="TableContents"/>
+              <w:rPr>
+                <w:b w:val="false"/>
+                <w:bCs w:val="false"/>
+              </w:rPr>
+            </w:pPr>
+            <w:r>
+              <w:rPr>
+                <w:b w:val="false"/>
+                <w:bCs w:val="false"/>
+              </w:rPr>
+              <w:t>–</w:t>
+            </w:r>
+          </w:p>
+        </w:tc>
+        <w:tc>
+          <w:tcPr>
+            <w:tcW w:w="1473" w:type="dxa"/>
+            <w:tcBorders/>
+            <w:vAlign w:val="center"/>
+          </w:tcPr>
+          <w:p>
+            <w:pPr>
+              <w:pStyle w:val="TableContents"/>
+              <w:rPr>
+                <w:b w:val="false"/>
+                <w:bCs w:val="false"/>
+              </w:rPr>
+            </w:pPr>
+            <w:r>
+              <w:rPr>
+                <w:b w:val="false"/>
+                <w:bCs w:val="false"/>
+              </w:rPr>
+              <w:t>10</w:t>
+            </w:r>
+          </w:p>
+        </w:tc>
+        <w:tc>
+          <w:tcPr>
+            <w:tcW w:w="1244" w:type="dxa"/>
+            <w:tcBorders/>
+            <w:vAlign w:val="center"/>
+          </w:tcPr>
+          <w:p>
+            <w:pPr>
+              <w:pStyle w:val="TableContents"/>
+              <w:rPr>
+                <w:b w:val="false"/>
+                <w:bCs w:val="false"/>
+              </w:rPr>
+            </w:pPr>
+            <w:r>
+              <w:rPr>
+                <w:b w:val="false"/>
+                <w:bCs w:val="false"/>
+              </w:rPr>
+              <w:t>Woche 11</w:t>
+            </w:r>
+          </w:p>
+        </w:tc>
+        <w:tc>
+          <w:tcPr>
+            <w:tcW w:w="2841" w:type="dxa"/>
+            <w:tcBorders/>
+            <w:vAlign w:val="center"/>
+          </w:tcPr>
+          <w:p>
+            <w:pPr>
+              <w:pStyle w:val="TableContents"/>
+              <w:rPr>
+                <w:b w:val="false"/>
+                <w:bCs w:val="false"/>
+              </w:rPr>
+            </w:pPr>
+            <w:r>
+              <w:rPr>
+                <w:b w:val="false"/>
+                <w:bCs w:val="false"/>
+              </w:rPr>
+              <w:t>Rechtschreibung, Layout, Quellenprüfung, finale Anpassungen</w:t>
+            </w:r>
+          </w:p>
+        </w:tc>
+      </w:tr>
+    </w:tbl>
+    <w:p>
+      <w:pPr>
+        <w:pStyle w:val="Normal"/>
+        <w:rPr>
+          <w:b w:val="false"/>
+          <w:bCs w:val="false"/>
+        </w:rPr>
+      </w:pPr>
+      <w:r>
+        <w:rPr>
+          <w:b w:val="false"/>
+          <w:bCs w:val="false"/>
+        </w:rPr>
+      </w:r>
+    </w:p>
     <w:sectPr>
-      <w:headerReference w:type="default" r:id="rId9"/>
-      <w:footerReference w:type="even" r:id="rId10"/>
-      <w:footerReference w:type="default" r:id="rId11"/>
+      <w:headerReference w:type="even" r:id="rId4"/>
+      <w:headerReference w:type="default" r:id="rId5"/>
+      <w:headerReference w:type="first" r:id="rId6"/>
+      <w:footerReference w:type="even" r:id="rId7"/>
+      <w:footerReference w:type="default" r:id="rId8"/>
+      <w:footerReference w:type="first" r:id="rId9"/>
+      <w:type w:val="nextPage"/>
       <w:pgSz w:w="11906" w:h="16838"/>
-      <w:pgMar w:top="1843" w:right="1418" w:bottom="568" w:left="1086" w:header="709" w:footer="720" w:gutter="0"/>
-      <w:cols w:space="720"/>
-      <w:docGrid w:linePitch="360"/>
+      <w:pgMar w:left="1086" w:right="1418" w:gutter="0" w:header="709" w:top="1843" w:footer="720" w:bottom="777"/>
+      <w:pgNumType w:fmt="decimal"/>
+      <w:formProt w:val="false"/>
+      <w:textDirection w:val="lrTb"/>
+      <w:docGrid w:type="default" w:linePitch="360" w:charSpace="0"/>
     </w:sectPr>
   </w:body>
 </w:document>
 </file>
 
-<file path=word/endnotes.xml><?xml version="1.0" encoding="utf-8"?>
-<w:endnotes xmlns:wpc="http://schemas.microsoft.com/office/word/2010/wordprocessingCanvas" xmlns:cx="http://schemas.microsoft.com/office/drawing/2014/chartex" xmlns:cx1="http://schemas.microsoft.com/office/drawing/2015/9/8/chartex" xmlns:cx2="http://schemas.microsoft.com/office/drawing/2015/10/21/chartex" xmlns:cx3="http://schemas.microsoft.com/office/drawing/2016/5/9/chartex" xmlns:cx4="http://schemas.microsoft.com/office/drawing/2016/5/10/chartex" xmlns:cx5="http://schemas.microsoft.com/office/drawing/2016/5/11/chartex" xmlns:cx6="http://schemas.microsoft.com/office/drawing/2016/5/12/chartex" xmlns:cx7="http://schemas.microsoft.com/office/drawing/2016/5/13/chartex" xmlns:cx8="http://schemas.microsoft.com/office/drawing/2016/5/14/chartex" xmlns:mc="http://schemas.openxmlformats.org/markup-compatibility/2006" xmlns:aink="http://schemas.microsoft.com/office/drawing/2016/ink" xmlns:am3d="http://schemas.microsoft.com/office/drawing/2017/model3d" xmlns:o="urn:schemas-microsoft-com:office:office" xmlns:oel="http://schemas.microsoft.com/office/2019/extlst" xmlns:r="http://schemas.openxmlformats.org/officeDocument/2006/relationships" xmlns:m="http://schemas.openxmlformats.org/officeDocument/2006/math" xmlns:v="urn:schemas-microsoft-com:vml" xmlns:wp14="http://schemas.microsoft.com/office/word/2010/wordprocessingDrawing" xmlns:wp="http://schemas.openxmlformats.org/drawingml/2006/wordprocessingDrawing" xmlns:w10="urn:schemas-microsoft-com:office:word" xmlns:w="http://schemas.openxmlformats.org/wordprocessingml/2006/main" xmlns:w14="http://schemas.microsoft.com/office/word/2010/wordml" xmlns:w15="http://schemas.microsoft.com/office/word/2012/wordml" xmlns:w16cex="http://schemas.microsoft.com/office/word/2018/wordml/cex" xmlns:w16cid="http://schemas.microsoft.com/office/word/2016/wordml/cid" xmlns:w16="http://schemas.microsoft.com/office/word/2018/wordml" xmlns:w16du="http://schemas.microsoft.com/office/word/2023/wordml/word16du" xmlns:w16sdtdh="http://schemas.microsoft.com/office/word/2020/wordml/sdtdatahash" xmlns:w16sdtfl="http://schemas.microsoft.com/office/word/2024/wordml/sdtformatlock" xmlns:w16se="http://schemas.microsoft.com/office/word/2015/wordml/symex" xmlns:wpg="http://schemas.microsoft.com/office/word/2010/wordprocessingGroup" xmlns:wpi="http://schemas.microsoft.com/office/word/2010/wordprocessingInk" xmlns:wne="http://schemas.microsoft.com/office/word/2006/wordml" xmlns:wps="http://schemas.microsoft.com/office/word/2010/wordprocessingShape" mc:Ignorable="w14 w15 w16se w16cid w16 w16cex w16sdtdh w16sdtfl w16du wp14">
-  <w:endnote w:type="separator" w:id="-1">
-    <w:p>
-      <w:r>
-        <w:separator/>
-      </w:r>
-    </w:p>
-  </w:endnote>
-  <w:endnote w:type="continuationSeparator" w:id="0">
-    <w:p>
-      <w:r>
-        <w:continuationSeparator/>
-      </w:r>
-    </w:p>
-  </w:endnote>
-</w:endnotes>
-</file>
-
 <file path=word/footer1.xml><?xml version="1.0" encoding="utf-8"?>
-<w:ftr xmlns:wpc="http://schemas.microsoft.com/office/word/2010/wordprocessingCanvas" xmlns:cx="http://schemas.microsoft.com/office/drawing/2014/chartex" xmlns:cx1="http://schemas.microsoft.com/office/drawing/2015/9/8/chartex" xmlns:cx2="http://schemas.microsoft.com/office/drawing/2015/10/21/chartex" xmlns:cx3="http://schemas.microsoft.com/office/drawing/2016/5/9/chartex" xmlns:cx4="http://schemas.microsoft.com/office/drawing/2016/5/10/chartex" xmlns:cx5="http://schemas.microsoft.com/office/drawing/2016/5/11/chartex" xmlns:cx6="http://schemas.microsoft.com/office/drawing/2016/5/12/chartex" xmlns:cx7="http://schemas.microsoft.com/office/drawing/2016/5/13/chartex" xmlns:cx8="http://schemas.microsoft.com/office/drawing/2016/5/14/chartex" xmlns:mc="http://schemas.openxmlformats.org/markup-compatibility/2006" xmlns:aink="http://schemas.microsoft.com/office/drawing/2016/ink" xmlns:am3d="http://schemas.microsoft.com/office/drawing/2017/model3d" xmlns:o="urn:schemas-microsoft-com:office:office" xmlns:oel="http://schemas.microsoft.com/office/2019/extlst" xmlns:r="http://schemas.openxmlformats.org/officeDocument/2006/relationships" xmlns:m="http://schemas.openxmlformats.org/officeDocument/2006/math" xmlns:v="urn:schemas-microsoft-com:vml" xmlns:wp14="http://schemas.microsoft.com/office/word/2010/wordprocessingDrawing" xmlns:wp="http://schemas.openxmlformats.org/drawingml/2006/wordprocessingDrawing" xmlns:w10="urn:schemas-microsoft-com:office:word" xmlns:w="http://schemas.openxmlformats.org/wordprocessingml/2006/main" xmlns:w14="http://schemas.microsoft.com/office/word/2010/wordml" xmlns:w15="http://schemas.microsoft.com/office/word/2012/wordml" xmlns:w16cex="http://schemas.microsoft.com/office/word/2018/wordml/cex" xmlns:w16cid="http://schemas.microsoft.com/office/word/2016/wordml/cid" xmlns:w16="http://schemas.microsoft.com/office/word/2018/wordml" xmlns:w16du="http://schemas.microsoft.com/office/word/2023/wordml/word16du" xmlns:w16sdtdh="http://schemas.microsoft.com/office/word/2020/wordml/sdtdatahash" xmlns:w16sdtfl="http://schemas.microsoft.com/office/word/2024/wordml/sdtformatlock" xmlns:w16se="http://schemas.microsoft.com/office/word/2015/wordml/symex" xmlns:wpg="http://schemas.microsoft.com/office/word/2010/wordprocessingGroup" xmlns:wpi="http://schemas.microsoft.com/office/word/2010/wordprocessingInk" xmlns:wne="http://schemas.microsoft.com/office/word/2006/wordml" xmlns:wps="http://schemas.microsoft.com/office/word/2010/wordprocessingShape" mc:Ignorable="w14 w15 w16se w16cid w16 w16cex w16sdtdh w16sdtfl w16du wp14">
+<w:ftr xmlns:o="urn:schemas-microsoft-com:office:office" xmlns:r="http://schemas.openxmlformats.org/officeDocument/2006/relationships" xmlns:v="urn:schemas-microsoft-com:vml" xmlns:w="http://schemas.openxmlformats.org/wordprocessingml/2006/main" xmlns:w10="urn:schemas-microsoft-com:office:word" xmlns:wp="http://schemas.openxmlformats.org/drawingml/2006/wordprocessingDrawing" xmlns:pic="http://schemas.openxmlformats.org/drawingml/2006/picture" xmlns:wps="http://schemas.microsoft.com/office/word/2010/wordprocessingShape" xmlns:wpg="http://schemas.microsoft.com/office/word/2010/wordprocessingGroup" xmlns:mc="http://schemas.openxmlformats.org/markup-compatibility/2006" xmlns:wp14="http://schemas.microsoft.com/office/word/2010/wordprocessingDrawing" xmlns:w14="http://schemas.microsoft.com/office/word/2010/wordml" xmlns:w15="http://schemas.microsoft.com/office/word/2012/wordml" mc:Ignorable="w14 wp14 w15">
   <w:p>
     <w:pPr>
-      <w:pStyle w:val="Footer"/>
-      <w:framePr w:wrap="around" w:vAnchor="text" w:hAnchor="margin" w:xAlign="right" w:y="1"/>
-      <w:rPr>
-        <w:rStyle w:val="PageNumber"/>
-      </w:rPr>
+      <w:pStyle w:val="Normal"/>
+      <w:ind w:end="360"/>
+      <w:rPr/>
     </w:pPr>
     <w:r>
-      <w:rPr>
-        <w:rStyle w:val="PageNumber"/>
-      </w:rPr>
-      <w:fldChar w:fldCharType="begin"/>
+      <w:rPr/>
     </w:r>
     <w:r>
-      <w:rPr>
-        <w:rStyle w:val="PageNumber"/>
-      </w:rPr>
-      <w:instrText xml:space="preserve">PAGE  </w:instrText>
+      <mc:AlternateContent>
+        <mc:Choice Requires="wps">
+          <w:drawing>
+            <wp:anchor distT="0" distB="0" distL="0" distR="0" simplePos="0" relativeHeight="0" behindDoc="0" locked="0" layoutInCell="1" allowOverlap="1">
+              <wp:simplePos x="0" y="0"/>
+              <wp:positionH relativeFrom="margin">
+                <wp:align>right</wp:align>
+              </wp:positionH>
+              <wp:positionV relativeFrom="paragraph">
+                <wp:posOffset>635</wp:posOffset>
+              </wp:positionV>
+              <wp:extent cx="14605" cy="14605"/>
+              <wp:effectExtent l="0" t="0" r="0" b="0"/>
+              <wp:wrapSquare wrapText="bothSides"/>
+              <wp:docPr id="1" name="Frame1"/>
+              <a:graphic xmlns:a="http://schemas.openxmlformats.org/drawingml/2006/main">
+                <a:graphicData uri="http://schemas.microsoft.com/office/word/2010/wordprocessingShape">
+                  <wps:wsp>
+                    <wps:cNvSpPr txBox="1"/>
+                    <wps:spPr>
+                      <a:xfrm>
+                        <a:off x="0" y="0"/>
+                        <a:ext cx="14605" cy="14605"/>
+                      </a:xfrm>
+                      <a:prstGeom prst="rect"/>
+                      <a:solidFill>
+                        <a:srgbClr val="FFFFFF">
+                          <a:alpha val="0"/>
+                        </a:srgbClr>
+                      </a:solidFill>
+                    </wps:spPr>
+                    <wps:txbx>
+                      <w:txbxContent>
+                        <w:p>
+                          <w:pPr>
+                            <w:pStyle w:val="Footer"/>
+                            <w:pBdr/>
+                            <w:rPr>
+                              <w:rStyle w:val="PageNumber"/>
+                            </w:rPr>
+                          </w:pPr>
+                          <w:r>
+                            <w:rPr>
+                              <w:rStyle w:val="PageNumber"/>
+                            </w:rPr>
+                            <w:fldChar w:fldCharType="begin"/>
+                          </w:r>
+                          <w:r>
+                            <w:rPr>
+                              <w:rStyle w:val="PageNumber"/>
+                            </w:rPr>
+                            <w:instrText xml:space="preserve"> PAGE </w:instrText>
+                          </w:r>
+                          <w:r>
+                            <w:rPr>
+                              <w:rStyle w:val="PageNumber"/>
+                            </w:rPr>
+                            <w:fldChar w:fldCharType="separate"/>
+                          </w:r>
+                          <w:r>
+                            <w:rPr>
+                              <w:rStyle w:val="PageNumber"/>
+                            </w:rPr>
+                            <w:t>0</w:t>
+                          </w:r>
+                          <w:r>
+                            <w:rPr>
+                              <w:rStyle w:val="PageNumber"/>
+                            </w:rPr>
+                            <w:fldChar w:fldCharType="end"/>
+                          </w:r>
+                        </w:p>
+                      </w:txbxContent>
+                    </wps:txbx>
+                    <wps:bodyPr anchor="t" lIns="0" tIns="0" rIns="0" bIns="0">
+                      <a:spAutoFit/>
+                    </wps:bodyPr>
+                  </wps:wsp>
+                </a:graphicData>
+              </a:graphic>
+            </wp:anchor>
+          </w:drawing>
+        </mc:Choice>
+        <mc:Fallback>
+          <w:pict>
+            <v:rect fillcolor="#FFFFFF" style="position:absolute;rotation:-0;width:1.15pt;height:1.15pt;mso-wrap-distance-left:0pt;mso-wrap-distance-right:0pt;mso-wrap-distance-top:0pt;mso-wrap-distance-bottom:0pt;margin-top:0.05pt;mso-position-vertical-relative:text;margin-left:0pt;mso-position-horizontal:right;mso-position-horizontal-relative:margin">
+              <v:fill opacity="0f"/>
+              <v:textbox inset="0in,0in,0in,0in">
+                <w:txbxContent>
+                  <w:p>
+                    <w:pPr>
+                      <w:pStyle w:val="Footer"/>
+                      <w:pBdr/>
+                      <w:rPr>
+                        <w:rStyle w:val="PageNumber"/>
+                      </w:rPr>
+                    </w:pPr>
+                    <w:r>
+                      <w:rPr>
+                        <w:rStyle w:val="PageNumber"/>
+                      </w:rPr>
+                      <w:fldChar w:fldCharType="begin"/>
+                    </w:r>
+                    <w:r>
+                      <w:rPr>
+                        <w:rStyle w:val="PageNumber"/>
+                      </w:rPr>
+                      <w:instrText xml:space="preserve"> PAGE </w:instrText>
+                    </w:r>
+                    <w:r>
+                      <w:rPr>
+                        <w:rStyle w:val="PageNumber"/>
+                      </w:rPr>
+                      <w:fldChar w:fldCharType="separate"/>
+                    </w:r>
+                    <w:r>
+                      <w:rPr>
+                        <w:rStyle w:val="PageNumber"/>
+                      </w:rPr>
+                      <w:t>0</w:t>
+                    </w:r>
+                    <w:r>
+                      <w:rPr>
+                        <w:rStyle w:val="PageNumber"/>
+                      </w:rPr>
+                      <w:fldChar w:fldCharType="end"/>
+                    </w:r>
+                  </w:p>
+                </w:txbxContent>
+              </v:textbox>
+              <w10:wrap type="square"/>
+            </v:rect>
+          </w:pict>
+        </mc:Fallback>
+      </mc:AlternateContent>
     </w:r>
-    <w:r>
-      <w:rPr>
-        <w:rStyle w:val="PageNumber"/>
-      </w:rPr>
-      <w:fldChar w:fldCharType="end"/>
-    </w:r>
-  </w:p>
-  <w:p>
-    <w:pPr>
-      <w:ind w:right="360"/>
-    </w:pPr>
   </w:p>
 </w:ftr>
 </file>
 
 <file path=word/footer2.xml><?xml version="1.0" encoding="utf-8"?>
-<w:ftr xmlns:wpc="http://schemas.microsoft.com/office/word/2010/wordprocessingCanvas" xmlns:cx="http://schemas.microsoft.com/office/drawing/2014/chartex" xmlns:cx1="http://schemas.microsoft.com/office/drawing/2015/9/8/chartex" xmlns:cx2="http://schemas.microsoft.com/office/drawing/2015/10/21/chartex" xmlns:cx3="http://schemas.microsoft.com/office/drawing/2016/5/9/chartex" xmlns:cx4="http://schemas.microsoft.com/office/drawing/2016/5/10/chartex" xmlns:cx5="http://schemas.microsoft.com/office/drawing/2016/5/11/chartex" xmlns:cx6="http://schemas.microsoft.com/office/drawing/2016/5/12/chartex" xmlns:cx7="http://schemas.microsoft.com/office/drawing/2016/5/13/chartex" xmlns:cx8="http://schemas.microsoft.com/office/drawing/2016/5/14/chartex" xmlns:mc="http://schemas.openxmlformats.org/markup-compatibility/2006" xmlns:aink="http://schemas.microsoft.com/office/drawing/2016/ink" xmlns:am3d="http://schemas.microsoft.com/office/drawing/2017/model3d" xmlns:o="urn:schemas-microsoft-com:office:office" xmlns:oel="http://schemas.microsoft.com/office/2019/extlst" xmlns:r="http://schemas.openxmlformats.org/officeDocument/2006/relationships" xmlns:m="http://schemas.openxmlformats.org/officeDocument/2006/math" xmlns:v="urn:schemas-microsoft-com:vml" xmlns:wp14="http://schemas.microsoft.com/office/word/2010/wordprocessingDrawing" xmlns:wp="http://schemas.openxmlformats.org/drawingml/2006/wordprocessingDrawing" xmlns:w10="urn:schemas-microsoft-com:office:word" xmlns:w="http://schemas.openxmlformats.org/wordprocessingml/2006/main" xmlns:w14="http://schemas.microsoft.com/office/word/2010/wordml" xmlns:w15="http://schemas.microsoft.com/office/word/2012/wordml" xmlns:w16cex="http://schemas.microsoft.com/office/word/2018/wordml/cex" xmlns:w16cid="http://schemas.microsoft.com/office/word/2016/wordml/cid" xmlns:w16="http://schemas.microsoft.com/office/word/2018/wordml" xmlns:w16du="http://schemas.microsoft.com/office/word/2023/wordml/word16du" xmlns:w16sdtdh="http://schemas.microsoft.com/office/word/2020/wordml/sdtdatahash" xmlns:w16sdtfl="http://schemas.microsoft.com/office/word/2024/wordml/sdtformatlock" xmlns:w16se="http://schemas.microsoft.com/office/word/2015/wordml/symex" xmlns:wpg="http://schemas.microsoft.com/office/word/2010/wordprocessingGroup" xmlns:wpi="http://schemas.microsoft.com/office/word/2010/wordprocessingInk" xmlns:wne="http://schemas.microsoft.com/office/word/2006/wordml" xmlns:wps="http://schemas.microsoft.com/office/word/2010/wordprocessingShape" mc:Ignorable="w14 w15 w16se w16cid w16 w16cex w16sdtdh w16sdtfl w16du wp14">
+<w:ftr xmlns:o="urn:schemas-microsoft-com:office:office" xmlns:r="http://schemas.openxmlformats.org/officeDocument/2006/relationships" xmlns:v="urn:schemas-microsoft-com:vml" xmlns:w="http://schemas.openxmlformats.org/wordprocessingml/2006/main" xmlns:w10="urn:schemas-microsoft-com:office:word" xmlns:wp="http://schemas.openxmlformats.org/drawingml/2006/wordprocessingDrawing" xmlns:pic="http://schemas.openxmlformats.org/drawingml/2006/picture" xmlns:wps="http://schemas.microsoft.com/office/word/2010/wordprocessingShape" xmlns:wpg="http://schemas.microsoft.com/office/word/2010/wordprocessingGroup" xmlns:mc="http://schemas.openxmlformats.org/markup-compatibility/2006" xmlns:wp14="http://schemas.microsoft.com/office/word/2010/wordprocessingDrawing" xmlns:w14="http://schemas.microsoft.com/office/word/2010/wordml" xmlns:w15="http://schemas.microsoft.com/office/word/2012/wordml" mc:Ignorable="w14 wp14 w15">
   <w:p>
     <w:pPr>
       <w:pStyle w:val="Footer"/>
@@ -2597,15 +3773,7 @@
         <w:sz w:val="18"/>
         <w:szCs w:val="18"/>
       </w:rPr>
-      <w:t>Disposition</w:t>
-    </w:r>
-    <w:r>
-      <w:rPr>
-        <w:color w:val="A6A6A6"/>
-        <w:sz w:val="18"/>
-        <w:szCs w:val="18"/>
-      </w:rPr>
-      <w:t xml:space="preserve"> </w:t>
+      <w:t xml:space="preserve">Disposition </w:t>
     </w:r>
     <w:r>
       <w:rPr>
@@ -2640,13 +3808,6 @@
         <w:szCs w:val="18"/>
       </w:rPr>
       <w:tab/>
-    </w:r>
-    <w:r>
-      <w:rPr>
-        <w:color w:val="A6A6A6"/>
-        <w:sz w:val="18"/>
-        <w:szCs w:val="18"/>
-      </w:rPr>
       <w:tab/>
       <w:t xml:space="preserve">Seite </w:t>
     </w:r>
@@ -2664,7 +3825,7 @@
         <w:sz w:val="18"/>
         <w:szCs w:val="18"/>
       </w:rPr>
-      <w:instrText>PAGE  \* Arabic  \* MERGEFORMAT</w:instrText>
+      <w:instrText xml:space="preserve"> PAGE \* ARABIC </w:instrText>
     </w:r>
     <w:r>
       <w:rPr>
@@ -2676,7 +3837,6 @@
     </w:r>
     <w:r>
       <w:rPr>
-        <w:noProof/>
         <w:color w:val="A6A6A6"/>
         <w:sz w:val="18"/>
         <w:szCs w:val="18"/>
@@ -2713,7 +3873,7 @@
         <w:sz w:val="18"/>
         <w:szCs w:val="18"/>
       </w:rPr>
-      <w:instrText>NUMPAGES  \* Arabic  \* MERGEFORMAT</w:instrText>
+      <w:instrText xml:space="preserve"> NUMPAGES \* ARABIC </w:instrText>
     </w:r>
     <w:r>
       <w:rPr>
@@ -2725,12 +3885,11 @@
     </w:r>
     <w:r>
       <w:rPr>
-        <w:noProof/>
         <w:color w:val="A6A6A6"/>
         <w:sz w:val="18"/>
         <w:szCs w:val="18"/>
       </w:rPr>
-      <w:t>3</w:t>
+      <w:t>5</w:t>
     </w:r>
     <w:r>
       <w:rPr>
@@ -2744,1016 +3903,997 @@
 </w:ftr>
 </file>
 
-<file path=word/footnotes.xml><?xml version="1.0" encoding="utf-8"?>
-<w:footnotes xmlns:wpc="http://schemas.microsoft.com/office/word/2010/wordprocessingCanvas" xmlns:cx="http://schemas.microsoft.com/office/drawing/2014/chartex" xmlns:cx1="http://schemas.microsoft.com/office/drawing/2015/9/8/chartex" xmlns:cx2="http://schemas.microsoft.com/office/drawing/2015/10/21/chartex" xmlns:cx3="http://schemas.microsoft.com/office/drawing/2016/5/9/chartex" xmlns:cx4="http://schemas.microsoft.com/office/drawing/2016/5/10/chartex" xmlns:cx5="http://schemas.microsoft.com/office/drawing/2016/5/11/chartex" xmlns:cx6="http://schemas.microsoft.com/office/drawing/2016/5/12/chartex" xmlns:cx7="http://schemas.microsoft.com/office/drawing/2016/5/13/chartex" xmlns:cx8="http://schemas.microsoft.com/office/drawing/2016/5/14/chartex" xmlns:mc="http://schemas.openxmlformats.org/markup-compatibility/2006" xmlns:aink="http://schemas.microsoft.com/office/drawing/2016/ink" xmlns:am3d="http://schemas.microsoft.com/office/drawing/2017/model3d" xmlns:o="urn:schemas-microsoft-com:office:office" xmlns:oel="http://schemas.microsoft.com/office/2019/extlst" xmlns:r="http://schemas.openxmlformats.org/officeDocument/2006/relationships" xmlns:m="http://schemas.openxmlformats.org/officeDocument/2006/math" xmlns:v="urn:schemas-microsoft-com:vml" xmlns:wp14="http://schemas.microsoft.com/office/word/2010/wordprocessingDrawing" xmlns:wp="http://schemas.openxmlformats.org/drawingml/2006/wordprocessingDrawing" xmlns:w10="urn:schemas-microsoft-com:office:word" xmlns:w="http://schemas.openxmlformats.org/wordprocessingml/2006/main" xmlns:w14="http://schemas.microsoft.com/office/word/2010/wordml" xmlns:w15="http://schemas.microsoft.com/office/word/2012/wordml" xmlns:w16cex="http://schemas.microsoft.com/office/word/2018/wordml/cex" xmlns:w16cid="http://schemas.microsoft.com/office/word/2016/wordml/cid" xmlns:w16="http://schemas.microsoft.com/office/word/2018/wordml" xmlns:w16du="http://schemas.microsoft.com/office/word/2023/wordml/word16du" xmlns:w16sdtdh="http://schemas.microsoft.com/office/word/2020/wordml/sdtdatahash" xmlns:w16sdtfl="http://schemas.microsoft.com/office/word/2024/wordml/sdtformatlock" xmlns:w16se="http://schemas.microsoft.com/office/word/2015/wordml/symex" xmlns:wpg="http://schemas.microsoft.com/office/word/2010/wordprocessingGroup" xmlns:wpi="http://schemas.microsoft.com/office/word/2010/wordprocessingInk" xmlns:wne="http://schemas.microsoft.com/office/word/2006/wordml" xmlns:wps="http://schemas.microsoft.com/office/word/2010/wordprocessingShape" mc:Ignorable="w14 w15 w16se w16cid w16 w16cex w16sdtdh w16sdtfl w16du wp14">
-  <w:footnote w:type="separator" w:id="-1">
-    <w:p>
-      <w:r>
-        <w:separator/>
-      </w:r>
-    </w:p>
-  </w:footnote>
-  <w:footnote w:type="continuationSeparator" w:id="0">
-    <w:p>
-      <w:r>
-        <w:continuationSeparator/>
-      </w:r>
-    </w:p>
-  </w:footnote>
-</w:footnotes>
+<file path=word/footer3.xml><?xml version="1.0" encoding="utf-8"?>
+<w:ftr xmlns:o="urn:schemas-microsoft-com:office:office" xmlns:r="http://schemas.openxmlformats.org/officeDocument/2006/relationships" xmlns:v="urn:schemas-microsoft-com:vml" xmlns:w="http://schemas.openxmlformats.org/wordprocessingml/2006/main" xmlns:w10="urn:schemas-microsoft-com:office:word" xmlns:wp="http://schemas.openxmlformats.org/drawingml/2006/wordprocessingDrawing" xmlns:pic="http://schemas.openxmlformats.org/drawingml/2006/picture" xmlns:wps="http://schemas.microsoft.com/office/word/2010/wordprocessingShape" xmlns:wpg="http://schemas.microsoft.com/office/word/2010/wordprocessingGroup" xmlns:mc="http://schemas.openxmlformats.org/markup-compatibility/2006" xmlns:wp14="http://schemas.microsoft.com/office/word/2010/wordprocessingDrawing" xmlns:w14="http://schemas.microsoft.com/office/word/2010/wordml" xmlns:w15="http://schemas.microsoft.com/office/word/2012/wordml" mc:Ignorable="w14 wp14 w15">
+  <w:p>
+    <w:pPr>
+      <w:pStyle w:val="Footer"/>
+      <w:rPr>
+        <w:color w:val="A6A6A6"/>
+        <w:sz w:val="18"/>
+        <w:szCs w:val="18"/>
+      </w:rPr>
+    </w:pPr>
+    <w:r>
+      <w:rPr>
+        <w:color w:val="A6A6A6"/>
+        <w:sz w:val="18"/>
+        <w:szCs w:val="18"/>
+      </w:rPr>
+      <w:t xml:space="preserve">Disposition </w:t>
+    </w:r>
+    <w:r>
+      <w:rPr>
+        <w:rFonts w:cs="Arial"/>
+        <w:color w:val="A6A6A6"/>
+        <w:sz w:val="18"/>
+        <w:szCs w:val="18"/>
+      </w:rPr>
+      <w:t>[</w:t>
+    </w:r>
+    <w:r>
+      <w:rPr>
+        <w:color w:val="A6A6A6"/>
+        <w:sz w:val="18"/>
+        <w:szCs w:val="18"/>
+      </w:rPr>
+      <w:t>Vorname Nachname</w:t>
+    </w:r>
+    <w:r>
+      <w:rPr>
+        <w:rFonts w:cs="Arial"/>
+        <w:color w:val="A6A6A6"/>
+        <w:sz w:val="18"/>
+        <w:szCs w:val="18"/>
+      </w:rPr>
+      <w:t>]</w:t>
+    </w:r>
+    <w:r>
+      <w:rPr>
+        <w:color w:val="A6A6A6"/>
+        <w:sz w:val="18"/>
+        <w:szCs w:val="18"/>
+      </w:rPr>
+      <w:tab/>
+      <w:tab/>
+      <w:t xml:space="preserve">Seite </w:t>
+    </w:r>
+    <w:r>
+      <w:rPr>
+        <w:color w:val="A6A6A6"/>
+        <w:sz w:val="18"/>
+        <w:szCs w:val="18"/>
+      </w:rPr>
+      <w:fldChar w:fldCharType="begin"/>
+    </w:r>
+    <w:r>
+      <w:rPr>
+        <w:color w:val="A6A6A6"/>
+        <w:sz w:val="18"/>
+        <w:szCs w:val="18"/>
+      </w:rPr>
+      <w:instrText xml:space="preserve"> PAGE \* ARABIC </w:instrText>
+    </w:r>
+    <w:r>
+      <w:rPr>
+        <w:color w:val="A6A6A6"/>
+        <w:sz w:val="18"/>
+        <w:szCs w:val="18"/>
+      </w:rPr>
+      <w:fldChar w:fldCharType="separate"/>
+    </w:r>
+    <w:r>
+      <w:rPr>
+        <w:color w:val="A6A6A6"/>
+        <w:sz w:val="18"/>
+        <w:szCs w:val="18"/>
+      </w:rPr>
+      <w:t>2</w:t>
+    </w:r>
+    <w:r>
+      <w:rPr>
+        <w:color w:val="A6A6A6"/>
+        <w:sz w:val="18"/>
+        <w:szCs w:val="18"/>
+      </w:rPr>
+      <w:fldChar w:fldCharType="end"/>
+    </w:r>
+    <w:r>
+      <w:rPr>
+        <w:color w:val="A6A6A6"/>
+        <w:sz w:val="18"/>
+        <w:szCs w:val="18"/>
+      </w:rPr>
+      <w:t xml:space="preserve"> von </w:t>
+    </w:r>
+    <w:r>
+      <w:rPr>
+        <w:color w:val="A6A6A6"/>
+        <w:sz w:val="18"/>
+        <w:szCs w:val="18"/>
+      </w:rPr>
+      <w:fldChar w:fldCharType="begin"/>
+    </w:r>
+    <w:r>
+      <w:rPr>
+        <w:color w:val="A6A6A6"/>
+        <w:sz w:val="18"/>
+        <w:szCs w:val="18"/>
+      </w:rPr>
+      <w:instrText xml:space="preserve"> NUMPAGES \* ARABIC </w:instrText>
+    </w:r>
+    <w:r>
+      <w:rPr>
+        <w:color w:val="A6A6A6"/>
+        <w:sz w:val="18"/>
+        <w:szCs w:val="18"/>
+      </w:rPr>
+      <w:fldChar w:fldCharType="separate"/>
+    </w:r>
+    <w:r>
+      <w:rPr>
+        <w:color w:val="A6A6A6"/>
+        <w:sz w:val="18"/>
+        <w:szCs w:val="18"/>
+      </w:rPr>
+      <w:t>5</w:t>
+    </w:r>
+    <w:r>
+      <w:rPr>
+        <w:color w:val="A6A6A6"/>
+        <w:sz w:val="18"/>
+        <w:szCs w:val="18"/>
+      </w:rPr>
+      <w:fldChar w:fldCharType="end"/>
+    </w:r>
+  </w:p>
+</w:ftr>
 </file>
 
 <file path=word/header1.xml><?xml version="1.0" encoding="utf-8"?>
-<w:hdr xmlns:wpc="http://schemas.microsoft.com/office/word/2010/wordprocessingCanvas" xmlns:cx="http://schemas.microsoft.com/office/drawing/2014/chartex" xmlns:cx1="http://schemas.microsoft.com/office/drawing/2015/9/8/chartex" xmlns:cx2="http://schemas.microsoft.com/office/drawing/2015/10/21/chartex" xmlns:cx3="http://schemas.microsoft.com/office/drawing/2016/5/9/chartex" xmlns:cx4="http://schemas.microsoft.com/office/drawing/2016/5/10/chartex" xmlns:cx5="http://schemas.microsoft.com/office/drawing/2016/5/11/chartex" xmlns:cx6="http://schemas.microsoft.com/office/drawing/2016/5/12/chartex" xmlns:cx7="http://schemas.microsoft.com/office/drawing/2016/5/13/chartex" xmlns:cx8="http://schemas.microsoft.com/office/drawing/2016/5/14/chartex" xmlns:mc="http://schemas.openxmlformats.org/markup-compatibility/2006" xmlns:aink="http://schemas.microsoft.com/office/drawing/2016/ink" xmlns:am3d="http://schemas.microsoft.com/office/drawing/2017/model3d" xmlns:o="urn:schemas-microsoft-com:office:office" xmlns:oel="http://schemas.microsoft.com/office/2019/extlst" xmlns:r="http://schemas.openxmlformats.org/officeDocument/2006/relationships" xmlns:m="http://schemas.openxmlformats.org/officeDocument/2006/math" xmlns:v="urn:schemas-microsoft-com:vml" xmlns:wp14="http://schemas.microsoft.com/office/word/2010/wordprocessingDrawing" xmlns:wp="http://schemas.openxmlformats.org/drawingml/2006/wordprocessingDrawing" xmlns:w10="urn:schemas-microsoft-com:office:word" xmlns:w="http://schemas.openxmlformats.org/wordprocessingml/2006/main" xmlns:w14="http://schemas.microsoft.com/office/word/2010/wordml" xmlns:w15="http://schemas.microsoft.com/office/word/2012/wordml" xmlns:w16cex="http://schemas.microsoft.com/office/word/2018/wordml/cex" xmlns:w16cid="http://schemas.microsoft.com/office/word/2016/wordml/cid" xmlns:w16="http://schemas.microsoft.com/office/word/2018/wordml" xmlns:w16du="http://schemas.microsoft.com/office/word/2023/wordml/word16du" xmlns:w16sdtdh="http://schemas.microsoft.com/office/word/2020/wordml/sdtdatahash" xmlns:w16sdtfl="http://schemas.microsoft.com/office/word/2024/wordml/sdtformatlock" xmlns:w16se="http://schemas.microsoft.com/office/word/2015/wordml/symex" xmlns:wpg="http://schemas.microsoft.com/office/word/2010/wordprocessingGroup" xmlns:wpi="http://schemas.microsoft.com/office/word/2010/wordprocessingInk" xmlns:wne="http://schemas.microsoft.com/office/word/2006/wordml" xmlns:wps="http://schemas.microsoft.com/office/word/2010/wordprocessingShape" mc:Ignorable="w14 w15 w16se w16cid w16 w16cex w16sdtdh w16sdtfl w16du wp14">
+<w:hdr xmlns:o="urn:schemas-microsoft-com:office:office" xmlns:r="http://schemas.openxmlformats.org/officeDocument/2006/relationships" xmlns:v="urn:schemas-microsoft-com:vml" xmlns:w="http://schemas.openxmlformats.org/wordprocessingml/2006/main" xmlns:w10="urn:schemas-microsoft-com:office:word" xmlns:wp="http://schemas.openxmlformats.org/drawingml/2006/wordprocessingDrawing" xmlns:pic="http://schemas.openxmlformats.org/drawingml/2006/picture" xmlns:wps="http://schemas.microsoft.com/office/word/2010/wordprocessingShape" xmlns:wpg="http://schemas.microsoft.com/office/word/2010/wordprocessingGroup" xmlns:mc="http://schemas.openxmlformats.org/markup-compatibility/2006" xmlns:wp14="http://schemas.microsoft.com/office/word/2010/wordprocessingDrawing" xmlns:w14="http://schemas.microsoft.com/office/word/2010/wordml" xmlns:w15="http://schemas.microsoft.com/office/word/2012/wordml" mc:Ignorable="w14 wp14 w15">
   <w:p>
     <w:pPr>
       <w:pStyle w:val="Header"/>
-      <w:spacing w:line="200" w:lineRule="atLeast"/>
+      <w:rPr/>
+    </w:pPr>
+    <w:r>
+      <w:rPr/>
+    </w:r>
+  </w:p>
+</w:hdr>
+</file>
+
+<file path=word/header2.xml><?xml version="1.0" encoding="utf-8"?>
+<w:hdr xmlns:o="urn:schemas-microsoft-com:office:office" xmlns:r="http://schemas.openxmlformats.org/officeDocument/2006/relationships" xmlns:v="urn:schemas-microsoft-com:vml" xmlns:w="http://schemas.openxmlformats.org/wordprocessingml/2006/main" xmlns:w10="urn:schemas-microsoft-com:office:word" xmlns:wp="http://schemas.openxmlformats.org/drawingml/2006/wordprocessingDrawing" xmlns:pic="http://schemas.openxmlformats.org/drawingml/2006/picture" xmlns:wps="http://schemas.microsoft.com/office/word/2010/wordprocessingShape" xmlns:wpg="http://schemas.microsoft.com/office/word/2010/wordprocessingGroup" xmlns:mc="http://schemas.openxmlformats.org/markup-compatibility/2006" xmlns:wp14="http://schemas.microsoft.com/office/word/2010/wordprocessingDrawing" xmlns:w14="http://schemas.microsoft.com/office/word/2010/wordml" xmlns:w15="http://schemas.microsoft.com/office/word/2012/wordml" mc:Ignorable="w14 wp14 w15">
+  <w:p>
+    <w:pPr>
+      <w:pStyle w:val="Header"/>
+      <w:spacing w:lineRule="atLeast" w:line="200"/>
       <w:rPr>
         <w:rFonts w:ascii="Univers Condensed" w:hAnsi="Univers Condensed"/>
         <w:color w:val="8EBAE5"/>
       </w:rPr>
     </w:pPr>
+    <w:r>
+      <w:rPr>
+        <w:rFonts w:ascii="Univers Condensed" w:hAnsi="Univers Condensed"/>
+        <w:color w:val="8EBAE5"/>
+      </w:rPr>
+    </w:r>
+  </w:p>
+</w:hdr>
+</file>
+
+<file path=word/header3.xml><?xml version="1.0" encoding="utf-8"?>
+<w:hdr xmlns:o="urn:schemas-microsoft-com:office:office" xmlns:r="http://schemas.openxmlformats.org/officeDocument/2006/relationships" xmlns:v="urn:schemas-microsoft-com:vml" xmlns:w="http://schemas.openxmlformats.org/wordprocessingml/2006/main" xmlns:w10="urn:schemas-microsoft-com:office:word" xmlns:wp="http://schemas.openxmlformats.org/drawingml/2006/wordprocessingDrawing" xmlns:pic="http://schemas.openxmlformats.org/drawingml/2006/picture" xmlns:wps="http://schemas.microsoft.com/office/word/2010/wordprocessingShape" xmlns:wpg="http://schemas.microsoft.com/office/word/2010/wordprocessingGroup" xmlns:mc="http://schemas.openxmlformats.org/markup-compatibility/2006" xmlns:wp14="http://schemas.microsoft.com/office/word/2010/wordprocessingDrawing" xmlns:w14="http://schemas.microsoft.com/office/word/2010/wordml" xmlns:w15="http://schemas.microsoft.com/office/word/2012/wordml" mc:Ignorable="w14 wp14 w15">
+  <w:p>
+    <w:pPr>
+      <w:pStyle w:val="Header"/>
+      <w:spacing w:lineRule="atLeast" w:line="200"/>
+      <w:rPr>
+        <w:rFonts w:ascii="Univers Condensed" w:hAnsi="Univers Condensed"/>
+        <w:color w:val="8EBAE5"/>
+      </w:rPr>
+    </w:pPr>
+    <w:r>
+      <w:rPr>
+        <w:rFonts w:ascii="Univers Condensed" w:hAnsi="Univers Condensed"/>
+        <w:color w:val="8EBAE5"/>
+      </w:rPr>
+    </w:r>
   </w:p>
 </w:hdr>
 </file>
 
 <file path=word/numbering.xml><?xml version="1.0" encoding="utf-8"?>
-<w:numbering xmlns:wpc="http://schemas.microsoft.com/office/word/2010/wordprocessingCanvas" xmlns:cx="http://schemas.microsoft.com/office/drawing/2014/chartex" xmlns:cx1="http://schemas.microsoft.com/office/drawing/2015/9/8/chartex" xmlns:cx2="http://schemas.microsoft.com/office/drawing/2015/10/21/chartex" xmlns:cx3="http://schemas.microsoft.com/office/drawing/2016/5/9/chartex" xmlns:cx4="http://schemas.microsoft.com/office/drawing/2016/5/10/chartex" xmlns:cx5="http://schemas.microsoft.com/office/drawing/2016/5/11/chartex" xmlns:cx6="http://schemas.microsoft.com/office/drawing/2016/5/12/chartex" xmlns:cx7="http://schemas.microsoft.com/office/drawing/2016/5/13/chartex" xmlns:cx8="http://schemas.microsoft.com/office/drawing/2016/5/14/chartex" xmlns:mc="http://schemas.openxmlformats.org/markup-compatibility/2006" xmlns:aink="http://schemas.microsoft.com/office/drawing/2016/ink" xmlns:am3d="http://schemas.microsoft.com/office/drawing/2017/model3d" xmlns:o="urn:schemas-microsoft-com:office:office" xmlns:oel="http://schemas.microsoft.com/office/2019/extlst" xmlns:r="http://schemas.openxmlformats.org/officeDocument/2006/relationships" xmlns:m="http://schemas.openxmlformats.org/officeDocument/2006/math" xmlns:v="urn:schemas-microsoft-com:vml" xmlns:wp14="http://schemas.microsoft.com/office/word/2010/wordprocessingDrawing" xmlns:wp="http://schemas.openxmlformats.org/drawingml/2006/wordprocessingDrawing" xmlns:w10="urn:schemas-microsoft-com:office:word" xmlns:w="http://schemas.openxmlformats.org/wordprocessingml/2006/main" xmlns:w14="http://schemas.microsoft.com/office/word/2010/wordml" xmlns:w15="http://schemas.microsoft.com/office/word/2012/wordml" xmlns:w16cex="http://schemas.microsoft.com/office/word/2018/wordml/cex" xmlns:w16cid="http://schemas.microsoft.com/office/word/2016/wordml/cid" xmlns:w16="http://schemas.microsoft.com/office/word/2018/wordml" xmlns:w16du="http://schemas.microsoft.com/office/word/2023/wordml/word16du" xmlns:w16sdtdh="http://schemas.microsoft.com/office/word/2020/wordml/sdtdatahash" xmlns:w16sdtfl="http://schemas.microsoft.com/office/word/2024/wordml/sdtformatlock" xmlns:w16se="http://schemas.microsoft.com/office/word/2015/wordml/symex" xmlns:wpg="http://schemas.microsoft.com/office/word/2010/wordprocessingGroup" xmlns:wpi="http://schemas.microsoft.com/office/word/2010/wordprocessingInk" xmlns:wne="http://schemas.microsoft.com/office/word/2006/wordml" xmlns:wps="http://schemas.microsoft.com/office/word/2010/wordprocessingShape" mc:Ignorable="w14 w15 w16se w16cid w16 w16cex w16sdtdh w16sdtfl w16du wp14">
-  <w:abstractNum w:abstractNumId="0" w15:restartNumberingAfterBreak="0">
-    <w:nsid w:val="00000001"/>
-    <w:multiLevelType w:val="multilevel"/>
-    <w:tmpl w:val="DB9EC584"/>
+<w:numbering xmlns:w="http://schemas.openxmlformats.org/wordprocessingml/2006/main" xmlns:o="urn:schemas-microsoft-com:office:office" xmlns:r="http://schemas.openxmlformats.org/officeDocument/2006/relationships" xmlns:v="urn:schemas-microsoft-com:vml" xmlns:mc="http://schemas.openxmlformats.org/markup-compatibility/2006" xmlns:w14="http://schemas.microsoft.com/office/word/2010/wordml" mc:Ignorable="w14">
+  <w:abstractNum w:abstractNumId="1">
     <w:lvl w:ilvl="0">
       <w:start w:val="1"/>
       <w:numFmt w:val="none"/>
       <w:suff w:val="nothing"/>
       <w:lvlText w:val=""/>
-      <w:lvlJc w:val="left"/>
+      <w:lvlJc w:val="start"/>
       <w:pPr>
         <w:tabs>
-          <w:tab w:val="num" w:pos="432"/>
+          <w:tab w:val="num" w:pos="0"/>
         </w:tabs>
-        <w:ind w:left="432" w:hanging="432"/>
-      </w:pPr>
+        <w:ind w:start="432" w:hanging="432"/>
+      </w:pPr>
+      <w:rPr/>
     </w:lvl>
     <w:lvl w:ilvl="1">
       <w:start w:val="1"/>
       <w:numFmt w:val="none"/>
       <w:suff w:val="nothing"/>
       <w:lvlText w:val=""/>
-      <w:lvlJc w:val="left"/>
+      <w:lvlJc w:val="start"/>
       <w:pPr>
         <w:tabs>
-          <w:tab w:val="num" w:pos="576"/>
+          <w:tab w:val="num" w:pos="0"/>
         </w:tabs>
-        <w:ind w:left="576" w:hanging="576"/>
-      </w:pPr>
+        <w:ind w:start="576" w:hanging="576"/>
+      </w:pPr>
+      <w:rPr/>
     </w:lvl>
     <w:lvl w:ilvl="2">
       <w:start w:val="1"/>
       <w:numFmt w:val="none"/>
       <w:suff w:val="nothing"/>
       <w:lvlText w:val=""/>
-      <w:lvlJc w:val="left"/>
+      <w:lvlJc w:val="start"/>
       <w:pPr>
         <w:tabs>
-          <w:tab w:val="num" w:pos="720"/>
+          <w:tab w:val="num" w:pos="0"/>
         </w:tabs>
-        <w:ind w:left="720" w:hanging="720"/>
-      </w:pPr>
+        <w:ind w:start="720" w:hanging="720"/>
+      </w:pPr>
+      <w:rPr/>
     </w:lvl>
     <w:lvl w:ilvl="3">
       <w:start w:val="1"/>
       <w:numFmt w:val="none"/>
       <w:suff w:val="nothing"/>
       <w:lvlText w:val=""/>
-      <w:lvlJc w:val="left"/>
+      <w:lvlJc w:val="start"/>
       <w:pPr>
         <w:tabs>
-          <w:tab w:val="num" w:pos="864"/>
+          <w:tab w:val="num" w:pos="0"/>
         </w:tabs>
-        <w:ind w:left="864" w:hanging="864"/>
-      </w:pPr>
+        <w:ind w:start="864" w:hanging="864"/>
+      </w:pPr>
+      <w:rPr/>
     </w:lvl>
     <w:lvl w:ilvl="4">
       <w:start w:val="1"/>
       <w:numFmt w:val="none"/>
       <w:suff w:val="nothing"/>
       <w:lvlText w:val=""/>
-      <w:lvlJc w:val="left"/>
+      <w:lvlJc w:val="start"/>
       <w:pPr>
         <w:tabs>
-          <w:tab w:val="num" w:pos="1008"/>
+          <w:tab w:val="num" w:pos="0"/>
         </w:tabs>
-        <w:ind w:left="1008" w:hanging="1008"/>
-      </w:pPr>
+        <w:ind w:start="1008" w:hanging="1008"/>
+      </w:pPr>
+      <w:rPr/>
     </w:lvl>
     <w:lvl w:ilvl="5">
       <w:start w:val="1"/>
       <w:numFmt w:val="none"/>
       <w:suff w:val="nothing"/>
       <w:lvlText w:val=""/>
-      <w:lvlJc w:val="left"/>
+      <w:lvlJc w:val="start"/>
       <w:pPr>
         <w:tabs>
-          <w:tab w:val="num" w:pos="1152"/>
+          <w:tab w:val="num" w:pos="0"/>
         </w:tabs>
-        <w:ind w:left="1152" w:hanging="1152"/>
-      </w:pPr>
+        <w:ind w:start="1152" w:hanging="1152"/>
+      </w:pPr>
+      <w:rPr/>
     </w:lvl>
     <w:lvl w:ilvl="6">
       <w:start w:val="1"/>
       <w:numFmt w:val="none"/>
       <w:suff w:val="nothing"/>
       <w:lvlText w:val=""/>
-      <w:lvlJc w:val="left"/>
+      <w:lvlJc w:val="start"/>
       <w:pPr>
         <w:tabs>
-          <w:tab w:val="num" w:pos="1296"/>
+          <w:tab w:val="num" w:pos="0"/>
         </w:tabs>
-        <w:ind w:left="1296" w:hanging="1296"/>
-      </w:pPr>
+        <w:ind w:start="1296" w:hanging="1296"/>
+      </w:pPr>
+      <w:rPr/>
     </w:lvl>
     <w:lvl w:ilvl="7">
       <w:start w:val="1"/>
       <w:numFmt w:val="none"/>
       <w:suff w:val="nothing"/>
       <w:lvlText w:val=""/>
-      <w:lvlJc w:val="left"/>
+      <w:lvlJc w:val="start"/>
       <w:pPr>
         <w:tabs>
-          <w:tab w:val="num" w:pos="1440"/>
+          <w:tab w:val="num" w:pos="0"/>
         </w:tabs>
-        <w:ind w:left="1440" w:hanging="1440"/>
-      </w:pPr>
+        <w:ind w:start="1440" w:hanging="1440"/>
+      </w:pPr>
+      <w:rPr/>
     </w:lvl>
     <w:lvl w:ilvl="8">
       <w:start w:val="1"/>
       <w:numFmt w:val="none"/>
       <w:suff w:val="nothing"/>
       <w:lvlText w:val=""/>
-      <w:lvlJc w:val="left"/>
+      <w:lvlJc w:val="start"/>
       <w:pPr>
         <w:tabs>
-          <w:tab w:val="num" w:pos="1584"/>
+          <w:tab w:val="num" w:pos="0"/>
         </w:tabs>
-        <w:ind w:left="1584" w:hanging="1584"/>
-      </w:pPr>
+        <w:ind w:start="1584" w:hanging="1584"/>
+      </w:pPr>
+      <w:rPr/>
     </w:lvl>
   </w:abstractNum>
-  <w:abstractNum w:abstractNumId="1" w15:restartNumberingAfterBreak="0">
-    <w:nsid w:val="11645C97"/>
-    <w:multiLevelType w:val="hybridMultilevel"/>
-    <w:tmpl w:val="B9FA5EB2"/>
-    <w:lvl w:ilvl="0" w:tplc="04070001">
+  <w:abstractNum w:abstractNumId="2">
+    <w:lvl w:ilvl="0">
       <w:start w:val="1"/>
       <w:numFmt w:val="bullet"/>
       <w:lvlText w:val=""/>
-      <w:lvlJc w:val="left"/>
+      <w:lvlJc w:val="start"/>
       <w:pPr>
         <w:tabs>
           <w:tab w:val="num" w:pos="720"/>
         </w:tabs>
-        <w:ind w:left="720" w:hanging="360"/>
+        <w:ind w:start="720" w:hanging="360"/>
       </w:pPr>
       <w:rPr>
-        <w:rFonts w:ascii="Symbol" w:hAnsi="Symbol" w:hint="default"/>
+        <w:rFonts w:ascii="Symbol" w:hAnsi="Symbol" w:cs="Symbol" w:hint="default"/>
       </w:rPr>
     </w:lvl>
-    <w:lvl w:ilvl="1" w:tplc="04070003" w:tentative="1">
+    <w:lvl w:ilvl="1">
       <w:start w:val="1"/>
       <w:numFmt w:val="bullet"/>
       <w:lvlText w:val="o"/>
-      <w:lvlJc w:val="left"/>
+      <w:lvlJc w:val="start"/>
       <w:pPr>
         <w:tabs>
           <w:tab w:val="num" w:pos="1440"/>
         </w:tabs>
-        <w:ind w:left="1440" w:hanging="360"/>
+        <w:ind w:start="1440" w:hanging="360"/>
       </w:pPr>
       <w:rPr>
         <w:rFonts w:ascii="Courier New" w:hAnsi="Courier New" w:cs="Courier New" w:hint="default"/>
       </w:rPr>
     </w:lvl>
-    <w:lvl w:ilvl="2" w:tplc="04070005" w:tentative="1">
+    <w:lvl w:ilvl="2">
       <w:start w:val="1"/>
       <w:numFmt w:val="bullet"/>
       <w:lvlText w:val=""/>
-      <w:lvlJc w:val="left"/>
+      <w:lvlJc w:val="start"/>
       <w:pPr>
         <w:tabs>
           <w:tab w:val="num" w:pos="2160"/>
         </w:tabs>
-        <w:ind w:left="2160" w:hanging="360"/>
+        <w:ind w:start="2160" w:hanging="360"/>
       </w:pPr>
       <w:rPr>
-        <w:rFonts w:ascii="Wingdings" w:hAnsi="Wingdings" w:hint="default"/>
+        <w:rFonts w:ascii="Wingdings" w:hAnsi="Wingdings" w:cs="Wingdings" w:hint="default"/>
       </w:rPr>
     </w:lvl>
-    <w:lvl w:ilvl="3" w:tplc="04070001" w:tentative="1">
+    <w:lvl w:ilvl="3">
       <w:start w:val="1"/>
       <w:numFmt w:val="bullet"/>
       <w:lvlText w:val=""/>
-      <w:lvlJc w:val="left"/>
+      <w:lvlJc w:val="start"/>
       <w:pPr>
         <w:tabs>
           <w:tab w:val="num" w:pos="2880"/>
         </w:tabs>
-        <w:ind w:left="2880" w:hanging="360"/>
+        <w:ind w:start="2880" w:hanging="360"/>
       </w:pPr>
       <w:rPr>
-        <w:rFonts w:ascii="Symbol" w:hAnsi="Symbol" w:hint="default"/>
+        <w:rFonts w:ascii="Symbol" w:hAnsi="Symbol" w:cs="Symbol" w:hint="default"/>
       </w:rPr>
     </w:lvl>
-    <w:lvl w:ilvl="4" w:tplc="04070003" w:tentative="1">
+    <w:lvl w:ilvl="4">
       <w:start w:val="1"/>
       <w:numFmt w:val="bullet"/>
       <w:lvlText w:val="o"/>
-      <w:lvlJc w:val="left"/>
+      <w:lvlJc w:val="start"/>
       <w:pPr>
         <w:tabs>
           <w:tab w:val="num" w:pos="3600"/>
         </w:tabs>
-        <w:ind w:left="3600" w:hanging="360"/>
+        <w:ind w:start="3600" w:hanging="360"/>
       </w:pPr>
       <w:rPr>
         <w:rFonts w:ascii="Courier New" w:hAnsi="Courier New" w:cs="Courier New" w:hint="default"/>
       </w:rPr>
     </w:lvl>
-    <w:lvl w:ilvl="5" w:tplc="04070005" w:tentative="1">
+    <w:lvl w:ilvl="5">
       <w:start w:val="1"/>
       <w:numFmt w:val="bullet"/>
       <w:lvlText w:val=""/>
-      <w:lvlJc w:val="left"/>
+      <w:lvlJc w:val="start"/>
       <w:pPr>
         <w:tabs>
           <w:tab w:val="num" w:pos="4320"/>
         </w:tabs>
-        <w:ind w:left="4320" w:hanging="360"/>
+        <w:ind w:start="4320" w:hanging="360"/>
       </w:pPr>
       <w:rPr>
-        <w:rFonts w:ascii="Wingdings" w:hAnsi="Wingdings" w:hint="default"/>
+        <w:rFonts w:ascii="Wingdings" w:hAnsi="Wingdings" w:cs="Wingdings" w:hint="default"/>
       </w:rPr>
     </w:lvl>
-    <w:lvl w:ilvl="6" w:tplc="04070001" w:tentative="1">
+    <w:lvl w:ilvl="6">
       <w:start w:val="1"/>
       <w:numFmt w:val="bullet"/>
       <w:lvlText w:val=""/>
-      <w:lvlJc w:val="left"/>
+      <w:lvlJc w:val="start"/>
       <w:pPr>
         <w:tabs>
           <w:tab w:val="num" w:pos="5040"/>
         </w:tabs>
-        <w:ind w:left="5040" w:hanging="360"/>
+        <w:ind w:start="5040" w:hanging="360"/>
       </w:pPr>
       <w:rPr>
-        <w:rFonts w:ascii="Symbol" w:hAnsi="Symbol" w:hint="default"/>
+        <w:rFonts w:ascii="Symbol" w:hAnsi="Symbol" w:cs="Symbol" w:hint="default"/>
       </w:rPr>
     </w:lvl>
-    <w:lvl w:ilvl="7" w:tplc="04070003" w:tentative="1">
+    <w:lvl w:ilvl="7">
       <w:start w:val="1"/>
       <w:numFmt w:val="bullet"/>
       <w:lvlText w:val="o"/>
-      <w:lvlJc w:val="left"/>
+      <w:lvlJc w:val="start"/>
       <w:pPr>
         <w:tabs>
           <w:tab w:val="num" w:pos="5760"/>
         </w:tabs>
-        <w:ind w:left="5760" w:hanging="360"/>
+        <w:ind w:start="5760" w:hanging="360"/>
       </w:pPr>
       <w:rPr>
         <w:rFonts w:ascii="Courier New" w:hAnsi="Courier New" w:cs="Courier New" w:hint="default"/>
       </w:rPr>
     </w:lvl>
-    <w:lvl w:ilvl="8" w:tplc="04070005" w:tentative="1">
+    <w:lvl w:ilvl="8">
       <w:start w:val="1"/>
       <w:numFmt w:val="bullet"/>
       <w:lvlText w:val=""/>
-      <w:lvlJc w:val="left"/>
+      <w:lvlJc w:val="start"/>
       <w:pPr>
         <w:tabs>
           <w:tab w:val="num" w:pos="6480"/>
         </w:tabs>
-        <w:ind w:left="6480" w:hanging="360"/>
+        <w:ind w:start="6480" w:hanging="360"/>
       </w:pPr>
       <w:rPr>
-        <w:rFonts w:ascii="Wingdings" w:hAnsi="Wingdings" w:hint="default"/>
+        <w:rFonts w:ascii="Wingdings" w:hAnsi="Wingdings" w:cs="Wingdings" w:hint="default"/>
       </w:rPr>
     </w:lvl>
   </w:abstractNum>
-  <w:abstractNum w:abstractNumId="2" w15:restartNumberingAfterBreak="0">
-    <w:nsid w:val="178E5EC5"/>
-    <w:multiLevelType w:val="hybridMultilevel"/>
-    <w:tmpl w:val="105294AE"/>
-    <w:lvl w:ilvl="0" w:tplc="04070001">
+  <w:abstractNum w:abstractNumId="3">
+    <w:lvl w:ilvl="0">
       <w:start w:val="1"/>
       <w:numFmt w:val="bullet"/>
       <w:lvlText w:val=""/>
-      <w:lvlJc w:val="left"/>
+      <w:lvlJc w:val="start"/>
       <w:pPr>
         <w:tabs>
           <w:tab w:val="num" w:pos="720"/>
         </w:tabs>
-        <w:ind w:left="720" w:hanging="360"/>
+        <w:ind w:start="720" w:hanging="360"/>
       </w:pPr>
       <w:rPr>
-        <w:rFonts w:ascii="Symbol" w:hAnsi="Symbol" w:hint="default"/>
+        <w:rFonts w:ascii="Symbol" w:hAnsi="Symbol" w:cs="Symbol" w:hint="default"/>
       </w:rPr>
     </w:lvl>
-    <w:lvl w:ilvl="1" w:tplc="04070003" w:tentative="1">
+    <w:lvl w:ilvl="1">
       <w:start w:val="1"/>
       <w:numFmt w:val="bullet"/>
       <w:lvlText w:val="o"/>
-      <w:lvlJc w:val="left"/>
+      <w:lvlJc w:val="start"/>
       <w:pPr>
         <w:tabs>
           <w:tab w:val="num" w:pos="1440"/>
         </w:tabs>
-        <w:ind w:left="1440" w:hanging="360"/>
+        <w:ind w:start="1440" w:hanging="360"/>
       </w:pPr>
       <w:rPr>
         <w:rFonts w:ascii="Courier New" w:hAnsi="Courier New" w:cs="Courier New" w:hint="default"/>
       </w:rPr>
     </w:lvl>
-    <w:lvl w:ilvl="2" w:tplc="04070005" w:tentative="1">
+    <w:lvl w:ilvl="2">
       <w:start w:val="1"/>
       <w:numFmt w:val="bullet"/>
       <w:lvlText w:val=""/>
-      <w:lvlJc w:val="left"/>
+      <w:lvlJc w:val="start"/>
       <w:pPr>
         <w:tabs>
           <w:tab w:val="num" w:pos="2160"/>
         </w:tabs>
-        <w:ind w:left="2160" w:hanging="360"/>
+        <w:ind w:start="2160" w:hanging="360"/>
       </w:pPr>
       <w:rPr>
-        <w:rFonts w:ascii="Wingdings" w:hAnsi="Wingdings" w:hint="default"/>
+        <w:rFonts w:ascii="Wingdings" w:hAnsi="Wingdings" w:cs="Wingdings" w:hint="default"/>
       </w:rPr>
     </w:lvl>
-    <w:lvl w:ilvl="3" w:tplc="04070001" w:tentative="1">
+    <w:lvl w:ilvl="3">
       <w:start w:val="1"/>
       <w:numFmt w:val="bullet"/>
       <w:lvlText w:val=""/>
-      <w:lvlJc w:val="left"/>
+      <w:lvlJc w:val="start"/>
       <w:pPr>
         <w:tabs>
           <w:tab w:val="num" w:pos="2880"/>
         </w:tabs>
-        <w:ind w:left="2880" w:hanging="360"/>
+        <w:ind w:start="2880" w:hanging="360"/>
       </w:pPr>
       <w:rPr>
-        <w:rFonts w:ascii="Symbol" w:hAnsi="Symbol" w:hint="default"/>
+        <w:rFonts w:ascii="Symbol" w:hAnsi="Symbol" w:cs="Symbol" w:hint="default"/>
       </w:rPr>
     </w:lvl>
-    <w:lvl w:ilvl="4" w:tplc="04070003" w:tentative="1">
+    <w:lvl w:ilvl="4">
       <w:start w:val="1"/>
       <w:numFmt w:val="bullet"/>
       <w:lvlText w:val="o"/>
-      <w:lvlJc w:val="left"/>
+      <w:lvlJc w:val="start"/>
       <w:pPr>
         <w:tabs>
           <w:tab w:val="num" w:pos="3600"/>
         </w:tabs>
-        <w:ind w:left="3600" w:hanging="360"/>
+        <w:ind w:start="3600" w:hanging="360"/>
       </w:pPr>
       <w:rPr>
         <w:rFonts w:ascii="Courier New" w:hAnsi="Courier New" w:cs="Courier New" w:hint="default"/>
       </w:rPr>
     </w:lvl>
-    <w:lvl w:ilvl="5" w:tplc="04070005" w:tentative="1">
+    <w:lvl w:ilvl="5">
       <w:start w:val="1"/>
       <w:numFmt w:val="bullet"/>
       <w:lvlText w:val=""/>
-      <w:lvlJc w:val="left"/>
+      <w:lvlJc w:val="start"/>
       <w:pPr>
         <w:tabs>
           <w:tab w:val="num" w:pos="4320"/>
         </w:tabs>
-        <w:ind w:left="4320" w:hanging="360"/>
+        <w:ind w:start="4320" w:hanging="360"/>
       </w:pPr>
       <w:rPr>
-        <w:rFonts w:ascii="Wingdings" w:hAnsi="Wingdings" w:hint="default"/>
+        <w:rFonts w:ascii="Wingdings" w:hAnsi="Wingdings" w:cs="Wingdings" w:hint="default"/>
       </w:rPr>
     </w:lvl>
-    <w:lvl w:ilvl="6" w:tplc="04070001" w:tentative="1">
+    <w:lvl w:ilvl="6">
       <w:start w:val="1"/>
       <w:numFmt w:val="bullet"/>
       <w:lvlText w:val=""/>
-      <w:lvlJc w:val="left"/>
+      <w:lvlJc w:val="start"/>
       <w:pPr>
         <w:tabs>
           <w:tab w:val="num" w:pos="5040"/>
         </w:tabs>
-        <w:ind w:left="5040" w:hanging="360"/>
+        <w:ind w:start="5040" w:hanging="360"/>
       </w:pPr>
       <w:rPr>
-        <w:rFonts w:ascii="Symbol" w:hAnsi="Symbol" w:hint="default"/>
+        <w:rFonts w:ascii="Symbol" w:hAnsi="Symbol" w:cs="Symbol" w:hint="default"/>
       </w:rPr>
     </w:lvl>
-    <w:lvl w:ilvl="7" w:tplc="04070003" w:tentative="1">
+    <w:lvl w:ilvl="7">
       <w:start w:val="1"/>
       <w:numFmt w:val="bullet"/>
       <w:lvlText w:val="o"/>
-      <w:lvlJc w:val="left"/>
+      <w:lvlJc w:val="start"/>
       <w:pPr>
         <w:tabs>
           <w:tab w:val="num" w:pos="5760"/>
         </w:tabs>
-        <w:ind w:left="5760" w:hanging="360"/>
+        <w:ind w:start="5760" w:hanging="360"/>
       </w:pPr>
       <w:rPr>
         <w:rFonts w:ascii="Courier New" w:hAnsi="Courier New" w:cs="Courier New" w:hint="default"/>
       </w:rPr>
     </w:lvl>
-    <w:lvl w:ilvl="8" w:tplc="04070005" w:tentative="1">
+    <w:lvl w:ilvl="8">
       <w:start w:val="1"/>
       <w:numFmt w:val="bullet"/>
       <w:lvlText w:val=""/>
-      <w:lvlJc w:val="left"/>
+      <w:lvlJc w:val="start"/>
       <w:pPr>
         <w:tabs>
           <w:tab w:val="num" w:pos="6480"/>
         </w:tabs>
-        <w:ind w:left="6480" w:hanging="360"/>
+        <w:ind w:start="6480" w:hanging="360"/>
       </w:pPr>
       <w:rPr>
-        <w:rFonts w:ascii="Wingdings" w:hAnsi="Wingdings" w:hint="default"/>
+        <w:rFonts w:ascii="Wingdings" w:hAnsi="Wingdings" w:cs="Wingdings" w:hint="default"/>
       </w:rPr>
     </w:lvl>
   </w:abstractNum>
-  <w:abstractNum w:abstractNumId="3" w15:restartNumberingAfterBreak="0">
-    <w:nsid w:val="215A3B9D"/>
-    <w:multiLevelType w:val="hybridMultilevel"/>
-    <w:tmpl w:val="FE76C26C"/>
-    <w:lvl w:ilvl="0" w:tplc="0C07000F">
+  <w:abstractNum w:abstractNumId="4">
+    <w:lvl w:ilvl="0">
       <w:start w:val="1"/>
-      <w:numFmt w:val="decimal"/>
+      <w:numFmt w:val="upperRoman"/>
       <w:lvlText w:val="%1."/>
-      <w:lvlJc w:val="left"/>
-      <w:pPr>
-        <w:ind w:left="360" w:hanging="360"/>
-      </w:pPr>
+      <w:lvlJc w:val="end"/>
+      <w:pPr>
+        <w:tabs>
+          <w:tab w:val="num" w:pos="0"/>
+        </w:tabs>
+        <w:ind w:start="360" w:hanging="360"/>
+      </w:pPr>
+      <w:rPr/>
     </w:lvl>
-    <w:lvl w:ilvl="1" w:tplc="0C070019" w:tentative="1">
+    <w:lvl w:ilvl="1">
       <w:start w:val="1"/>
       <w:numFmt w:val="lowerLetter"/>
       <w:lvlText w:val="%2."/>
-      <w:lvlJc w:val="left"/>
-      <w:pPr>
-        <w:ind w:left="1080" w:hanging="360"/>
-      </w:pPr>
+      <w:lvlJc w:val="start"/>
+      <w:pPr>
+        <w:tabs>
+          <w:tab w:val="num" w:pos="0"/>
+        </w:tabs>
+        <w:ind w:start="1080" w:hanging="360"/>
+      </w:pPr>
+      <w:rPr/>
     </w:lvl>
-    <w:lvl w:ilvl="2" w:tplc="0C07001B" w:tentative="1">
+    <w:lvl w:ilvl="2">
       <w:start w:val="1"/>
       <w:numFmt w:val="lowerRoman"/>
       <w:lvlText w:val="%3."/>
-      <w:lvlJc w:val="right"/>
-      <w:pPr>
-        <w:ind w:left="1800" w:hanging="180"/>
-      </w:pPr>
+      <w:lvlJc w:val="end"/>
+      <w:pPr>
+        <w:tabs>
+          <w:tab w:val="num" w:pos="0"/>
+        </w:tabs>
+        <w:ind w:start="1800" w:hanging="180"/>
+      </w:pPr>
+      <w:rPr/>
     </w:lvl>
-    <w:lvl w:ilvl="3" w:tplc="0C07000F" w:tentative="1">
+    <w:lvl w:ilvl="3">
       <w:start w:val="1"/>
       <w:numFmt w:val="decimal"/>
       <w:lvlText w:val="%4."/>
-      <w:lvlJc w:val="left"/>
-      <w:pPr>
-        <w:ind w:left="2520" w:hanging="360"/>
-      </w:pPr>
+      <w:lvlJc w:val="start"/>
+      <w:pPr>
+        <w:tabs>
+          <w:tab w:val="num" w:pos="0"/>
+        </w:tabs>
+        <w:ind w:start="2520" w:hanging="360"/>
+      </w:pPr>
+      <w:rPr/>
     </w:lvl>
-    <w:lvl w:ilvl="4" w:tplc="0C070019" w:tentative="1">
+    <w:lvl w:ilvl="4">
       <w:start w:val="1"/>
       <w:numFmt w:val="lowerLetter"/>
       <w:lvlText w:val="%5."/>
-      <w:lvlJc w:val="left"/>
-      <w:pPr>
-        <w:ind w:left="3240" w:hanging="360"/>
-      </w:pPr>
+      <w:lvlJc w:val="start"/>
+      <w:pPr>
+        <w:tabs>
+          <w:tab w:val="num" w:pos="0"/>
+        </w:tabs>
+        <w:ind w:start="3240" w:hanging="360"/>
+      </w:pPr>
+      <w:rPr/>
     </w:lvl>
-    <w:lvl w:ilvl="5" w:tplc="0C07001B" w:tentative="1">
+    <w:lvl w:ilvl="5">
       <w:start w:val="1"/>
       <w:numFmt w:val="lowerRoman"/>
       <w:lvlText w:val="%6."/>
-      <w:lvlJc w:val="right"/>
-      <w:pPr>
-        <w:ind w:left="3960" w:hanging="180"/>
-      </w:pPr>
+      <w:lvlJc w:val="end"/>
+      <w:pPr>
+        <w:tabs>
+          <w:tab w:val="num" w:pos="0"/>
+        </w:tabs>
+        <w:ind w:start="3960" w:hanging="180"/>
+      </w:pPr>
+      <w:rPr/>
     </w:lvl>
-    <w:lvl w:ilvl="6" w:tplc="0C07000F" w:tentative="1">
+    <w:lvl w:ilvl="6">
       <w:start w:val="1"/>
       <w:numFmt w:val="decimal"/>
       <w:lvlText w:val="%7."/>
-      <w:lvlJc w:val="left"/>
-      <w:pPr>
-        <w:ind w:left="4680" w:hanging="360"/>
-      </w:pPr>
+      <w:lvlJc w:val="start"/>
+      <w:pPr>
+        <w:tabs>
+          <w:tab w:val="num" w:pos="0"/>
+        </w:tabs>
+        <w:ind w:start="4680" w:hanging="360"/>
+      </w:pPr>
+      <w:rPr/>
     </w:lvl>
-    <w:lvl w:ilvl="7" w:tplc="0C070019" w:tentative="1">
+    <w:lvl w:ilvl="7">
       <w:start w:val="1"/>
       <w:numFmt w:val="lowerLetter"/>
       <w:lvlText w:val="%8."/>
-      <w:lvlJc w:val="left"/>
-      <w:pPr>
-        <w:ind w:left="5400" w:hanging="360"/>
-      </w:pPr>
+      <w:lvlJc w:val="start"/>
+      <w:pPr>
+        <w:tabs>
+          <w:tab w:val="num" w:pos="0"/>
+        </w:tabs>
+        <w:ind w:start="5400" w:hanging="360"/>
+      </w:pPr>
+      <w:rPr/>
     </w:lvl>
-    <w:lvl w:ilvl="8" w:tplc="0C07001B" w:tentative="1">
+    <w:lvl w:ilvl="8">
       <w:start w:val="1"/>
       <w:numFmt w:val="lowerRoman"/>
       <w:lvlText w:val="%9."/>
-      <w:lvlJc w:val="right"/>
-      <w:pPr>
-        <w:ind w:left="6120" w:hanging="180"/>
-      </w:pPr>
+      <w:lvlJc w:val="end"/>
+      <w:pPr>
+        <w:tabs>
+          <w:tab w:val="num" w:pos="0"/>
+        </w:tabs>
+        <w:ind w:start="6120" w:hanging="180"/>
+      </w:pPr>
+      <w:rPr/>
     </w:lvl>
   </w:abstractNum>
-  <w:abstractNum w:abstractNumId="4" w15:restartNumberingAfterBreak="0">
-    <w:nsid w:val="349A39A5"/>
-    <w:multiLevelType w:val="multilevel"/>
-    <w:tmpl w:val="6534DB44"/>
+  <w:abstractNum w:abstractNumId="5">
     <w:lvl w:ilvl="0">
       <w:start w:val="1"/>
       <w:numFmt w:val="decimal"/>
       <w:lvlText w:val="%1."/>
-      <w:lvlJc w:val="left"/>
+      <w:lvlJc w:val="start"/>
       <w:pPr>
         <w:tabs>
-          <w:tab w:val="num" w:pos="720"/>
+          <w:tab w:val="num" w:pos="0"/>
         </w:tabs>
-        <w:ind w:left="720" w:hanging="360"/>
-      </w:pPr>
+        <w:ind w:start="360" w:hanging="360"/>
+      </w:pPr>
+      <w:rPr/>
     </w:lvl>
-    <w:lvl w:ilvl="1" w:tentative="1">
+    <w:lvl w:ilvl="1">
       <w:start w:val="1"/>
-      <w:numFmt w:val="decimal"/>
+      <w:numFmt w:val="lowerLetter"/>
       <w:lvlText w:val="%2."/>
-      <w:lvlJc w:val="left"/>
+      <w:lvlJc w:val="start"/>
       <w:pPr>
         <w:tabs>
-          <w:tab w:val="num" w:pos="1440"/>
+          <w:tab w:val="num" w:pos="0"/>
         </w:tabs>
-        <w:ind w:left="1440" w:hanging="360"/>
-      </w:pPr>
+        <w:ind w:start="1080" w:hanging="360"/>
+      </w:pPr>
+      <w:rPr/>
     </w:lvl>
-    <w:lvl w:ilvl="2" w:tentative="1">
+    <w:lvl w:ilvl="2">
       <w:start w:val="1"/>
-      <w:numFmt w:val="decimal"/>
+      <w:numFmt w:val="lowerRoman"/>
       <w:lvlText w:val="%3."/>
-      <w:lvlJc w:val="left"/>
+      <w:lvlJc w:val="end"/>
       <w:pPr>
         <w:tabs>
-          <w:tab w:val="num" w:pos="2160"/>
+          <w:tab w:val="num" w:pos="0"/>
         </w:tabs>
-        <w:ind w:left="2160" w:hanging="360"/>
-      </w:pPr>
+        <w:ind w:start="1800" w:hanging="180"/>
+      </w:pPr>
+      <w:rPr/>
     </w:lvl>
-    <w:lvl w:ilvl="3" w:tentative="1">
+    <w:lvl w:ilvl="3">
       <w:start w:val="1"/>
       <w:numFmt w:val="decimal"/>
       <w:lvlText w:val="%4."/>
-      <w:lvlJc w:val="left"/>
+      <w:lvlJc w:val="start"/>
       <w:pPr>
         <w:tabs>
-          <w:tab w:val="num" w:pos="2880"/>
+          <w:tab w:val="num" w:pos="0"/>
         </w:tabs>
-        <w:ind w:left="2880" w:hanging="360"/>
-      </w:pPr>
+        <w:ind w:start="2520" w:hanging="360"/>
+      </w:pPr>
+      <w:rPr/>
     </w:lvl>
-    <w:lvl w:ilvl="4" w:tentative="1">
+    <w:lvl w:ilvl="4">
       <w:start w:val="1"/>
-      <w:numFmt w:val="decimal"/>
+      <w:numFmt w:val="lowerLetter"/>
       <w:lvlText w:val="%5."/>
-      <w:lvlJc w:val="left"/>
+      <w:lvlJc w:val="start"/>
       <w:pPr>
         <w:tabs>
-          <w:tab w:val="num" w:pos="3600"/>
+          <w:tab w:val="num" w:pos="0"/>
         </w:tabs>
-        <w:ind w:left="3600" w:hanging="360"/>
-      </w:pPr>
+        <w:ind w:start="3240" w:hanging="360"/>
+      </w:pPr>
+      <w:rPr/>
     </w:lvl>
-    <w:lvl w:ilvl="5" w:tentative="1">
+    <w:lvl w:ilvl="5">
       <w:start w:val="1"/>
-      <w:numFmt w:val="decimal"/>
+      <w:numFmt w:val="lowerRoman"/>
       <w:lvlText w:val="%6."/>
-      <w:lvlJc w:val="left"/>
+      <w:lvlJc w:val="end"/>
       <w:pPr>
         <w:tabs>
-          <w:tab w:val="num" w:pos="4320"/>
+          <w:tab w:val="num" w:pos="0"/>
         </w:tabs>
-        <w:ind w:left="4320" w:hanging="360"/>
-      </w:pPr>
+        <w:ind w:start="3960" w:hanging="180"/>
+      </w:pPr>
+      <w:rPr/>
     </w:lvl>
-    <w:lvl w:ilvl="6" w:tentative="1">
+    <w:lvl w:ilvl="6">
       <w:start w:val="1"/>
       <w:numFmt w:val="decimal"/>
       <w:lvlText w:val="%7."/>
-      <w:lvlJc w:val="left"/>
+      <w:lvlJc w:val="start"/>
       <w:pPr>
         <w:tabs>
-          <w:tab w:val="num" w:pos="5040"/>
+          <w:tab w:val="num" w:pos="0"/>
         </w:tabs>
-        <w:ind w:left="5040" w:hanging="360"/>
-      </w:pPr>
+        <w:ind w:start="4680" w:hanging="360"/>
+      </w:pPr>
+      <w:rPr/>
     </w:lvl>
-    <w:lvl w:ilvl="7" w:tentative="1">
-      <w:start w:val="1"/>
-      <w:numFmt w:val="decimal"/>
-      <w:lvlText w:val="%8."/>
-      <w:lvlJc w:val="left"/>
-      <w:pPr>
-        <w:tabs>
-          <w:tab w:val="num" w:pos="5760"/>
-        </w:tabs>
-        <w:ind w:left="5760" w:hanging="360"/>
-      </w:pPr>
-    </w:lvl>
-    <w:lvl w:ilvl="8" w:tentative="1">
-      <w:start w:val="1"/>
-      <w:numFmt w:val="decimal"/>
-      <w:lvlText w:val="%9."/>
-      <w:lvlJc w:val="left"/>
-      <w:pPr>
-        <w:tabs>
-          <w:tab w:val="num" w:pos="6480"/>
-        </w:tabs>
-        <w:ind w:left="6480" w:hanging="360"/>
-      </w:pPr>
-    </w:lvl>
-  </w:abstractNum>
-  <w:abstractNum w:abstractNumId="5" w15:restartNumberingAfterBreak="0">
-    <w:nsid w:val="3B875E9D"/>
-    <w:multiLevelType w:val="hybridMultilevel"/>
-    <w:tmpl w:val="F34C638C"/>
-    <w:lvl w:ilvl="0" w:tplc="04070001">
-      <w:start w:val="1"/>
-      <w:numFmt w:val="bullet"/>
-      <w:lvlText w:val=""/>
-      <w:lvlJc w:val="left"/>
-      <w:pPr>
-        <w:tabs>
-          <w:tab w:val="num" w:pos="720"/>
-        </w:tabs>
-        <w:ind w:left="720" w:hanging="360"/>
-      </w:pPr>
-      <w:rPr>
-        <w:rFonts w:ascii="Symbol" w:hAnsi="Symbol" w:hint="default"/>
-      </w:rPr>
-    </w:lvl>
-    <w:lvl w:ilvl="1" w:tplc="04070003" w:tentative="1">
-      <w:start w:val="1"/>
-      <w:numFmt w:val="bullet"/>
-      <w:lvlText w:val="o"/>
-      <w:lvlJc w:val="left"/>
-      <w:pPr>
-        <w:tabs>
-          <w:tab w:val="num" w:pos="1440"/>
-        </w:tabs>
-        <w:ind w:left="1440" w:hanging="360"/>
-      </w:pPr>
-      <w:rPr>
-        <w:rFonts w:ascii="Courier New" w:hAnsi="Courier New" w:cs="Courier New" w:hint="default"/>
-      </w:rPr>
-    </w:lvl>
-    <w:lvl w:ilvl="2" w:tplc="04070005" w:tentative="1">
-      <w:start w:val="1"/>
-      <w:numFmt w:val="bullet"/>
-      <w:lvlText w:val=""/>
-      <w:lvlJc w:val="left"/>
-      <w:pPr>
-        <w:tabs>
-          <w:tab w:val="num" w:pos="2160"/>
-        </w:tabs>
-        <w:ind w:left="2160" w:hanging="360"/>
-      </w:pPr>
-      <w:rPr>
-        <w:rFonts w:ascii="Wingdings" w:hAnsi="Wingdings" w:hint="default"/>
-      </w:rPr>
-    </w:lvl>
-    <w:lvl w:ilvl="3" w:tplc="04070001" w:tentative="1">
-      <w:start w:val="1"/>
-      <w:numFmt w:val="bullet"/>
-      <w:lvlText w:val=""/>
-      <w:lvlJc w:val="left"/>
-      <w:pPr>
-        <w:tabs>
-          <w:tab w:val="num" w:pos="2880"/>
-        </w:tabs>
-        <w:ind w:left="2880" w:hanging="360"/>
-      </w:pPr>
-      <w:rPr>
-        <w:rFonts w:ascii="Symbol" w:hAnsi="Symbol" w:hint="default"/>
-      </w:rPr>
-    </w:lvl>
-    <w:lvl w:ilvl="4" w:tplc="04070003" w:tentative="1">
-      <w:start w:val="1"/>
-      <w:numFmt w:val="bullet"/>
-      <w:lvlText w:val="o"/>
-      <w:lvlJc w:val="left"/>
-      <w:pPr>
-        <w:tabs>
-          <w:tab w:val="num" w:pos="3600"/>
-        </w:tabs>
-        <w:ind w:left="3600" w:hanging="360"/>
-      </w:pPr>
-      <w:rPr>
-        <w:rFonts w:ascii="Courier New" w:hAnsi="Courier New" w:cs="Courier New" w:hint="default"/>
-      </w:rPr>
-    </w:lvl>
-    <w:lvl w:ilvl="5" w:tplc="04070005" w:tentative="1">
-      <w:start w:val="1"/>
-      <w:numFmt w:val="bullet"/>
-      <w:lvlText w:val=""/>
-      <w:lvlJc w:val="left"/>
-      <w:pPr>
-        <w:tabs>
-          <w:tab w:val="num" w:pos="4320"/>
-        </w:tabs>
-        <w:ind w:left="4320" w:hanging="360"/>
-      </w:pPr>
-      <w:rPr>
-        <w:rFonts w:ascii="Wingdings" w:hAnsi="Wingdings" w:hint="default"/>
-      </w:rPr>
-    </w:lvl>
-    <w:lvl w:ilvl="6" w:tplc="04070001" w:tentative="1">
-      <w:start w:val="1"/>
-      <w:numFmt w:val="bullet"/>
-      <w:lvlText w:val=""/>
-      <w:lvlJc w:val="left"/>
-      <w:pPr>
-        <w:tabs>
-          <w:tab w:val="num" w:pos="5040"/>
-        </w:tabs>
-        <w:ind w:left="5040" w:hanging="360"/>
-      </w:pPr>
-      <w:rPr>
-        <w:rFonts w:ascii="Symbol" w:hAnsi="Symbol" w:hint="default"/>
-      </w:rPr>
-    </w:lvl>
-    <w:lvl w:ilvl="7" w:tplc="04070003" w:tentative="1">
-      <w:start w:val="1"/>
-      <w:numFmt w:val="bullet"/>
-      <w:lvlText w:val="o"/>
-      <w:lvlJc w:val="left"/>
-      <w:pPr>
-        <w:tabs>
-          <w:tab w:val="num" w:pos="5760"/>
-        </w:tabs>
-        <w:ind w:left="5760" w:hanging="360"/>
-      </w:pPr>
-      <w:rPr>
-        <w:rFonts w:ascii="Courier New" w:hAnsi="Courier New" w:cs="Courier New" w:hint="default"/>
-      </w:rPr>
-    </w:lvl>
-    <w:lvl w:ilvl="8" w:tplc="04070005" w:tentative="1">
-      <w:start w:val="1"/>
-      <w:numFmt w:val="bullet"/>
-      <w:lvlText w:val=""/>
-      <w:lvlJc w:val="left"/>
-      <w:pPr>
-        <w:tabs>
-          <w:tab w:val="num" w:pos="6480"/>
-        </w:tabs>
-        <w:ind w:left="6480" w:hanging="360"/>
-      </w:pPr>
-      <w:rPr>
-        <w:rFonts w:ascii="Wingdings" w:hAnsi="Wingdings" w:hint="default"/>
-      </w:rPr>
-    </w:lvl>
-  </w:abstractNum>
-  <w:abstractNum w:abstractNumId="6" w15:restartNumberingAfterBreak="0">
-    <w:nsid w:val="5E9B2C40"/>
-    <w:multiLevelType w:val="hybridMultilevel"/>
-    <w:tmpl w:val="BDB68E62"/>
-    <w:lvl w:ilvl="0" w:tplc="B3DA4AFA">
-      <w:start w:val="1"/>
-      <w:numFmt w:val="upperRoman"/>
-      <w:pStyle w:val="Heading2"/>
-      <w:lvlText w:val="%1."/>
-      <w:lvlJc w:val="right"/>
-      <w:pPr>
-        <w:ind w:left="360" w:hanging="360"/>
-      </w:pPr>
-    </w:lvl>
-    <w:lvl w:ilvl="1" w:tplc="0C070019" w:tentative="1">
-      <w:start w:val="1"/>
-      <w:numFmt w:val="lowerLetter"/>
-      <w:lvlText w:val="%2."/>
-      <w:lvlJc w:val="left"/>
-      <w:pPr>
-        <w:ind w:left="1080" w:hanging="360"/>
-      </w:pPr>
-    </w:lvl>
-    <w:lvl w:ilvl="2" w:tplc="0C07001B" w:tentative="1">
-      <w:start w:val="1"/>
-      <w:numFmt w:val="lowerRoman"/>
-      <w:lvlText w:val="%3."/>
-      <w:lvlJc w:val="right"/>
-      <w:pPr>
-        <w:ind w:left="1800" w:hanging="180"/>
-      </w:pPr>
-    </w:lvl>
-    <w:lvl w:ilvl="3" w:tplc="0C07000F" w:tentative="1">
-      <w:start w:val="1"/>
-      <w:numFmt w:val="decimal"/>
-      <w:lvlText w:val="%4."/>
-      <w:lvlJc w:val="left"/>
-      <w:pPr>
-        <w:ind w:left="2520" w:hanging="360"/>
-      </w:pPr>
-    </w:lvl>
-    <w:lvl w:ilvl="4" w:tplc="0C070019" w:tentative="1">
-      <w:start w:val="1"/>
-      <w:numFmt w:val="lowerLetter"/>
-      <w:lvlText w:val="%5."/>
-      <w:lvlJc w:val="left"/>
-      <w:pPr>
-        <w:ind w:left="3240" w:hanging="360"/>
-      </w:pPr>
-    </w:lvl>
-    <w:lvl w:ilvl="5" w:tplc="0C07001B" w:tentative="1">
-      <w:start w:val="1"/>
-      <w:numFmt w:val="lowerRoman"/>
-      <w:lvlText w:val="%6."/>
-      <w:lvlJc w:val="right"/>
-      <w:pPr>
-        <w:ind w:left="3960" w:hanging="180"/>
-      </w:pPr>
-    </w:lvl>
-    <w:lvl w:ilvl="6" w:tplc="0C07000F" w:tentative="1">
-      <w:start w:val="1"/>
-      <w:numFmt w:val="decimal"/>
-      <w:lvlText w:val="%7."/>
-      <w:lvlJc w:val="left"/>
-      <w:pPr>
-        <w:ind w:left="4680" w:hanging="360"/>
-      </w:pPr>
-    </w:lvl>
-    <w:lvl w:ilvl="7" w:tplc="0C070019" w:tentative="1">
+    <w:lvl w:ilvl="7">
       <w:start w:val="1"/>
       <w:numFmt w:val="lowerLetter"/>
       <w:lvlText w:val="%8."/>
-      <w:lvlJc w:val="left"/>
-      <w:pPr>
-        <w:ind w:left="5400" w:hanging="360"/>
-      </w:pPr>
+      <w:lvlJc w:val="start"/>
+      <w:pPr>
+        <w:tabs>
+          <w:tab w:val="num" w:pos="0"/>
+        </w:tabs>
+        <w:ind w:start="5400" w:hanging="360"/>
+      </w:pPr>
+      <w:rPr/>
     </w:lvl>
-    <w:lvl w:ilvl="8" w:tplc="0C07001B" w:tentative="1">
+    <w:lvl w:ilvl="8">
       <w:start w:val="1"/>
       <w:numFmt w:val="lowerRoman"/>
       <w:lvlText w:val="%9."/>
-      <w:lvlJc w:val="right"/>
-      <w:pPr>
-        <w:ind w:left="6120" w:hanging="180"/>
-      </w:pPr>
+      <w:lvlJc w:val="end"/>
+      <w:pPr>
+        <w:tabs>
+          <w:tab w:val="num" w:pos="0"/>
+        </w:tabs>
+        <w:ind w:start="6120" w:hanging="180"/>
+      </w:pPr>
+      <w:rPr/>
     </w:lvl>
   </w:abstractNum>
-  <w:abstractNum w:abstractNumId="7" w15:restartNumberingAfterBreak="0">
-    <w:nsid w:val="68D154F0"/>
-    <w:multiLevelType w:val="hybridMultilevel"/>
-    <w:tmpl w:val="29B2F572"/>
-    <w:lvl w:ilvl="0" w:tplc="0C070001">
+  <w:abstractNum w:abstractNumId="6">
+    <w:lvl w:ilvl="0">
       <w:start w:val="1"/>
-      <w:numFmt w:val="bullet"/>
-      <w:lvlText w:val=""/>
-      <w:lvlJc w:val="left"/>
-      <w:pPr>
-        <w:ind w:left="720" w:hanging="360"/>
-      </w:pPr>
-      <w:rPr>
-        <w:rFonts w:ascii="Symbol" w:hAnsi="Symbol" w:hint="default"/>
-      </w:rPr>
+      <w:numFmt w:val="none"/>
+      <w:suff w:val="nothing"/>
+      <w:lvlText w:val=""/>
+      <w:lvlJc w:val="start"/>
+      <w:pPr>
+        <w:tabs>
+          <w:tab w:val="num" w:pos="0"/>
+        </w:tabs>
+        <w:ind w:start="0" w:hanging="0"/>
+      </w:pPr>
     </w:lvl>
-    <w:lvl w:ilvl="1" w:tplc="0C070003" w:tentative="1">
+    <w:lvl w:ilvl="1">
       <w:start w:val="1"/>
-      <w:numFmt w:val="bullet"/>
-      <w:lvlText w:val="o"/>
-      <w:lvlJc w:val="left"/>
-      <w:pPr>
-        <w:ind w:left="1440" w:hanging="360"/>
-      </w:pPr>
-      <w:rPr>
-        <w:rFonts w:ascii="Courier New" w:hAnsi="Courier New" w:cs="Courier New" w:hint="default"/>
-      </w:rPr>
+      <w:numFmt w:val="none"/>
+      <w:suff w:val="nothing"/>
+      <w:lvlText w:val=""/>
+      <w:lvlJc w:val="start"/>
+      <w:pPr>
+        <w:tabs>
+          <w:tab w:val="num" w:pos="0"/>
+        </w:tabs>
+        <w:ind w:start="0" w:hanging="0"/>
+      </w:pPr>
     </w:lvl>
-    <w:lvl w:ilvl="2" w:tplc="0C070005" w:tentative="1">
+    <w:lvl w:ilvl="2">
       <w:start w:val="1"/>
-      <w:numFmt w:val="bullet"/>
-      <w:lvlText w:val=""/>
-      <w:lvlJc w:val="left"/>
-      <w:pPr>
-        <w:ind w:left="2160" w:hanging="360"/>
-      </w:pPr>
-      <w:rPr>
-        <w:rFonts w:ascii="Wingdings" w:hAnsi="Wingdings" w:hint="default"/>
-      </w:rPr>
+      <w:numFmt w:val="none"/>
+      <w:suff w:val="nothing"/>
+      <w:lvlText w:val=""/>
+      <w:lvlJc w:val="start"/>
+      <w:pPr>
+        <w:tabs>
+          <w:tab w:val="num" w:pos="0"/>
+        </w:tabs>
+        <w:ind w:start="0" w:hanging="0"/>
+      </w:pPr>
     </w:lvl>
-    <w:lvl w:ilvl="3" w:tplc="0C070001" w:tentative="1">
+    <w:lvl w:ilvl="3">
       <w:start w:val="1"/>
-      <w:numFmt w:val="bullet"/>
-      <w:lvlText w:val=""/>
-      <w:lvlJc w:val="left"/>
-      <w:pPr>
-        <w:ind w:left="2880" w:hanging="360"/>
-      </w:pPr>
-      <w:rPr>
-        <w:rFonts w:ascii="Symbol" w:hAnsi="Symbol" w:hint="default"/>
-      </w:rPr>
+      <w:numFmt w:val="none"/>
+      <w:suff w:val="nothing"/>
+      <w:lvlText w:val=""/>
+      <w:lvlJc w:val="start"/>
+      <w:pPr>
+        <w:tabs>
+          <w:tab w:val="num" w:pos="0"/>
+        </w:tabs>
+        <w:ind w:start="0" w:hanging="0"/>
+      </w:pPr>
     </w:lvl>
-    <w:lvl w:ilvl="4" w:tplc="0C070003" w:tentative="1">
+    <w:lvl w:ilvl="4">
       <w:start w:val="1"/>
-      <w:numFmt w:val="bullet"/>
-      <w:lvlText w:val="o"/>
-      <w:lvlJc w:val="left"/>
-      <w:pPr>
-        <w:ind w:left="3600" w:hanging="360"/>
-      </w:pPr>
-      <w:rPr>
-        <w:rFonts w:ascii="Courier New" w:hAnsi="Courier New" w:cs="Courier New" w:hint="default"/>
-      </w:rPr>
+      <w:numFmt w:val="none"/>
+      <w:suff w:val="nothing"/>
+      <w:lvlText w:val=""/>
+      <w:lvlJc w:val="start"/>
+      <w:pPr>
+        <w:tabs>
+          <w:tab w:val="num" w:pos="0"/>
+        </w:tabs>
+        <w:ind w:start="0" w:hanging="0"/>
+      </w:pPr>
     </w:lvl>
-    <w:lvl w:ilvl="5" w:tplc="0C070005" w:tentative="1">
+    <w:lvl w:ilvl="5">
       <w:start w:val="1"/>
-      <w:numFmt w:val="bullet"/>
-      <w:lvlText w:val=""/>
-      <w:lvlJc w:val="left"/>
-      <w:pPr>
-        <w:ind w:left="4320" w:hanging="360"/>
-      </w:pPr>
-      <w:rPr>
-        <w:rFonts w:ascii="Wingdings" w:hAnsi="Wingdings" w:hint="default"/>
-      </w:rPr>
+      <w:numFmt w:val="none"/>
+      <w:suff w:val="nothing"/>
+      <w:lvlText w:val=""/>
+      <w:lvlJc w:val="start"/>
+      <w:pPr>
+        <w:tabs>
+          <w:tab w:val="num" w:pos="0"/>
+        </w:tabs>
+        <w:ind w:start="0" w:hanging="0"/>
+      </w:pPr>
     </w:lvl>
-    <w:lvl w:ilvl="6" w:tplc="0C070001" w:tentative="1">
+    <w:lvl w:ilvl="6">
       <w:start w:val="1"/>
-      <w:numFmt w:val="bullet"/>
-      <w:lvlText w:val=""/>
-      <w:lvlJc w:val="left"/>
-      <w:pPr>
-        <w:ind w:left="5040" w:hanging="360"/>
-      </w:pPr>
-      <w:rPr>
-        <w:rFonts w:ascii="Symbol" w:hAnsi="Symbol" w:hint="default"/>
-      </w:rPr>
+      <w:numFmt w:val="none"/>
+      <w:suff w:val="nothing"/>
+      <w:lvlText w:val=""/>
+      <w:lvlJc w:val="start"/>
+      <w:pPr>
+        <w:tabs>
+          <w:tab w:val="num" w:pos="0"/>
+        </w:tabs>
+        <w:ind w:start="0" w:hanging="0"/>
+      </w:pPr>
     </w:lvl>
-    <w:lvl w:ilvl="7" w:tplc="0C070003" w:tentative="1">
+    <w:lvl w:ilvl="7">
       <w:start w:val="1"/>
-      <w:numFmt w:val="bullet"/>
-      <w:lvlText w:val="o"/>
-      <w:lvlJc w:val="left"/>
-      <w:pPr>
-        <w:ind w:left="5760" w:hanging="360"/>
-      </w:pPr>
-      <w:rPr>
-        <w:rFonts w:ascii="Courier New" w:hAnsi="Courier New" w:cs="Courier New" w:hint="default"/>
-      </w:rPr>
+      <w:numFmt w:val="none"/>
+      <w:suff w:val="nothing"/>
+      <w:lvlText w:val=""/>
+      <w:lvlJc w:val="start"/>
+      <w:pPr>
+        <w:tabs>
+          <w:tab w:val="num" w:pos="0"/>
+        </w:tabs>
+        <w:ind w:start="0" w:hanging="0"/>
+      </w:pPr>
     </w:lvl>
-    <w:lvl w:ilvl="8" w:tplc="0C070005" w:tentative="1">
+    <w:lvl w:ilvl="8">
       <w:start w:val="1"/>
-      <w:numFmt w:val="bullet"/>
-      <w:lvlText w:val=""/>
-      <w:lvlJc w:val="left"/>
-      <w:pPr>
-        <w:ind w:left="6480" w:hanging="360"/>
-      </w:pPr>
-      <w:rPr>
-        <w:rFonts w:ascii="Wingdings" w:hAnsi="Wingdings" w:hint="default"/>
-      </w:rPr>
+      <w:numFmt w:val="none"/>
+      <w:suff w:val="nothing"/>
+      <w:lvlText w:val=""/>
+      <w:lvlJc w:val="start"/>
+      <w:pPr>
+        <w:tabs>
+          <w:tab w:val="num" w:pos="0"/>
+        </w:tabs>
+        <w:ind w:start="0" w:hanging="0"/>
+      </w:pPr>
     </w:lvl>
   </w:abstractNum>
-  <w:num w:numId="1" w16cid:durableId="1755933088">
-    <w:abstractNumId w:val="0"/>
-  </w:num>
-  <w:num w:numId="2" w16cid:durableId="269823833">
+  <w:num w:numId="1">
     <w:abstractNumId w:val="1"/>
   </w:num>
-  <w:num w:numId="3" w16cid:durableId="844977613">
+  <w:num w:numId="2">
+    <w:abstractNumId w:val="2"/>
+  </w:num>
+  <w:num w:numId="3">
+    <w:abstractNumId w:val="3"/>
+  </w:num>
+  <w:num w:numId="4">
+    <w:abstractNumId w:val="4"/>
+  </w:num>
+  <w:num w:numId="5">
     <w:abstractNumId w:val="5"/>
   </w:num>
-  <w:num w:numId="4" w16cid:durableId="1070925516">
-    <w:abstractNumId w:val="2"/>
-  </w:num>
-  <w:num w:numId="5" w16cid:durableId="1929078504">
+  <w:num w:numId="6">
     <w:abstractNumId w:val="6"/>
-  </w:num>
-  <w:num w:numId="6" w16cid:durableId="781460121">
-    <w:abstractNumId w:val="3"/>
-  </w:num>
-  <w:num w:numId="7" w16cid:durableId="1593129175">
-    <w:abstractNumId w:val="7"/>
-  </w:num>
-  <w:num w:numId="8" w16cid:durableId="951861703">
-    <w:abstractNumId w:val="4"/>
   </w:num>
 </w:numbering>
 </file>
 
 <file path=word/styles.xml><?xml version="1.0" encoding="utf-8"?>
-<w:styles xmlns:mc="http://schemas.openxmlformats.org/markup-compatibility/2006" xmlns:r="http://schemas.openxmlformats.org/officeDocument/2006/relationships" xmlns:w="http://schemas.openxmlformats.org/wordprocessingml/2006/main" xmlns:w14="http://schemas.microsoft.com/office/word/2010/wordml" xmlns:w15="http://schemas.microsoft.com/office/word/2012/wordml" xmlns:w16cex="http://schemas.microsoft.com/office/word/2018/wordml/cex" xmlns:w16cid="http://schemas.microsoft.com/office/word/2016/wordml/cid" xmlns:w16="http://schemas.microsoft.com/office/word/2018/wordml" xmlns:w16du="http://schemas.microsoft.com/office/word/2023/wordml/word16du" xmlns:w16sdtdh="http://schemas.microsoft.com/office/word/2020/wordml/sdtdatahash" xmlns:w16sdtfl="http://schemas.microsoft.com/office/word/2024/wordml/sdtformatlock" xmlns:w16se="http://schemas.microsoft.com/office/word/2015/wordml/symex" mc:Ignorable="w14 w15 w16se w16cid w16 w16cex w16sdtdh w16sdtfl w16du">
+<w:styles xmlns:w="http://schemas.openxmlformats.org/wordprocessingml/2006/main" xmlns:w14="http://schemas.microsoft.com/office/word/2010/wordml" xmlns:mc="http://schemas.openxmlformats.org/markup-compatibility/2006" mc:Ignorable="w14">
   <w:docDefaults>
     <w:rPrDefault>
       <w:rPr>
-        <w:rFonts w:asciiTheme="minorHAnsi" w:eastAsiaTheme="minorHAnsi" w:hAnsiTheme="minorHAnsi" w:cstheme="minorBidi"/>
+        <w:rFonts w:ascii="Calibri" w:hAnsi="Calibri" w:eastAsia="Calibri" w:cs="" w:asciiTheme="minorHAnsi" w:cstheme="minorBidi" w:eastAsiaTheme="minorHAnsi" w:hAnsiTheme="minorHAnsi"/>
         <w:sz w:val="22"/>
         <w:szCs w:val="22"/>
         <w:lang w:val="de-AT" w:eastAsia="en-US" w:bidi="ar-SA"/>
@@ -3761,21 +4901,21 @@
     </w:rPrDefault>
     <w:pPrDefault>
       <w:pPr>
-        <w:spacing w:after="160" w:line="259" w:lineRule="auto"/>
+        <w:suppressAutoHyphens w:val="true"/>
       </w:pPr>
     </w:pPrDefault>
   </w:docDefaults>
   <w:latentStyles w:defLockedState="0" w:defUIPriority="99" w:defSemiHidden="0" w:defUnhideWhenUsed="0" w:defQFormat="0" w:count="376">
     <w:lsdException w:name="Normal" w:uiPriority="0" w:qFormat="1"/>
     <w:lsdException w:name="heading 1" w:uiPriority="9" w:qFormat="1"/>
-    <w:lsdException w:name="heading 2" w:semiHidden="1" w:uiPriority="0" w:unhideWhenUsed="1" w:qFormat="1"/>
-    <w:lsdException w:name="heading 3" w:semiHidden="1" w:uiPriority="9" w:unhideWhenUsed="1" w:qFormat="1"/>
-    <w:lsdException w:name="heading 4" w:semiHidden="1" w:uiPriority="9" w:unhideWhenUsed="1" w:qFormat="1"/>
-    <w:lsdException w:name="heading 5" w:semiHidden="1" w:uiPriority="9" w:unhideWhenUsed="1" w:qFormat="1"/>
-    <w:lsdException w:name="heading 6" w:semiHidden="1" w:uiPriority="9" w:unhideWhenUsed="1" w:qFormat="1"/>
-    <w:lsdException w:name="heading 7" w:semiHidden="1" w:uiPriority="9" w:unhideWhenUsed="1" w:qFormat="1"/>
-    <w:lsdException w:name="heading 8" w:semiHidden="1" w:uiPriority="9" w:unhideWhenUsed="1" w:qFormat="1"/>
-    <w:lsdException w:name="heading 9" w:semiHidden="1" w:uiPriority="9" w:unhideWhenUsed="1" w:qFormat="1"/>
+    <w:lsdException w:name="heading 2" w:uiPriority="0" w:semiHidden="1" w:unhideWhenUsed="1" w:qFormat="1"/>
+    <w:lsdException w:name="heading 3" w:uiPriority="9" w:semiHidden="1" w:unhideWhenUsed="1" w:qFormat="1"/>
+    <w:lsdException w:name="heading 4" w:uiPriority="9" w:semiHidden="1" w:unhideWhenUsed="1" w:qFormat="1"/>
+    <w:lsdException w:name="heading 5" w:uiPriority="9" w:semiHidden="1" w:unhideWhenUsed="1" w:qFormat="1"/>
+    <w:lsdException w:name="heading 6" w:uiPriority="9" w:semiHidden="1" w:unhideWhenUsed="1" w:qFormat="1"/>
+    <w:lsdException w:name="heading 7" w:uiPriority="9" w:semiHidden="1" w:unhideWhenUsed="1" w:qFormat="1"/>
+    <w:lsdException w:name="heading 8" w:uiPriority="9" w:semiHidden="1" w:unhideWhenUsed="1" w:qFormat="1"/>
+    <w:lsdException w:name="heading 9" w:uiPriority="9" w:semiHidden="1" w:unhideWhenUsed="1" w:qFormat="1"/>
     <w:lsdException w:name="index 1" w:semiHidden="1" w:unhideWhenUsed="1"/>
     <w:lsdException w:name="index 2" w:semiHidden="1" w:unhideWhenUsed="1"/>
     <w:lsdException w:name="index 3" w:semiHidden="1" w:unhideWhenUsed="1"/>
@@ -3785,29 +4925,29 @@
     <w:lsdException w:name="index 7" w:semiHidden="1" w:unhideWhenUsed="1"/>
     <w:lsdException w:name="index 8" w:semiHidden="1" w:unhideWhenUsed="1"/>
     <w:lsdException w:name="index 9" w:semiHidden="1" w:unhideWhenUsed="1"/>
-    <w:lsdException w:name="toc 1" w:semiHidden="1" w:uiPriority="39" w:unhideWhenUsed="1"/>
-    <w:lsdException w:name="toc 2" w:semiHidden="1" w:uiPriority="39" w:unhideWhenUsed="1"/>
-    <w:lsdException w:name="toc 3" w:semiHidden="1" w:uiPriority="39" w:unhideWhenUsed="1"/>
-    <w:lsdException w:name="toc 4" w:semiHidden="1" w:uiPriority="39" w:unhideWhenUsed="1"/>
-    <w:lsdException w:name="toc 5" w:semiHidden="1" w:uiPriority="39" w:unhideWhenUsed="1"/>
-    <w:lsdException w:name="toc 6" w:semiHidden="1" w:uiPriority="39" w:unhideWhenUsed="1"/>
-    <w:lsdException w:name="toc 7" w:semiHidden="1" w:uiPriority="39" w:unhideWhenUsed="1"/>
-    <w:lsdException w:name="toc 8" w:semiHidden="1" w:uiPriority="39" w:unhideWhenUsed="1"/>
-    <w:lsdException w:name="toc 9" w:semiHidden="1" w:uiPriority="39" w:unhideWhenUsed="1"/>
+    <w:lsdException w:name="toc 1" w:uiPriority="39" w:semiHidden="1" w:unhideWhenUsed="1"/>
+    <w:lsdException w:name="toc 2" w:uiPriority="39" w:semiHidden="1" w:unhideWhenUsed="1"/>
+    <w:lsdException w:name="toc 3" w:uiPriority="39" w:semiHidden="1" w:unhideWhenUsed="1"/>
+    <w:lsdException w:name="toc 4" w:uiPriority="39" w:semiHidden="1" w:unhideWhenUsed="1"/>
+    <w:lsdException w:name="toc 5" w:uiPriority="39" w:semiHidden="1" w:unhideWhenUsed="1"/>
+    <w:lsdException w:name="toc 6" w:uiPriority="39" w:semiHidden="1" w:unhideWhenUsed="1"/>
+    <w:lsdException w:name="toc 7" w:uiPriority="39" w:semiHidden="1" w:unhideWhenUsed="1"/>
+    <w:lsdException w:name="toc 8" w:uiPriority="39" w:semiHidden="1" w:unhideWhenUsed="1"/>
+    <w:lsdException w:name="toc 9" w:uiPriority="39" w:semiHidden="1" w:unhideWhenUsed="1"/>
     <w:lsdException w:name="Normal Indent" w:semiHidden="1" w:unhideWhenUsed="1"/>
     <w:lsdException w:name="footnote text" w:semiHidden="1" w:unhideWhenUsed="1"/>
     <w:lsdException w:name="annotation text" w:semiHidden="1" w:unhideWhenUsed="1"/>
-    <w:lsdException w:name="header" w:semiHidden="1" w:uiPriority="0" w:unhideWhenUsed="1"/>
+    <w:lsdException w:name="header" w:uiPriority="0" w:semiHidden="1" w:unhideWhenUsed="1"/>
     <w:lsdException w:name="footer" w:semiHidden="1" w:unhideWhenUsed="1"/>
     <w:lsdException w:name="index heading" w:semiHidden="1" w:unhideWhenUsed="1"/>
-    <w:lsdException w:name="caption" w:semiHidden="1" w:uiPriority="35" w:unhideWhenUsed="1" w:qFormat="1"/>
+    <w:lsdException w:name="caption" w:uiPriority="35" w:semiHidden="1" w:unhideWhenUsed="1" w:qFormat="1"/>
     <w:lsdException w:name="table of figures" w:semiHidden="1" w:unhideWhenUsed="1"/>
     <w:lsdException w:name="envelope address" w:semiHidden="1" w:unhideWhenUsed="1"/>
     <w:lsdException w:name="envelope return" w:semiHidden="1" w:unhideWhenUsed="1"/>
     <w:lsdException w:name="footnote reference" w:semiHidden="1" w:unhideWhenUsed="1"/>
     <w:lsdException w:name="annotation reference" w:semiHidden="1" w:unhideWhenUsed="1"/>
     <w:lsdException w:name="line number" w:semiHidden="1" w:unhideWhenUsed="1"/>
-    <w:lsdException w:name="page number" w:semiHidden="1" w:uiPriority="0" w:unhideWhenUsed="1"/>
+    <w:lsdException w:name="page number" w:uiPriority="0" w:semiHidden="1" w:unhideWhenUsed="1"/>
     <w:lsdException w:name="endnote reference" w:semiHidden="1" w:unhideWhenUsed="1"/>
     <w:lsdException w:name="endnote text" w:semiHidden="1" w:unhideWhenUsed="1"/>
     <w:lsdException w:name="table of authorities" w:semiHidden="1" w:unhideWhenUsed="1"/>
@@ -3831,7 +4971,7 @@
     <w:lsdException w:name="Title" w:uiPriority="10" w:qFormat="1"/>
     <w:lsdException w:name="Closing" w:semiHidden="1" w:unhideWhenUsed="1"/>
     <w:lsdException w:name="Signature" w:semiHidden="1" w:unhideWhenUsed="1"/>
-    <w:lsdException w:name="Default Paragraph Font" w:semiHidden="1" w:uiPriority="1" w:unhideWhenUsed="1"/>
+    <w:lsdException w:name="Default Paragraph Font" w:uiPriority="1" w:semiHidden="1" w:unhideWhenUsed="1"/>
     <w:lsdException w:name="Body Text" w:semiHidden="1" w:unhideWhenUsed="1"/>
     <w:lsdException w:name="Body Text Indent" w:semiHidden="1" w:unhideWhenUsed="1"/>
     <w:lsdException w:name="List Continue" w:semiHidden="1" w:unhideWhenUsed="1"/>
@@ -4031,8 +5171,8 @@
     <w:lsdException w:name="Subtle Reference" w:uiPriority="31" w:qFormat="1"/>
     <w:lsdException w:name="Intense Reference" w:uiPriority="32" w:qFormat="1"/>
     <w:lsdException w:name="Book Title" w:uiPriority="33" w:qFormat="1"/>
-    <w:lsdException w:name="Bibliography" w:semiHidden="1" w:uiPriority="37" w:unhideWhenUsed="1"/>
-    <w:lsdException w:name="TOC Heading" w:semiHidden="1" w:uiPriority="39" w:unhideWhenUsed="1" w:qFormat="1"/>
+    <w:lsdException w:name="Bibliography" w:uiPriority="37" w:semiHidden="1" w:unhideWhenUsed="1"/>
+    <w:lsdException w:name="TOC Heading" w:uiPriority="39" w:semiHidden="1" w:unhideWhenUsed="1" w:qFormat="1"/>
     <w:lsdException w:name="Plain Table 1" w:uiPriority="41"/>
     <w:lsdException w:name="Plain Table 2" w:uiPriority="42"/>
     <w:lsdException w:name="Plain Table 3" w:uiPriority="43"/>
@@ -4143,18 +5283,24 @@
     <w:lsdException w:name="Unresolved Mention" w:semiHidden="1" w:unhideWhenUsed="1"/>
     <w:lsdException w:name="Smart Link" w:semiHidden="1" w:unhideWhenUsed="1"/>
   </w:latentStyles>
-  <w:style w:type="paragraph" w:default="1" w:styleId="Normal">
+  <w:style w:type="paragraph" w:styleId="Normal" w:default="1">
     <w:name w:val="Normal"/>
     <w:qFormat/>
-    <w:rsid w:val="00ED0225"/>
+    <w:rsid w:val="00ed0225"/>
     <w:pPr>
-      <w:suppressAutoHyphens/>
-      <w:spacing w:after="0" w:line="240" w:lineRule="auto"/>
+      <w:widowControl/>
+      <w:suppressAutoHyphens w:val="true"/>
+      <w:bidi w:val="0"/>
+      <w:spacing w:lineRule="auto" w:line="240" w:before="0" w:after="0"/>
+      <w:jc w:val="start"/>
     </w:pPr>
     <w:rPr>
-      <w:rFonts w:ascii="Arial" w:eastAsia="Times New Roman" w:hAnsi="Arial" w:cs="Univers"/>
+      <w:rFonts w:ascii="Arial" w:hAnsi="Arial" w:eastAsia="Times New Roman" w:cs="Univers"/>
+      <w:color w:val="auto"/>
+      <w:kern w:val="0"/>
+      <w:sz w:val="22"/>
       <w:szCs w:val="24"/>
-      <w:lang w:val="de-DE" w:eastAsia="ar-SA"/>
+      <w:lang w:val="de-DE" w:eastAsia="ar-SA" w:bidi="ar-SA"/>
     </w:rPr>
   </w:style>
   <w:style w:type="paragraph" w:styleId="Heading2">
@@ -4163,11 +5309,12 @@
     <w:next w:val="Normal"/>
     <w:link w:val="Heading2Char"/>
     <w:qFormat/>
-    <w:rsid w:val="00ED0225"/>
+    <w:rsid w:val="00ed0225"/>
     <w:pPr>
-      <w:keepNext/>
+      <w:keepNext w:val="true"/>
       <w:numPr>
-        <w:numId w:val="5"/>
+        <w:ilvl w:val="0"/>
+        <w:numId w:val="4"/>
       </w:numPr>
       <w:spacing w:before="240" w:after="60"/>
       <w:outlineLvl w:val="1"/>
@@ -4182,39 +5329,21 @@
       <w:szCs w:val="28"/>
     </w:rPr>
   </w:style>
-  <w:style w:type="character" w:default="1" w:styleId="DefaultParagraphFont">
+  <w:style w:type="character" w:styleId="DefaultParagraphFont" w:default="1">
     <w:name w:val="Default Paragraph Font"/>
     <w:uiPriority w:val="1"/>
     <w:unhideWhenUsed/>
+    <w:qFormat/>
+    <w:rPr/>
   </w:style>
-  <w:style w:type="table" w:default="1" w:styleId="TableNormal">
-    <w:name w:val="Normal Table"/>
-    <w:uiPriority w:val="99"/>
-    <w:semiHidden/>
-    <w:unhideWhenUsed/>
-    <w:tblPr>
-      <w:tblInd w:w="0" w:type="dxa"/>
-      <w:tblCellMar>
-        <w:top w:w="0" w:type="dxa"/>
-        <w:left w:w="108" w:type="dxa"/>
-        <w:bottom w:w="0" w:type="dxa"/>
-        <w:right w:w="108" w:type="dxa"/>
-      </w:tblCellMar>
-    </w:tblPr>
-  </w:style>
-  <w:style w:type="numbering" w:default="1" w:styleId="NoList">
-    <w:name w:val="No List"/>
-    <w:uiPriority w:val="99"/>
-    <w:semiHidden/>
-    <w:unhideWhenUsed/>
-  </w:style>
-  <w:style w:type="character" w:customStyle="1" w:styleId="Heading2Char">
+  <w:style w:type="character" w:styleId="Heading2Char" w:customStyle="1">
     <w:name w:val="Heading 2 Char"/>
     <w:basedOn w:val="DefaultParagraphFont"/>
     <w:link w:val="Heading2"/>
-    <w:rsid w:val="00ED0225"/>
+    <w:qFormat/>
+    <w:rsid w:val="00ed0225"/>
     <w:rPr>
-      <w:rFonts w:ascii="Arial" w:eastAsia="Times New Roman" w:hAnsi="Arial" w:cs="Arial"/>
+      <w:rFonts w:ascii="Arial" w:hAnsi="Arial" w:eastAsia="Times New Roman" w:cs="Arial"/>
       <w:b/>
       <w:bCs/>
       <w:i/>
@@ -4224,50 +5353,27 @@
       <w:lang w:val="de-DE" w:eastAsia="ar-SA"/>
     </w:rPr>
   </w:style>
-  <w:style w:type="paragraph" w:styleId="Header">
-    <w:name w:val="header"/>
-    <w:basedOn w:val="Normal"/>
-    <w:link w:val="HeaderChar"/>
-    <w:rsid w:val="00ED0225"/>
-    <w:pPr>
-      <w:tabs>
-        <w:tab w:val="center" w:pos="4536"/>
-        <w:tab w:val="right" w:pos="9072"/>
-      </w:tabs>
-    </w:pPr>
-  </w:style>
-  <w:style w:type="character" w:customStyle="1" w:styleId="HeaderChar">
+  <w:style w:type="character" w:styleId="HeaderChar" w:customStyle="1">
     <w:name w:val="Header Char"/>
     <w:basedOn w:val="DefaultParagraphFont"/>
     <w:link w:val="Header"/>
-    <w:rsid w:val="00ED0225"/>
+    <w:qFormat/>
+    <w:rsid w:val="00ed0225"/>
     <w:rPr>
-      <w:rFonts w:ascii="Arial" w:eastAsia="Times New Roman" w:hAnsi="Arial" w:cs="Univers"/>
+      <w:rFonts w:ascii="Arial" w:hAnsi="Arial" w:eastAsia="Times New Roman" w:cs="Univers"/>
       <w:szCs w:val="24"/>
       <w:lang w:val="de-DE" w:eastAsia="ar-SA"/>
     </w:rPr>
   </w:style>
-  <w:style w:type="paragraph" w:styleId="Footer">
-    <w:name w:val="footer"/>
-    <w:basedOn w:val="Normal"/>
-    <w:link w:val="FooterChar"/>
-    <w:uiPriority w:val="99"/>
-    <w:rsid w:val="00ED0225"/>
-    <w:pPr>
-      <w:tabs>
-        <w:tab w:val="center" w:pos="4536"/>
-        <w:tab w:val="right" w:pos="9072"/>
-      </w:tabs>
-    </w:pPr>
-  </w:style>
-  <w:style w:type="character" w:customStyle="1" w:styleId="FooterChar">
+  <w:style w:type="character" w:styleId="FooterChar" w:customStyle="1">
     <w:name w:val="Footer Char"/>
     <w:basedOn w:val="DefaultParagraphFont"/>
     <w:link w:val="Footer"/>
     <w:uiPriority w:val="99"/>
-    <w:rsid w:val="00ED0225"/>
+    <w:qFormat/>
+    <w:rsid w:val="00ed0225"/>
     <w:rPr>
-      <w:rFonts w:ascii="Arial" w:eastAsia="Times New Roman" w:hAnsi="Arial" w:cs="Univers"/>
+      <w:rFonts w:ascii="Arial" w:hAnsi="Arial" w:eastAsia="Times New Roman" w:cs="Univers"/>
       <w:szCs w:val="24"/>
       <w:lang w:val="de-DE" w:eastAsia="ar-SA"/>
     </w:rPr>
@@ -4275,16 +5381,17 @@
   <w:style w:type="character" w:styleId="PageNumber">
     <w:name w:val="page number"/>
     <w:basedOn w:val="DefaultParagraphFont"/>
-    <w:rsid w:val="00ED0225"/>
+    <w:rsid w:val="00ed0225"/>
+    <w:rPr/>
   </w:style>
   <w:style w:type="character" w:styleId="Hyperlink">
     <w:name w:val="Hyperlink"/>
     <w:basedOn w:val="DefaultParagraphFont"/>
     <w:uiPriority w:val="99"/>
     <w:unhideWhenUsed/>
-    <w:rsid w:val="00A6447C"/>
+    <w:rsid w:val="00a6447c"/>
     <w:rPr>
-      <w:color w:val="0563C1" w:themeColor="hyperlink"/>
+      <w:color w:themeColor="hyperlink" w:val="0563C1"/>
       <w:u w:val="single"/>
     </w:rPr>
   </w:style>
@@ -4294,11 +5401,114 @@
     <w:uiPriority w:val="99"/>
     <w:semiHidden/>
     <w:unhideWhenUsed/>
-    <w:rsid w:val="00A6447C"/>
+    <w:qFormat/>
+    <w:rsid w:val="00a6447c"/>
     <w:rPr>
       <w:color w:val="605E5C"/>
-      <w:shd w:val="clear" w:color="auto" w:fill="E1DFDD"/>
+      <w:shd w:fill="E1DFDD" w:val="clear"/>
     </w:rPr>
+  </w:style>
+  <w:style w:type="character" w:styleId="Strong">
+    <w:name w:val="Strong"/>
+    <w:qFormat/>
+    <w:rPr>
+      <w:b/>
+      <w:bCs/>
+    </w:rPr>
+  </w:style>
+  <w:style w:type="paragraph" w:styleId="Heading">
+    <w:name w:val="Heading"/>
+    <w:basedOn w:val="Normal"/>
+    <w:next w:val="BodyText"/>
+    <w:qFormat/>
+    <w:pPr>
+      <w:keepNext w:val="true"/>
+      <w:spacing w:before="240" w:after="120"/>
+    </w:pPr>
+    <w:rPr>
+      <w:rFonts w:ascii="Liberation Sans" w:hAnsi="Liberation Sans" w:eastAsia="Nimbus Sans" w:cs="FreeSans"/>
+      <w:sz w:val="28"/>
+      <w:szCs w:val="28"/>
+    </w:rPr>
+  </w:style>
+  <w:style w:type="paragraph" w:styleId="BodyText">
+    <w:name w:val="Body Text"/>
+    <w:basedOn w:val="Normal"/>
+    <w:pPr>
+      <w:spacing w:lineRule="auto" w:line="276" w:before="0" w:after="140"/>
+    </w:pPr>
+    <w:rPr/>
+  </w:style>
+  <w:style w:type="paragraph" w:styleId="List">
+    <w:name w:val="List"/>
+    <w:basedOn w:val="BodyText"/>
+    <w:pPr/>
+    <w:rPr>
+      <w:rFonts w:cs="FreeSans"/>
+    </w:rPr>
+  </w:style>
+  <w:style w:type="paragraph" w:styleId="Caption">
+    <w:name w:val="caption"/>
+    <w:basedOn w:val="Normal"/>
+    <w:qFormat/>
+    <w:pPr>
+      <w:suppressLineNumbers/>
+      <w:spacing w:before="120" w:after="120"/>
+    </w:pPr>
+    <w:rPr>
+      <w:rFonts w:cs="FreeSans"/>
+      <w:i/>
+      <w:iCs/>
+      <w:sz w:val="24"/>
+      <w:szCs w:val="24"/>
+    </w:rPr>
+  </w:style>
+  <w:style w:type="paragraph" w:styleId="Index">
+    <w:name w:val="Index"/>
+    <w:basedOn w:val="Normal"/>
+    <w:qFormat/>
+    <w:pPr>
+      <w:suppressLineNumbers/>
+    </w:pPr>
+    <w:rPr>
+      <w:rFonts w:cs="FreeSans"/>
+    </w:rPr>
+  </w:style>
+  <w:style w:type="paragraph" w:styleId="HeaderandFooter">
+    <w:name w:val="Header and Footer"/>
+    <w:basedOn w:val="Normal"/>
+    <w:qFormat/>
+    <w:pPr/>
+    <w:rPr/>
+  </w:style>
+  <w:style w:type="paragraph" w:styleId="Header">
+    <w:name w:val="header"/>
+    <w:basedOn w:val="Normal"/>
+    <w:link w:val="HeaderChar"/>
+    <w:rsid w:val="00ed0225"/>
+    <w:pPr>
+      <w:tabs>
+        <w:tab w:val="clear" w:pos="708"/>
+        <w:tab w:val="center" w:pos="4536" w:leader="none"/>
+        <w:tab w:val="right" w:pos="9072" w:leader="none"/>
+      </w:tabs>
+    </w:pPr>
+    <w:rPr/>
+  </w:style>
+  <w:style w:type="paragraph" w:styleId="Footer">
+    <w:name w:val="footer"/>
+    <w:basedOn w:val="Normal"/>
+    <w:link w:val="FooterChar"/>
+    <w:uiPriority w:val="99"/>
+    <w:rsid w:val="00ed0225"/>
+    <w:pPr>
+      <w:tabs>
+        <w:tab w:val="clear" w:pos="708"/>
+        <w:tab w:val="center" w:pos="4536" w:leader="none"/>
+        <w:tab w:val="right" w:pos="9072" w:leader="none"/>
+      </w:tabs>
+    </w:pPr>
+    <w:rPr/>
   </w:style>
   <w:style w:type="paragraph" w:styleId="NormalWeb">
     <w:name w:val="Normal (Web)"/>
@@ -4306,10 +5516,11 @@
     <w:uiPriority w:val="99"/>
     <w:semiHidden/>
     <w:unhideWhenUsed/>
-    <w:rsid w:val="009F5BB4"/>
+    <w:qFormat/>
+    <w:rsid w:val="009f5bb4"/>
     <w:pPr>
-      <w:suppressAutoHyphens w:val="0"/>
-      <w:spacing w:before="100" w:beforeAutospacing="1" w:after="100" w:afterAutospacing="1"/>
+      <w:suppressAutoHyphens w:val="false"/>
+      <w:spacing w:beforeAutospacing="1" w:afterAutospacing="1"/>
     </w:pPr>
     <w:rPr>
       <w:rFonts w:ascii="Times New Roman" w:hAnsi="Times New Roman" w:cs="Times New Roman"/>
@@ -4317,18 +5528,69 @@
       <w:lang w:val="en-US" w:eastAsia="en-US"/>
     </w:rPr>
   </w:style>
+  <w:style w:type="paragraph" w:styleId="FrameContents">
+    <w:name w:val="Frame Contents"/>
+    <w:basedOn w:val="Normal"/>
+    <w:qFormat/>
+    <w:pPr/>
+    <w:rPr/>
+  </w:style>
+  <w:style w:type="paragraph" w:styleId="TableContents">
+    <w:name w:val="Table Contents"/>
+    <w:basedOn w:val="Normal"/>
+    <w:qFormat/>
+    <w:pPr>
+      <w:widowControl w:val="false"/>
+      <w:suppressLineNumbers/>
+    </w:pPr>
+    <w:rPr/>
+  </w:style>
+  <w:style w:type="paragraph" w:styleId="TableHeading">
+    <w:name w:val="Table Heading"/>
+    <w:basedOn w:val="TableContents"/>
+    <w:qFormat/>
+    <w:pPr>
+      <w:suppressLineNumbers/>
+      <w:jc w:val="center"/>
+    </w:pPr>
+    <w:rPr>
+      <w:b/>
+      <w:bCs/>
+    </w:rPr>
+  </w:style>
+  <w:style w:type="numbering" w:styleId="NoList" w:default="1">
+    <w:name w:val="No List"/>
+    <w:uiPriority w:val="99"/>
+    <w:semiHidden/>
+    <w:unhideWhenUsed/>
+    <w:qFormat/>
+  </w:style>
+  <w:style w:type="table" w:default="1" w:styleId="TableNormal">
+    <w:name w:val="Normal Table"/>
+    <w:uiPriority w:val="99"/>
+    <w:semiHidden/>
+    <w:unhideWhenUsed/>
+    <w:tblPr>
+      <w:tblCellMar>
+        <w:top w:w="0" w:type="dxa"/>
+        <w:left w:w="108" w:type="dxa"/>
+        <w:bottom w:w="0" w:type="dxa"/>
+        <w:right w:w="108" w:type="dxa"/>
+      </w:tblCellMar>
+    </w:tblPr>
+  </w:style>
 </w:styles>
 </file>
 
 <file path=word/theme/theme1.xml><?xml version="1.0" encoding="utf-8"?>
-<a:theme xmlns:a="http://schemas.openxmlformats.org/drawingml/2006/main" name="Office">
+<a:theme xmlns:a="http://schemas.openxmlformats.org/drawingml/2006/main" xmlns:r="http://schemas.openxmlformats.org/officeDocument/2006/relationships" name="Office">
   <a:themeElements>
     <a:clrScheme name="Office">
       <a:dk1>
-        <a:sysClr val="windowText" lastClr="000000"/>
+        <a:srgbClr val="000000"/>
       </a:dk1>
       <a:lt1>
-        <a:sysClr val="window" lastClr="FFFFFF"/>
+        <a:srgbClr val="FFFFFF"/>
       </a:lt1>
       <a:dk2>
         <a:srgbClr val="44546A"/>
@@ -4363,153 +5625,55 @@
     </a:clrScheme>
     <a:fontScheme name="Office">
       <a:majorFont>
-        <a:latin typeface="Calibri Light" panose="020F0302020204030204"/>
+        <a:latin typeface="Calibri Light" panose="020F0302020204030204" pitchFamily="0" charset="1"/>
         <a:ea typeface=""/>
         <a:cs typeface=""/>
-        <a:font script="Jpan" typeface="游ゴシック Light"/>
-        <a:font script="Hang" typeface="맑은 고딕"/>
-        <a:font script="Hans" typeface="等线 Light"/>
-        <a:font script="Hant" typeface="新細明體"/>
-        <a:font script="Arab" typeface="Times New Roman"/>
-        <a:font script="Hebr" typeface="Times New Roman"/>
-        <a:font script="Thai" typeface="Angsana New"/>
-        <a:font script="Ethi" typeface="Nyala"/>
-        <a:font script="Beng" typeface="Vrinda"/>
-        <a:font script="Gujr" typeface="Shruti"/>
-        <a:font script="Khmr" typeface="MoolBoran"/>
-        <a:font script="Knda" typeface="Tunga"/>
-        <a:font script="Guru" typeface="Raavi"/>
-        <a:font script="Cans" typeface="Euphemia"/>
-        <a:font script="Cher" typeface="Plantagenet Cherokee"/>
-        <a:font script="Yiii" typeface="Microsoft Yi Baiti"/>
-        <a:font script="Tibt" typeface="Microsoft Himalaya"/>
-        <a:font script="Thaa" typeface="MV Boli"/>
-        <a:font script="Deva" typeface="Mangal"/>
-        <a:font script="Telu" typeface="Gautami"/>
-        <a:font script="Taml" typeface="Latha"/>
-        <a:font script="Syrc" typeface="Estrangelo Edessa"/>
-        <a:font script="Orya" typeface="Kalinga"/>
-        <a:font script="Mlym" typeface="Kartika"/>
-        <a:font script="Laoo" typeface="DokChampa"/>
-        <a:font script="Sinh" typeface="Iskoola Pota"/>
-        <a:font script="Mong" typeface="Mongolian Baiti"/>
-        <a:font script="Viet" typeface="Times New Roman"/>
-        <a:font script="Uigh" typeface="Microsoft Uighur"/>
-        <a:font script="Geor" typeface="Sylfaen"/>
-        <a:font script="Armn" typeface="Arial"/>
-        <a:font script="Bugi" typeface="Leelawadee UI"/>
-        <a:font script="Bopo" typeface="Microsoft JhengHei"/>
-        <a:font script="Java" typeface="Javanese Text"/>
-        <a:font script="Lisu" typeface="Segoe UI"/>
-        <a:font script="Mymr" typeface="Myanmar Text"/>
-        <a:font script="Nkoo" typeface="Ebrima"/>
-        <a:font script="Olck" typeface="Nirmala UI"/>
-        <a:font script="Osma" typeface="Ebrima"/>
-        <a:font script="Phag" typeface="Phagspa"/>
-        <a:font script="Syrn" typeface="Estrangelo Edessa"/>
-        <a:font script="Syrj" typeface="Estrangelo Edessa"/>
-        <a:font script="Syre" typeface="Estrangelo Edessa"/>
-        <a:font script="Sora" typeface="Nirmala UI"/>
-        <a:font script="Tale" typeface="Microsoft Tai Le"/>
-        <a:font script="Talu" typeface="Microsoft New Tai Lue"/>
-        <a:font script="Tfng" typeface="Ebrima"/>
       </a:majorFont>
       <a:minorFont>
-        <a:latin typeface="Calibri" panose="020F0502020204030204"/>
+        <a:latin typeface="Calibri" panose="020F0502020204030204" pitchFamily="0" charset="1"/>
         <a:ea typeface=""/>
         <a:cs typeface=""/>
-        <a:font script="Jpan" typeface="游明朝"/>
-        <a:font script="Hang" typeface="맑은 고딕"/>
-        <a:font script="Hans" typeface="等线"/>
-        <a:font script="Hant" typeface="新細明體"/>
-        <a:font script="Arab" typeface="Arial"/>
-        <a:font script="Hebr" typeface="Arial"/>
-        <a:font script="Thai" typeface="Cordia New"/>
-        <a:font script="Ethi" typeface="Nyala"/>
-        <a:font script="Beng" typeface="Vrinda"/>
-        <a:font script="Gujr" typeface="Shruti"/>
-        <a:font script="Khmr" typeface="DaunPenh"/>
-        <a:font script="Knda" typeface="Tunga"/>
-        <a:font script="Guru" typeface="Raavi"/>
-        <a:font script="Cans" typeface="Euphemia"/>
-        <a:font script="Cher" typeface="Plantagenet Cherokee"/>
-        <a:font script="Yiii" typeface="Microsoft Yi Baiti"/>
-        <a:font script="Tibt" typeface="Microsoft Himalaya"/>
-        <a:font script="Thaa" typeface="MV Boli"/>
-        <a:font script="Deva" typeface="Mangal"/>
-        <a:font script="Telu" typeface="Gautami"/>
-        <a:font script="Taml" typeface="Latha"/>
-        <a:font script="Syrc" typeface="Estrangelo Edessa"/>
-        <a:font script="Orya" typeface="Kalinga"/>
-        <a:font script="Mlym" typeface="Kartika"/>
-        <a:font script="Laoo" typeface="DokChampa"/>
-        <a:font script="Sinh" typeface="Iskoola Pota"/>
-        <a:font script="Mong" typeface="Mongolian Baiti"/>
-        <a:font script="Viet" typeface="Arial"/>
-        <a:font script="Uigh" typeface="Microsoft Uighur"/>
-        <a:font script="Geor" typeface="Sylfaen"/>
-        <a:font script="Armn" typeface="Arial"/>
-        <a:font script="Bugi" typeface="Leelawadee UI"/>
-        <a:font script="Bopo" typeface="Microsoft JhengHei"/>
-        <a:font script="Java" typeface="Javanese Text"/>
-        <a:font script="Lisu" typeface="Segoe UI"/>
-        <a:font script="Mymr" typeface="Myanmar Text"/>
-        <a:font script="Nkoo" typeface="Ebrima"/>
-        <a:font script="Olck" typeface="Nirmala UI"/>
-        <a:font script="Osma" typeface="Ebrima"/>
-        <a:font script="Phag" typeface="Phagspa"/>
-        <a:font script="Syrn" typeface="Estrangelo Edessa"/>
-        <a:font script="Syrj" typeface="Estrangelo Edessa"/>
-        <a:font script="Syre" typeface="Estrangelo Edessa"/>
-        <a:font script="Sora" typeface="Nirmala UI"/>
-        <a:font script="Tale" typeface="Microsoft Tai Le"/>
-        <a:font script="Talu" typeface="Microsoft New Tai Lue"/>
-        <a:font script="Tfng" typeface="Ebrima"/>
       </a:minorFont>
     </a:fontScheme>
-    <a:fmtScheme name="Office">
+    <a:fmtScheme>
       <a:fillStyleLst>
         <a:solidFill>
           <a:schemeClr val="phClr"/>
         </a:solidFill>
-        <a:gradFill rotWithShape="1">
+        <a:gradFill>
           <a:gsLst>
             <a:gs pos="0">
               <a:schemeClr val="phClr">
                 <a:lumMod val="110000"/>
-                <a:satMod val="105000"/>
                 <a:tint val="67000"/>
               </a:schemeClr>
             </a:gs>
             <a:gs pos="50000">
               <a:schemeClr val="phClr">
                 <a:lumMod val="105000"/>
-                <a:satMod val="103000"/>
                 <a:tint val="73000"/>
               </a:schemeClr>
             </a:gs>
             <a:gs pos="100000">
               <a:schemeClr val="phClr">
                 <a:lumMod val="105000"/>
-                <a:satMod val="109000"/>
                 <a:tint val="81000"/>
               </a:schemeClr>
             </a:gs>
           </a:gsLst>
           <a:lin ang="5400000" scaled="0"/>
+          <a:tileRect l="0" t="0" r="0" b="0"/>
         </a:gradFill>
-        <a:gradFill rotWithShape="1">
+        <a:gradFill>
           <a:gsLst>
             <a:gs pos="0">
               <a:schemeClr val="phClr">
-                <a:satMod val="103000"/>
                 <a:lumMod val="102000"/>
                 <a:tint val="94000"/>
               </a:schemeClr>
             </a:gs>
             <a:gs pos="50000">
               <a:schemeClr val="phClr">
-                <a:satMod val="110000"/>
                 <a:lumMod val="100000"/>
                 <a:shade val="100000"/>
               </a:schemeClr>
@@ -4517,33 +5681,24 @@
             <a:gs pos="100000">
               <a:schemeClr val="phClr">
                 <a:lumMod val="99000"/>
-                <a:satMod val="120000"/>
                 <a:shade val="78000"/>
               </a:schemeClr>
             </a:gs>
           </a:gsLst>
           <a:lin ang="5400000" scaled="0"/>
+          <a:tileRect l="0" t="0" r="0" b="0"/>
         </a:gradFill>
       </a:fillStyleLst>
       <a:lnStyleLst>
         <a:ln w="6350" cap="flat" cmpd="sng" algn="ctr">
-          <a:solidFill>
-            <a:schemeClr val="phClr"/>
-          </a:solidFill>
           <a:prstDash val="solid"/>
           <a:miter lim="800000"/>
         </a:ln>
         <a:ln w="12700" cap="flat" cmpd="sng" algn="ctr">
-          <a:solidFill>
-            <a:schemeClr val="phClr"/>
-          </a:solidFill>
           <a:prstDash val="solid"/>
           <a:miter lim="800000"/>
         </a:ln>
         <a:ln w="19050" cap="flat" cmpd="sng" algn="ctr">
-          <a:solidFill>
-            <a:schemeClr val="phClr"/>
-          </a:solidFill>
           <a:prstDash val="solid"/>
           <a:miter lim="800000"/>
         </a:ln>
@@ -4556,13 +5711,7 @@
           <a:effectLst/>
         </a:effectStyle>
         <a:effectStyle>
-          <a:effectLst>
-            <a:outerShdw blurRad="57150" dist="19050" dir="5400000" algn="ctr" rotWithShape="0">
-              <a:srgbClr val="000000">
-                <a:alpha val="63000"/>
-              </a:srgbClr>
-            </a:outerShdw>
-          </a:effectLst>
+          <a:effectLst/>
         </a:effectStyle>
       </a:effectStyleLst>
       <a:bgFillStyleLst>
@@ -4572,15 +5721,13 @@
         <a:solidFill>
           <a:schemeClr val="phClr">
             <a:tint val="95000"/>
-            <a:satMod val="170000"/>
           </a:schemeClr>
         </a:solidFill>
-        <a:gradFill rotWithShape="1">
+        <a:gradFill>
           <a:gsLst>
             <a:gs pos="0">
               <a:schemeClr val="phClr">
                 <a:tint val="93000"/>
-                <a:satMod val="150000"/>
                 <a:shade val="98000"/>
                 <a:lumMod val="102000"/>
               </a:schemeClr>
@@ -4588,7 +5735,6 @@
             <a:gs pos="50000">
               <a:schemeClr val="phClr">
                 <a:tint val="98000"/>
-                <a:satMod val="130000"/>
                 <a:shade val="90000"/>
                 <a:lumMod val="103000"/>
               </a:schemeClr>
@@ -4596,21 +5742,14 @@
             <a:gs pos="100000">
               <a:schemeClr val="phClr">
                 <a:shade val="63000"/>
-                <a:satMod val="120000"/>
               </a:schemeClr>
             </a:gs>
           </a:gsLst>
           <a:lin ang="5400000" scaled="0"/>
+          <a:tileRect l="0" t="0" r="0" b="0"/>
         </a:gradFill>
       </a:bgFillStyleLst>
     </a:fmtScheme>
   </a:themeElements>
-  <a:objectDefaults/>
-  <a:extraClrSchemeLst/>
-  <a:extLst>
-    <a:ext uri="{05A4C25C-085E-4340-85A3-A5531E510DB2}">
-      <thm15:themeFamily xmlns:thm15="http://schemas.microsoft.com/office/thememl/2012/main" name="Office Theme" id="{62F939B6-93AF-4DB8-9C6B-D6C7DFDC589F}" vid="{4A3C46E8-61CC-4603-A589-7422A47A8E4A}"/>
-    </a:ext>
-  </a:extLst>
 </a:theme>
 </file>